--- a/src/assets/documents/Abhay_Choudhary_Resume.docx
+++ b/src/assets/documents/Abhay_Choudhary_Resume.docx
@@ -5,6 +5,7 @@
     <w:p>
       <w:pPr>
         <w:pStyle w:val="Title"/>
+        <w:ind w:left="0"/>
         <w:rPr>
           <w:rFonts w:ascii="Arial" w:hAnsi="Arial" w:cs="Arial"/>
         </w:rPr>
@@ -42,9 +43,11 @@
           <w:tab w:val="left" w:pos="8054"/>
         </w:tabs>
         <w:spacing w:before="36" w:line="283" w:lineRule="auto"/>
-        <w:ind w:left="104" w:right="507"/>
-        <w:rPr>
-          <w:rFonts w:ascii="Arial MT" w:hAnsi="Arial MT"/>
+        <w:ind w:right="244"/>
+        <w:rPr>
+          <w:rFonts w:ascii="Arial MT" w:hAnsi="Arial MT"/>
+          <w:color w:val="0000FF"/>
+          <w:spacing w:val="-2"/>
           <w:sz w:val="20"/>
           <w:szCs w:val="20"/>
         </w:rPr>
@@ -57,7 +60,7 @@
         </w:rPr>
         <w:t xml:space="preserve">LinkedIn: </w:t>
       </w:r>
-      <w:hyperlink r:id="rId5">
+      <w:hyperlink r:id="rId6">
         <w:r>
           <w:rPr>
             <w:rFonts w:ascii="Arial MT" w:hAnsi="Arial MT"/>
@@ -76,7 +79,7 @@
           <w:sz w:val="20"/>
           <w:szCs w:val="20"/>
         </w:rPr>
-        <w:t xml:space="preserve">                                          </w:t>
+        <w:t xml:space="preserve">                                       </w:t>
       </w:r>
       <w:r>
         <w:rPr>
@@ -85,7 +88,7 @@
           <w:sz w:val="20"/>
           <w:szCs w:val="20"/>
         </w:rPr>
-        <w:t xml:space="preserve">   </w:t>
+        <w:t xml:space="preserve">                  </w:t>
       </w:r>
       <w:r>
         <w:rPr>
@@ -105,7 +108,7 @@
         </w:rPr>
         <w:t xml:space="preserve"> </w:t>
       </w:r>
-      <w:hyperlink r:id="rId6" w:history="1">
+      <w:hyperlink r:id="rId7" w:history="1">
         <w:r>
           <w:rPr>
             <w:rStyle w:val="Hyperlink"/>
@@ -127,7 +130,22 @@
         </w:rPr>
         <w:t xml:space="preserve"> </w:t>
       </w:r>
-      <w:hyperlink r:id="rId7">
+    </w:p>
+    <w:p>
+      <w:pPr>
+        <w:tabs>
+          <w:tab w:val="left" w:pos="6681"/>
+          <w:tab w:val="left" w:pos="8054"/>
+        </w:tabs>
+        <w:spacing w:before="36" w:line="283" w:lineRule="auto"/>
+        <w:ind w:right="244"/>
+        <w:rPr>
+          <w:rFonts w:ascii="Arial MT" w:hAnsi="Arial MT"/>
+          <w:sz w:val="20"/>
+          <w:szCs w:val="20"/>
+        </w:rPr>
+      </w:pPr>
+      <w:hyperlink r:id="rId8">
         <w:r>
           <w:rPr>
             <w:rFonts w:ascii="Arial MT" w:hAnsi="Arial MT"/>
@@ -143,7 +161,7 @@
         </w:rPr>
         <w:t xml:space="preserve"> </w:t>
       </w:r>
-      <w:hyperlink r:id="rId8" w:history="1">
+      <w:hyperlink r:id="rId9" w:history="1">
         <w:r>
           <w:rPr>
             <w:rStyle w:val="Hyperlink"/>
@@ -171,7 +189,16 @@
           <w:sz w:val="20"/>
           <w:szCs w:val="20"/>
         </w:rPr>
-        <w:t xml:space="preserve">                         </w:t>
+        <w:t xml:space="preserve">                  </w:t>
+      </w:r>
+      <w:r>
+        <w:rPr>
+          <w:rFonts w:ascii="Arial MT" w:hAnsi="Arial MT"/>
+          <w:color w:val="0000FF"/>
+          <w:sz w:val="20"/>
+          <w:szCs w:val="20"/>
+        </w:rPr>
+        <w:t xml:space="preserve">                 </w:t>
       </w:r>
       <w:r>
         <w:rPr>
@@ -203,7 +230,8 @@
     <w:p>
       <w:pPr>
         <w:pStyle w:val="Heading1"/>
-        <w:spacing w:before="98"/>
+        <w:spacing w:before="60"/>
+        <w:ind w:left="0"/>
         <w:rPr>
           <w:rFonts w:ascii="Arial MT" w:hAnsi="Arial MT"/>
         </w:rPr>
@@ -222,16 +250,16 @@
         <mc:AlternateContent>
           <mc:Choice Requires="wps">
             <w:drawing>
-              <wp:anchor distT="0" distB="0" distL="114300" distR="114300" simplePos="0" relativeHeight="251655680" behindDoc="0" locked="0" layoutInCell="1" allowOverlap="1" wp14:anchorId="371003FA" wp14:editId="4F8F2926">
+              <wp:anchor distT="0" distB="0" distL="114300" distR="114300" simplePos="0" relativeHeight="251655168" behindDoc="0" locked="0" layoutInCell="1" allowOverlap="1" wp14:anchorId="371003FA" wp14:editId="5F2F29ED">
                 <wp:simplePos x="0" y="0"/>
                 <wp:positionH relativeFrom="column">
-                  <wp:posOffset>52070</wp:posOffset>
+                  <wp:posOffset>1</wp:posOffset>
                 </wp:positionH>
                 <wp:positionV relativeFrom="paragraph">
-                  <wp:posOffset>226695</wp:posOffset>
+                  <wp:posOffset>229235</wp:posOffset>
                 </wp:positionV>
-                <wp:extent cx="6431280" cy="15240"/>
-                <wp:effectExtent l="0" t="0" r="26670" b="22860"/>
+                <wp:extent cx="6847840" cy="0"/>
+                <wp:effectExtent l="0" t="0" r="0" b="0"/>
                 <wp:wrapNone/>
                 <wp:docPr id="1220406116" name="Straight Connector 6"/>
                 <wp:cNvGraphicFramePr/>
@@ -242,7 +270,7 @@
                       <wps:spPr>
                         <a:xfrm flipV="1">
                           <a:off x="0" y="0"/>
-                          <a:ext cx="6431280" cy="15240"/>
+                          <a:ext cx="6847840" cy="0"/>
                         </a:xfrm>
                         <a:prstGeom prst="line">
                           <a:avLst/>
@@ -277,7 +305,7 @@
           </mc:Choice>
           <mc:Fallback>
             <w:pict>
-              <v:line w14:anchorId="66959FBB" id="Straight Connector 6" o:spid="_x0000_s1026" style="position:absolute;flip:y;z-index:251655680;visibility:visible;mso-wrap-style:square;mso-width-percent:0;mso-height-percent:0;mso-wrap-distance-left:9pt;mso-wrap-distance-top:0;mso-wrap-distance-right:9pt;mso-wrap-distance-bottom:0;mso-position-horizontal:absolute;mso-position-horizontal-relative:text;mso-position-vertical:absolute;mso-position-vertical-relative:text;mso-width-percent:0;mso-height-percent:0;mso-width-relative:margin;mso-height-relative:margin" from="4.1pt,17.85pt" to="510.5pt,19.05pt" o:gfxdata="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" strokecolor="black [3040]"/>
+              <v:line w14:anchorId="42501C8E" id="Straight Connector 6" o:spid="_x0000_s1026" style="position:absolute;flip:y;z-index:251655168;visibility:visible;mso-wrap-style:square;mso-width-percent:0;mso-height-percent:0;mso-wrap-distance-left:9pt;mso-wrap-distance-top:0;mso-wrap-distance-right:9pt;mso-wrap-distance-bottom:0;mso-position-horizontal:absolute;mso-position-horizontal-relative:text;mso-position-vertical:absolute;mso-position-vertical-relative:text;mso-width-percent:0;mso-height-percent:0;mso-width-relative:margin;mso-height-relative:margin" from="0,18.05pt" to="539.2pt,18.05pt" o:gfxdata="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" strokecolor="black [3040]"/>
             </w:pict>
           </mc:Fallback>
         </mc:AlternateContent>
@@ -295,7 +323,8 @@
     <w:p>
       <w:pPr>
         <w:pStyle w:val="Heading1"/>
-        <w:spacing w:before="98"/>
+        <w:spacing w:before="59"/>
+        <w:ind w:left="0"/>
         <w:rPr>
           <w:spacing w:val="-5"/>
           <w:sz w:val="20"/>
@@ -409,7 +438,8 @@
     <w:p>
       <w:pPr>
         <w:pStyle w:val="Heading1"/>
-        <w:spacing w:before="98"/>
+        <w:spacing w:before="59"/>
+        <w:ind w:left="0"/>
         <w:rPr>
           <w:rFonts w:ascii="Arial MT" w:hAnsi="Arial MT"/>
           <w:sz w:val="20"/>
@@ -540,31 +570,7 @@
         </w:rPr>
         <w:t xml:space="preserve"> </w:t>
       </w:r>
-      <w:r>
-        <w:rPr>
-          <w:rFonts w:ascii="Arial MT" w:hAnsi="Arial MT"/>
-          <w:sz w:val="20"/>
-          <w:szCs w:val="20"/>
-        </w:rPr>
-        <w:t>Spring</w:t>
-      </w:r>
-      <w:r>
-        <w:rPr>
-          <w:rFonts w:ascii="Arial MT" w:hAnsi="Arial MT"/>
-          <w:spacing w:val="-6"/>
-          <w:sz w:val="20"/>
-          <w:szCs w:val="20"/>
-        </w:rPr>
-        <w:t xml:space="preserve"> </w:t>
-      </w:r>
-      <w:r>
-        <w:rPr>
-          <w:rFonts w:ascii="Arial MT" w:hAnsi="Arial MT"/>
-          <w:sz w:val="20"/>
-          <w:szCs w:val="20"/>
-        </w:rPr>
-        <w:t>Boot,</w:t>
-      </w:r>
+      <w:proofErr w:type="spellStart"/>
       <w:r>
         <w:rPr>
           <w:rFonts w:ascii="Arial MT" w:hAnsi="Arial MT"/>
@@ -572,15 +578,56 @@
           <w:sz w:val="20"/>
           <w:szCs w:val="20"/>
         </w:rPr>
-        <w:t xml:space="preserve"> </w:t>
-      </w:r>
-      <w:r>
-        <w:rPr>
-          <w:rFonts w:ascii="Arial MT" w:hAnsi="Arial MT"/>
-          <w:sz w:val="20"/>
-          <w:szCs w:val="20"/>
-        </w:rPr>
-        <w:t>HTML5,</w:t>
+        <w:t>FastAPI</w:t>
+      </w:r>
+      <w:proofErr w:type="spellEnd"/>
+      <w:r>
+        <w:rPr>
+          <w:rFonts w:ascii="Arial MT" w:hAnsi="Arial MT"/>
+          <w:spacing w:val="-7"/>
+          <w:sz w:val="20"/>
+          <w:szCs w:val="20"/>
+        </w:rPr>
+        <w:t xml:space="preserve">, </w:t>
+      </w:r>
+      <w:proofErr w:type="spellStart"/>
+      <w:r>
+        <w:rPr>
+          <w:rFonts w:ascii="Arial MT" w:hAnsi="Arial MT"/>
+          <w:spacing w:val="-7"/>
+          <w:sz w:val="20"/>
+          <w:szCs w:val="20"/>
+        </w:rPr>
+        <w:t>LangChain</w:t>
+      </w:r>
+      <w:proofErr w:type="spellEnd"/>
+      <w:r>
+        <w:rPr>
+          <w:rFonts w:ascii="Arial MT" w:hAnsi="Arial MT"/>
+          <w:spacing w:val="-7"/>
+          <w:sz w:val="20"/>
+          <w:szCs w:val="20"/>
+        </w:rPr>
+        <w:t xml:space="preserve">, </w:t>
+      </w:r>
+      <w:proofErr w:type="spellStart"/>
+      <w:r>
+        <w:rPr>
+          <w:rFonts w:ascii="Arial MT" w:hAnsi="Arial MT"/>
+          <w:spacing w:val="-7"/>
+          <w:sz w:val="20"/>
+          <w:szCs w:val="20"/>
+        </w:rPr>
+        <w:t>LangGraph</w:t>
+      </w:r>
+      <w:proofErr w:type="spellEnd"/>
+      <w:r>
+        <w:rPr>
+          <w:rFonts w:ascii="Arial MT" w:hAnsi="Arial MT"/>
+          <w:sz w:val="20"/>
+          <w:szCs w:val="20"/>
+        </w:rPr>
+        <w:t>,</w:t>
       </w:r>
       <w:r>
         <w:rPr>
@@ -637,10 +684,10 @@
     <w:p>
       <w:pPr>
         <w:pStyle w:val="Heading1"/>
-        <w:spacing w:before="98"/>
-        <w:rPr>
-          <w:rFonts w:ascii="Arial MT" w:hAnsi="Arial MT"/>
-          <w:spacing w:val="-2"/>
+        <w:spacing w:before="59"/>
+        <w:ind w:left="0"/>
+        <w:rPr>
+          <w:rFonts w:ascii="Arial MT" w:hAnsi="Arial MT"/>
           <w:sz w:val="20"/>
           <w:szCs w:val="20"/>
         </w:rPr>
@@ -778,23 +825,6 @@
           <w:szCs w:val="20"/>
         </w:rPr>
         <w:t>Postman,</w:t>
-      </w:r>
-      <w:r>
-        <w:rPr>
-          <w:rFonts w:ascii="Arial MT" w:hAnsi="Arial MT"/>
-          <w:spacing w:val="-10"/>
-          <w:sz w:val="20"/>
-          <w:szCs w:val="20"/>
-        </w:rPr>
-        <w:t xml:space="preserve"> </w:t>
-      </w:r>
-      <w:r>
-        <w:rPr>
-          <w:rFonts w:ascii="Arial MT" w:hAnsi="Arial MT"/>
-          <w:sz w:val="20"/>
-          <w:szCs w:val="20"/>
-        </w:rPr>
-        <w:t>Maven,</w:t>
       </w:r>
       <w:r>
         <w:rPr>
@@ -818,7 +848,8 @@
     <w:p>
       <w:pPr>
         <w:pStyle w:val="Heading1"/>
-        <w:spacing w:before="98"/>
+        <w:spacing w:before="59"/>
+        <w:ind w:left="0"/>
         <w:rPr>
           <w:rFonts w:ascii="Arial MT" w:hAnsi="Arial MT"/>
           <w:sz w:val="20"/>
@@ -833,7 +864,7 @@
           <w:sz w:val="20"/>
           <w:szCs w:val="20"/>
         </w:rPr>
-        <w:t>Core</w:t>
+        <w:t>Soft</w:t>
       </w:r>
       <w:r>
         <w:rPr>
@@ -854,60 +885,46 @@
           <w:sz w:val="20"/>
           <w:szCs w:val="20"/>
         </w:rPr>
-        <w:t>CS</w:t>
-      </w:r>
-      <w:r>
-        <w:rPr>
-          <w:rFonts w:ascii="Arial"/>
-          <w:b/>
-          <w:color w:val="2C2E92"/>
-          <w:spacing w:val="-14"/>
-          <w:sz w:val="20"/>
-          <w:szCs w:val="20"/>
-        </w:rPr>
-        <w:t xml:space="preserve"> </w:t>
-      </w:r>
-      <w:r>
-        <w:rPr>
-          <w:rFonts w:ascii="Arial"/>
-          <w:b/>
-          <w:color w:val="2C2E92"/>
-          <w:sz w:val="20"/>
-          <w:szCs w:val="20"/>
-        </w:rPr>
-        <w:t>Fundamentals</w:t>
-      </w:r>
-      <w:r>
-        <w:rPr>
-          <w:sz w:val="20"/>
-          <w:szCs w:val="20"/>
-        </w:rPr>
-        <w:t xml:space="preserve">:         </w:t>
-      </w:r>
-      <w:r>
-        <w:rPr>
-          <w:rFonts w:ascii="Arial MT" w:hAnsi="Arial MT"/>
-          <w:sz w:val="20"/>
-          <w:szCs w:val="20"/>
-        </w:rPr>
-        <w:t>Data</w:t>
-      </w:r>
-      <w:r>
-        <w:rPr>
-          <w:rFonts w:ascii="Arial MT" w:hAnsi="Arial MT"/>
-          <w:spacing w:val="-14"/>
-          <w:sz w:val="20"/>
-          <w:szCs w:val="20"/>
-        </w:rPr>
-        <w:t xml:space="preserve"> </w:t>
-      </w:r>
-      <w:r>
-        <w:rPr>
-          <w:rFonts w:ascii="Arial MT" w:hAnsi="Arial MT"/>
-          <w:sz w:val="20"/>
-          <w:szCs w:val="20"/>
-        </w:rPr>
-        <w:t>Structures</w:t>
+        <w:t>Skills</w:t>
+      </w:r>
+      <w:r>
+        <w:rPr>
+          <w:sz w:val="20"/>
+          <w:szCs w:val="20"/>
+        </w:rPr>
+        <w:t xml:space="preserve">:             </w:t>
+      </w:r>
+      <w:r>
+        <w:rPr>
+          <w:sz w:val="20"/>
+          <w:szCs w:val="20"/>
+        </w:rPr>
+        <w:t xml:space="preserve">                     </w:t>
+      </w:r>
+      <w:r>
+        <w:rPr>
+          <w:rFonts w:ascii="Arial MT" w:hAnsi="Arial MT"/>
+          <w:sz w:val="20"/>
+          <w:szCs w:val="20"/>
+        </w:rPr>
+        <w:t>Problem</w:t>
+      </w:r>
+      <w:r>
+        <w:rPr>
+          <w:rFonts w:ascii="Arial MT" w:hAnsi="Arial MT"/>
+          <w:spacing w:val="-11"/>
+          <w:sz w:val="20"/>
+          <w:szCs w:val="20"/>
+        </w:rPr>
+        <w:t xml:space="preserve"> </w:t>
+      </w:r>
+      <w:r>
+        <w:rPr>
+          <w:rFonts w:ascii="Arial MT" w:hAnsi="Arial MT"/>
+          <w:sz w:val="20"/>
+          <w:szCs w:val="20"/>
+        </w:rPr>
+        <w:t>Solving,</w:t>
       </w:r>
       <w:r>
         <w:rPr>
@@ -924,24 +941,7 @@
           <w:sz w:val="20"/>
           <w:szCs w:val="20"/>
         </w:rPr>
-        <w:t>and</w:t>
-      </w:r>
-      <w:r>
-        <w:rPr>
-          <w:rFonts w:ascii="Arial MT" w:hAnsi="Arial MT"/>
-          <w:spacing w:val="-10"/>
-          <w:sz w:val="20"/>
-          <w:szCs w:val="20"/>
-        </w:rPr>
-        <w:t xml:space="preserve"> </w:t>
-      </w:r>
-      <w:r>
-        <w:rPr>
-          <w:rFonts w:ascii="Arial MT" w:hAnsi="Arial MT"/>
-          <w:sz w:val="20"/>
-          <w:szCs w:val="20"/>
-        </w:rPr>
-        <w:t>Algorithms,</w:t>
+        <w:t>Communication,</w:t>
       </w:r>
       <w:r>
         <w:rPr>
@@ -958,24 +958,7 @@
           <w:sz w:val="20"/>
           <w:szCs w:val="20"/>
         </w:rPr>
-        <w:t>Object-Oriented</w:t>
-      </w:r>
-      <w:r>
-        <w:rPr>
-          <w:rFonts w:ascii="Arial MT" w:hAnsi="Arial MT"/>
-          <w:spacing w:val="-12"/>
-          <w:sz w:val="20"/>
-          <w:szCs w:val="20"/>
-        </w:rPr>
-        <w:t xml:space="preserve"> </w:t>
-      </w:r>
-      <w:r>
-        <w:rPr>
-          <w:rFonts w:ascii="Arial MT" w:hAnsi="Arial MT"/>
-          <w:sz w:val="20"/>
-          <w:szCs w:val="20"/>
-        </w:rPr>
-        <w:t>Programming,</w:t>
+        <w:t>Time</w:t>
       </w:r>
       <w:r>
         <w:rPr>
@@ -989,179 +972,32 @@
       <w:r>
         <w:rPr>
           <w:rFonts w:ascii="Arial MT" w:hAnsi="Arial MT"/>
-          <w:sz w:val="20"/>
-          <w:szCs w:val="20"/>
-        </w:rPr>
-        <w:t>DBMS,</w:t>
-      </w:r>
-      <w:r>
-        <w:rPr>
-          <w:rFonts w:ascii="Arial MT" w:hAnsi="Arial MT"/>
-          <w:spacing w:val="-12"/>
-          <w:sz w:val="20"/>
-          <w:szCs w:val="20"/>
-        </w:rPr>
-        <w:t xml:space="preserve"> </w:t>
-      </w:r>
-      <w:r>
-        <w:rPr>
-          <w:rFonts w:ascii="Arial MT" w:hAnsi="Arial MT"/>
-          <w:sz w:val="20"/>
-          <w:szCs w:val="20"/>
-        </w:rPr>
-        <w:t>OS</w:t>
-      </w:r>
-    </w:p>
-    <w:p>
-      <w:pPr>
-        <w:pStyle w:val="Heading1"/>
-        <w:spacing w:before="98"/>
-        <w:rPr>
-          <w:rFonts w:ascii="Arial MT" w:hAnsi="Arial MT"/>
-          <w:sz w:val="20"/>
-          <w:szCs w:val="20"/>
-        </w:rPr>
-      </w:pPr>
-      <w:r>
-        <w:rPr>
-          <w:rFonts w:ascii="Arial"/>
-          <w:b/>
-          <w:color w:val="2C2E92"/>
-          <w:sz w:val="20"/>
-          <w:szCs w:val="20"/>
-        </w:rPr>
-        <w:t>Soft</w:t>
-      </w:r>
-      <w:r>
-        <w:rPr>
-          <w:rFonts w:ascii="Arial"/>
-          <w:b/>
-          <w:color w:val="2C2E92"/>
-          <w:spacing w:val="-14"/>
-          <w:sz w:val="20"/>
-          <w:szCs w:val="20"/>
-        </w:rPr>
-        <w:t xml:space="preserve"> </w:t>
-      </w:r>
-      <w:r>
-        <w:rPr>
-          <w:rFonts w:ascii="Arial"/>
-          <w:b/>
-          <w:color w:val="2C2E92"/>
-          <w:sz w:val="20"/>
-          <w:szCs w:val="20"/>
-        </w:rPr>
-        <w:t>Skills</w:t>
-      </w:r>
-      <w:r>
-        <w:rPr>
-          <w:sz w:val="20"/>
-          <w:szCs w:val="20"/>
-        </w:rPr>
-        <w:t xml:space="preserve">:             </w:t>
-      </w:r>
-      <w:r>
-        <w:rPr>
-          <w:sz w:val="20"/>
-          <w:szCs w:val="20"/>
-        </w:rPr>
-        <w:t xml:space="preserve">                     </w:t>
-      </w:r>
-      <w:r>
-        <w:rPr>
-          <w:rFonts w:ascii="Arial MT" w:hAnsi="Arial MT"/>
-          <w:sz w:val="20"/>
-          <w:szCs w:val="20"/>
-        </w:rPr>
-        <w:t>Problem</w:t>
-      </w:r>
-      <w:r>
-        <w:rPr>
-          <w:rFonts w:ascii="Arial MT" w:hAnsi="Arial MT"/>
-          <w:spacing w:val="-11"/>
-          <w:sz w:val="20"/>
-          <w:szCs w:val="20"/>
-        </w:rPr>
-        <w:t xml:space="preserve"> </w:t>
-      </w:r>
-      <w:r>
-        <w:rPr>
-          <w:rFonts w:ascii="Arial MT" w:hAnsi="Arial MT"/>
-          <w:sz w:val="20"/>
-          <w:szCs w:val="20"/>
-        </w:rPr>
-        <w:t>Solving,</w:t>
-      </w:r>
-      <w:r>
-        <w:rPr>
-          <w:rFonts w:ascii="Arial MT" w:hAnsi="Arial MT"/>
-          <w:spacing w:val="-13"/>
-          <w:sz w:val="20"/>
-          <w:szCs w:val="20"/>
-        </w:rPr>
-        <w:t xml:space="preserve"> </w:t>
-      </w:r>
-      <w:r>
-        <w:rPr>
-          <w:rFonts w:ascii="Arial MT" w:hAnsi="Arial MT"/>
-          <w:sz w:val="20"/>
-          <w:szCs w:val="20"/>
-        </w:rPr>
-        <w:t>Communication,</w:t>
-      </w:r>
-      <w:r>
-        <w:rPr>
-          <w:rFonts w:ascii="Arial MT" w:hAnsi="Arial MT"/>
-          <w:spacing w:val="-13"/>
-          <w:sz w:val="20"/>
-          <w:szCs w:val="20"/>
-        </w:rPr>
-        <w:t xml:space="preserve"> </w:t>
-      </w:r>
-      <w:r>
-        <w:rPr>
-          <w:rFonts w:ascii="Arial MT" w:hAnsi="Arial MT"/>
-          <w:sz w:val="20"/>
-          <w:szCs w:val="20"/>
-        </w:rPr>
-        <w:t>Time</w:t>
-      </w:r>
-      <w:r>
-        <w:rPr>
-          <w:rFonts w:ascii="Arial MT" w:hAnsi="Arial MT"/>
-          <w:spacing w:val="-11"/>
-          <w:sz w:val="20"/>
-          <w:szCs w:val="20"/>
-        </w:rPr>
-        <w:t xml:space="preserve"> </w:t>
-      </w:r>
-      <w:r>
-        <w:rPr>
-          <w:rFonts w:ascii="Arial MT" w:hAnsi="Arial MT"/>
           <w:spacing w:val="-2"/>
           <w:sz w:val="20"/>
           <w:szCs w:val="20"/>
         </w:rPr>
         <w:t>Management</w:t>
       </w:r>
-    </w:p>
-    <w:p>
-      <w:pPr>
-        <w:pStyle w:val="Heading1"/>
-        <w:spacing w:before="110"/>
-        <w:rPr>
-          <w:smallCaps/>
-          <w:color w:val="453891"/>
-          <w:spacing w:val="-2"/>
-        </w:rPr>
-      </w:pPr>
       <w:bookmarkStart w:id="2" w:name="PROJECTS_"/>
       <w:bookmarkEnd w:id="2"/>
     </w:p>
     <w:p>
       <w:pPr>
         <w:pStyle w:val="Heading1"/>
-        <w:spacing w:before="110"/>
+        <w:spacing w:before="20"/>
+        <w:ind w:left="102"/>
+        <w:rPr>
+          <w:rFonts w:ascii="Arial MT" w:hAnsi="Arial MT"/>
+          <w:sz w:val="20"/>
+          <w:szCs w:val="20"/>
+        </w:rPr>
+      </w:pPr>
+    </w:p>
+    <w:p>
+      <w:pPr>
+        <w:pStyle w:val="Heading1"/>
+        <w:spacing w:before="60"/>
+        <w:ind w:left="0"/>
         <w:rPr>
           <w:rFonts w:ascii="Arial MT" w:hAnsi="Arial MT"/>
           <w:smallCaps/>
@@ -1171,29 +1007,6 @@
       </w:pPr>
       <w:r>
         <w:rPr>
-          <w:rFonts w:ascii="Arial MT" w:hAnsi="Arial MT"/>
-          <w:smallCaps/>
-          <w:color w:val="453891"/>
-          <w:spacing w:val="-2"/>
-        </w:rPr>
-        <w:t>Projects</w:t>
-      </w:r>
-    </w:p>
-    <w:p>
-      <w:pPr>
-        <w:pStyle w:val="Heading1"/>
-        <w:spacing w:before="110"/>
-        <w:rPr>
-          <w:rFonts w:ascii="Arial MT" w:hAnsi="Arial MT"/>
-          <w:smallCaps/>
-          <w:color w:val="453891"/>
-          <w:spacing w:val="-2"/>
-          <w:sz w:val="20"/>
-          <w:szCs w:val="20"/>
-        </w:rPr>
-      </w:pPr>
-      <w:r>
-        <w:rPr>
           <w:rFonts w:ascii="Arial" w:hAnsi="Arial" w:cs="Arial"/>
           <w:b/>
           <w:noProof/>
@@ -1204,16 +1017,16 @@
         <mc:AlternateContent>
           <mc:Choice Requires="wps">
             <w:drawing>
-              <wp:anchor distT="0" distB="0" distL="114300" distR="114300" simplePos="0" relativeHeight="251654656" behindDoc="0" locked="0" layoutInCell="1" allowOverlap="1" wp14:anchorId="5F24D795" wp14:editId="1886D03E">
+              <wp:anchor distT="0" distB="0" distL="114300" distR="114300" simplePos="0" relativeHeight="251657216" behindDoc="0" locked="0" layoutInCell="1" allowOverlap="1" wp14:anchorId="5F24D795" wp14:editId="5540162C">
                 <wp:simplePos x="0" y="0"/>
                 <wp:positionH relativeFrom="column">
-                  <wp:posOffset>53340</wp:posOffset>
+                  <wp:posOffset>1905</wp:posOffset>
                 </wp:positionH>
                 <wp:positionV relativeFrom="paragraph">
-                  <wp:posOffset>8255</wp:posOffset>
+                  <wp:posOffset>240030</wp:posOffset>
                 </wp:positionV>
-                <wp:extent cx="6446520" cy="7620"/>
-                <wp:effectExtent l="0" t="0" r="30480" b="30480"/>
+                <wp:extent cx="6845935" cy="0"/>
+                <wp:effectExtent l="0" t="0" r="0" b="0"/>
                 <wp:wrapNone/>
                 <wp:docPr id="2105211793" name="Straight Connector 6"/>
                 <wp:cNvGraphicFramePr/>
@@ -1224,7 +1037,7 @@
                       <wps:spPr>
                         <a:xfrm>
                           <a:off x="0" y="0"/>
-                          <a:ext cx="6446520" cy="7620"/>
+                          <a:ext cx="6845935" cy="0"/>
                         </a:xfrm>
                         <a:prstGeom prst="line">
                           <a:avLst/>
@@ -1259,12 +1072,687 @@
           </mc:Choice>
           <mc:Fallback>
             <w:pict>
-              <v:line w14:anchorId="2912CFB3" id="Straight Connector 6" o:spid="_x0000_s1026" style="position:absolute;z-index:251654656;visibility:visible;mso-wrap-style:square;mso-width-percent:0;mso-height-percent:0;mso-wrap-distance-left:9pt;mso-wrap-distance-top:0;mso-wrap-distance-right:9pt;mso-wrap-distance-bottom:0;mso-position-horizontal:absolute;mso-position-horizontal-relative:text;mso-position-vertical:absolute;mso-position-vertical-relative:text;mso-width-percent:0;mso-height-percent:0;mso-width-relative:margin;mso-height-relative:margin" from="4.2pt,.65pt" to="511.8pt,1.25pt" o:gfxdata="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" strokecolor="black [3040]"/>
+              <v:line w14:anchorId="7C3F44F1" id="Straight Connector 6" o:spid="_x0000_s1026" style="position:absolute;z-index:251657216;visibility:visible;mso-wrap-style:square;mso-width-percent:0;mso-height-percent:0;mso-wrap-distance-left:9pt;mso-wrap-distance-top:0;mso-wrap-distance-right:9pt;mso-wrap-distance-bottom:0;mso-position-horizontal:absolute;mso-position-horizontal-relative:text;mso-position-vertical:absolute;mso-position-vertical-relative:text;mso-width-percent:0;mso-height-percent:0;mso-width-relative:margin;mso-height-relative:margin" from=".15pt,18.9pt" to="539.2pt,18.9pt" o:gfxdata="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" strokecolor="black [3040]"/>
             </w:pict>
           </mc:Fallback>
         </mc:AlternateContent>
       </w:r>
+      <w:r>
+        <w:rPr>
+          <w:rFonts w:ascii="Arial MT" w:hAnsi="Arial MT"/>
+          <w:smallCaps/>
+          <w:color w:val="453891"/>
+          <w:spacing w:val="-2"/>
+        </w:rPr>
+        <w:t>Projects</w:t>
+      </w:r>
+    </w:p>
+    <w:p>
+      <w:pPr>
+        <w:pStyle w:val="Heading1"/>
+        <w:spacing w:before="59"/>
+        <w:ind w:left="0"/>
+        <w:rPr>
+          <w:rFonts w:ascii="Arial" w:hAnsi="Arial" w:cs="Arial"/>
+          <w:b/>
+          <w:bCs/>
+          <w:color w:val="002060"/>
+          <w:sz w:val="20"/>
+          <w:szCs w:val="20"/>
+          <w:lang w:val="en-IN"/>
+        </w:rPr>
+      </w:pPr>
+      <w:r>
+        <w:rPr>
+          <w:rFonts w:ascii="Arial" w:hAnsi="Arial" w:cs="Arial"/>
+          <w:b/>
+          <w:bCs/>
+          <w:color w:val="002060"/>
+          <w:sz w:val="20"/>
+          <w:szCs w:val="20"/>
+          <w:lang w:val="en-IN"/>
+        </w:rPr>
+        <w:t xml:space="preserve">F.E.A.T (Field Enhanced Awareness Tech) | </w:t>
+      </w:r>
+      <w:r>
+        <w:rPr>
+          <w:rFonts w:ascii="Arial" w:hAnsi="Arial" w:cs="Arial"/>
+          <w:i/>
+          <w:iCs/>
+          <w:color w:val="002060"/>
+          <w:sz w:val="20"/>
+          <w:szCs w:val="20"/>
+          <w:lang w:val="en-IN"/>
+        </w:rPr>
+        <w:t>AI Defence System</w:t>
+      </w:r>
+      <w:r>
+        <w:rPr>
+          <w:rFonts w:ascii="Arial" w:hAnsi="Arial" w:cs="Arial"/>
+          <w:b/>
+          <w:bCs/>
+          <w:color w:val="002060"/>
+          <w:sz w:val="20"/>
+          <w:szCs w:val="20"/>
+          <w:lang w:val="en-IN"/>
+        </w:rPr>
+        <w:t xml:space="preserve"> | </w:t>
+      </w:r>
+      <w:hyperlink r:id="rId10" w:history="1">
+        <w:r>
+          <w:rPr>
+            <w:rStyle w:val="Hyperlink"/>
+            <w:rFonts w:ascii="Arial" w:hAnsi="Arial" w:cs="Arial"/>
+            <w:i/>
+            <w:iCs/>
+            <w:color w:val="1154CC"/>
+            <w:sz w:val="20"/>
+            <w:szCs w:val="20"/>
+            <w:lang w:val="en-IN"/>
+          </w:rPr>
+          <w:t>GitHub</w:t>
+        </w:r>
+      </w:hyperlink>
+      <w:r>
+        <w:rPr>
+          <w:rFonts w:ascii="Arial" w:hAnsi="Arial" w:cs="Arial"/>
+          <w:b/>
+          <w:bCs/>
+          <w:color w:val="002060"/>
+          <w:sz w:val="20"/>
+          <w:szCs w:val="20"/>
+          <w:lang w:val="en-IN"/>
+        </w:rPr>
+        <w:t xml:space="preserve"> </w:t>
+      </w:r>
+      <w:r>
+        <w:rPr>
+          <w:rFonts w:ascii="Arial" w:hAnsi="Arial" w:cs="Arial"/>
+          <w:b/>
+          <w:bCs/>
+          <w:color w:val="002060"/>
+          <w:sz w:val="20"/>
+          <w:szCs w:val="20"/>
+          <w:lang w:val="en-IN"/>
+        </w:rPr>
+        <w:t xml:space="preserve">                                                             </w:t>
+      </w:r>
+      <w:r>
+        <w:rPr>
+          <w:rFonts w:ascii="Arial MT" w:hAnsi="Arial MT" w:cs="Arial"/>
+          <w:b/>
+          <w:bCs/>
+          <w:color w:val="2B2D91"/>
+          <w:sz w:val="20"/>
+          <w:szCs w:val="20"/>
+          <w:lang w:val="en-IN"/>
+        </w:rPr>
+        <w:t>Mar</w:t>
+      </w:r>
+      <w:r>
+        <w:rPr>
+          <w:rFonts w:ascii="Arial MT" w:hAnsi="Arial MT" w:cs="Arial"/>
+          <w:b/>
+          <w:bCs/>
+          <w:color w:val="2B2D91"/>
+          <w:sz w:val="20"/>
+          <w:szCs w:val="20"/>
+          <w:lang w:val="en-IN"/>
+        </w:rPr>
+        <w:t>’ 26</w:t>
+      </w:r>
+      <w:r>
+        <w:rPr>
+          <w:rFonts w:ascii="Arial" w:hAnsi="Arial" w:cs="Arial"/>
+          <w:b/>
+          <w:bCs/>
+          <w:color w:val="002060"/>
+          <w:sz w:val="20"/>
+          <w:szCs w:val="20"/>
+          <w:lang w:val="en-IN"/>
+        </w:rPr>
+        <w:t xml:space="preserve">                                                </w:t>
+      </w:r>
+      <w:r>
+        <w:rPr>
+          <w:rFonts w:ascii="Arial" w:hAnsi="Arial" w:cs="Arial"/>
+          <w:b/>
+          <w:bCs/>
+          <w:color w:val="002060"/>
+          <w:sz w:val="20"/>
+          <w:szCs w:val="20"/>
+          <w:lang w:val="en-IN"/>
+        </w:rPr>
+        <w:t xml:space="preserve">     </w:t>
+      </w:r>
+    </w:p>
+    <w:p>
+      <w:pPr>
+        <w:pStyle w:val="Heading1"/>
+        <w:ind w:left="0"/>
+        <w:rPr>
+          <w:rFonts w:ascii="Arial MT" w:hAnsi="Arial MT" w:cs="Arial"/>
+          <w:color w:val="000000" w:themeColor="text1"/>
+          <w:sz w:val="20"/>
+          <w:szCs w:val="20"/>
+          <w:lang w:val="en-IN"/>
+        </w:rPr>
+      </w:pPr>
+      <w:r>
+        <w:rPr>
+          <w:rFonts w:ascii="Arial MT" w:hAnsi="Arial MT" w:cs="Arial"/>
+          <w:b/>
+          <w:bCs/>
+          <w:color w:val="002060"/>
+          <w:sz w:val="20"/>
+          <w:szCs w:val="20"/>
+          <w:lang w:val="en-IN"/>
+        </w:rPr>
+        <w:t xml:space="preserve">    </w:t>
+      </w:r>
+      <w:r>
+        <w:rPr>
+          <w:rFonts w:ascii="Arial MT" w:hAnsi="Arial MT" w:cs="Arial"/>
+          <w:color w:val="000000" w:themeColor="text1"/>
+          <w:sz w:val="20"/>
+          <w:szCs w:val="20"/>
+          <w:lang w:val="en-IN"/>
+        </w:rPr>
+        <w:t xml:space="preserve">● Developed an </w:t>
+      </w:r>
+      <w:r>
+        <w:rPr>
+          <w:rFonts w:ascii="Arial MT" w:hAnsi="Arial MT" w:cs="Arial"/>
+          <w:b/>
+          <w:bCs/>
+          <w:color w:val="000000" w:themeColor="text1"/>
+          <w:sz w:val="20"/>
+          <w:szCs w:val="20"/>
+          <w:lang w:val="en-IN"/>
+        </w:rPr>
+        <w:t>edge-based AI smart visor</w:t>
+      </w:r>
+      <w:r>
+        <w:rPr>
+          <w:rFonts w:ascii="Arial MT" w:hAnsi="Arial MT" w:cs="Arial"/>
+          <w:color w:val="000000" w:themeColor="text1"/>
+          <w:sz w:val="20"/>
+          <w:szCs w:val="20"/>
+          <w:lang w:val="en-IN"/>
+        </w:rPr>
+        <w:t xml:space="preserve"> for </w:t>
+      </w:r>
+      <w:r>
+        <w:rPr>
+          <w:rFonts w:ascii="Arial MT" w:hAnsi="Arial MT" w:cs="Arial"/>
+          <w:b/>
+          <w:bCs/>
+          <w:color w:val="000000" w:themeColor="text1"/>
+          <w:sz w:val="20"/>
+          <w:szCs w:val="20"/>
+          <w:lang w:val="en-IN"/>
+        </w:rPr>
+        <w:t>real-time threat detection</w:t>
+      </w:r>
+      <w:r>
+        <w:rPr>
+          <w:rFonts w:ascii="Arial MT" w:hAnsi="Arial MT" w:cs="Arial"/>
+          <w:color w:val="000000" w:themeColor="text1"/>
+          <w:sz w:val="20"/>
+          <w:szCs w:val="20"/>
+          <w:lang w:val="en-IN"/>
+        </w:rPr>
+        <w:t xml:space="preserve"> with </w:t>
+      </w:r>
+      <w:r>
+        <w:rPr>
+          <w:rFonts w:ascii="Arial MT" w:hAnsi="Arial MT" w:cs="Arial"/>
+          <w:b/>
+          <w:bCs/>
+          <w:color w:val="000000" w:themeColor="text1"/>
+          <w:sz w:val="20"/>
+          <w:szCs w:val="20"/>
+          <w:lang w:val="en-IN"/>
+        </w:rPr>
+        <w:t>0% internet dependency</w:t>
+      </w:r>
+      <w:r>
+        <w:rPr>
+          <w:rFonts w:ascii="Arial MT" w:hAnsi="Arial MT" w:cs="Arial"/>
+          <w:color w:val="000000" w:themeColor="text1"/>
+          <w:sz w:val="20"/>
+          <w:szCs w:val="20"/>
+          <w:lang w:val="en-IN"/>
+        </w:rPr>
+        <w:t>,</w:t>
+      </w:r>
+      <w:r>
+        <w:rPr>
+          <w:rFonts w:ascii="Arial MT" w:hAnsi="Arial MT" w:cs="Arial"/>
+          <w:color w:val="000000" w:themeColor="text1"/>
+          <w:sz w:val="20"/>
+          <w:szCs w:val="20"/>
+          <w:lang w:val="en-IN"/>
+        </w:rPr>
+        <w:t xml:space="preserve"> </w:t>
+      </w:r>
+      <w:r>
+        <w:rPr>
+          <w:rFonts w:ascii="Arial MT" w:hAnsi="Arial MT" w:cs="Arial"/>
+          <w:color w:val="000000" w:themeColor="text1"/>
+          <w:sz w:val="20"/>
+          <w:szCs w:val="20"/>
+          <w:lang w:val="en-IN"/>
+        </w:rPr>
+        <w:t xml:space="preserve">designed </w:t>
+      </w:r>
+    </w:p>
+    <w:p>
+      <w:pPr>
+        <w:pStyle w:val="Heading1"/>
+        <w:ind w:left="0"/>
+        <w:rPr>
+          <w:rFonts w:ascii="Arial" w:hAnsi="Arial" w:cs="Arial"/>
+          <w:b/>
+          <w:bCs/>
+          <w:color w:val="002060"/>
+          <w:sz w:val="20"/>
+          <w:szCs w:val="20"/>
+          <w:lang w:val="en-IN"/>
+        </w:rPr>
+      </w:pPr>
+      <w:r>
+        <w:rPr>
+          <w:rFonts w:ascii="Arial MT" w:hAnsi="Arial MT" w:cs="Arial"/>
+          <w:color w:val="000000" w:themeColor="text1"/>
+          <w:sz w:val="20"/>
+          <w:szCs w:val="20"/>
+          <w:lang w:val="en-IN"/>
+        </w:rPr>
+        <w:t xml:space="preserve">       </w:t>
+      </w:r>
+      <w:r>
+        <w:rPr>
+          <w:rFonts w:ascii="Arial MT" w:hAnsi="Arial MT" w:cs="Arial"/>
+          <w:color w:val="000000" w:themeColor="text1"/>
+          <w:sz w:val="20"/>
+          <w:szCs w:val="20"/>
+          <w:lang w:val="en-IN"/>
+        </w:rPr>
+        <w:t xml:space="preserve">for defence scenarios in </w:t>
+      </w:r>
+      <w:r>
+        <w:rPr>
+          <w:rFonts w:ascii="Arial MT" w:hAnsi="Arial MT" w:cs="Arial"/>
+          <w:b/>
+          <w:bCs/>
+          <w:color w:val="000000" w:themeColor="text1"/>
+          <w:sz w:val="20"/>
+          <w:szCs w:val="20"/>
+          <w:lang w:val="en-IN"/>
+        </w:rPr>
+        <w:t>DIL environments</w:t>
+      </w:r>
+      <w:r>
+        <w:rPr>
+          <w:rFonts w:ascii="Arial MT" w:hAnsi="Arial MT" w:cs="Arial"/>
+          <w:color w:val="000000" w:themeColor="text1"/>
+          <w:sz w:val="20"/>
+          <w:szCs w:val="20"/>
+          <w:lang w:val="en-IN"/>
+        </w:rPr>
+        <w:t>, ensuring reliable on-device processing.</w:t>
+      </w:r>
+    </w:p>
+    <w:p>
+      <w:pPr>
+        <w:pStyle w:val="Heading1"/>
+        <w:ind w:left="0"/>
+        <w:rPr>
+          <w:rFonts w:ascii="Arial MT" w:hAnsi="Arial MT" w:cs="Arial"/>
+          <w:color w:val="000000" w:themeColor="text1"/>
+          <w:sz w:val="20"/>
+          <w:szCs w:val="20"/>
+          <w:lang w:val="en-IN"/>
+        </w:rPr>
+      </w:pPr>
+      <w:r>
+        <w:rPr>
+          <w:rFonts w:ascii="Arial MT" w:hAnsi="Arial MT" w:cs="Arial"/>
+          <w:color w:val="000000" w:themeColor="text1"/>
+          <w:sz w:val="20"/>
+          <w:szCs w:val="20"/>
+          <w:lang w:val="en-IN"/>
+        </w:rPr>
+        <w:t xml:space="preserve">    </w:t>
+      </w:r>
+      <w:r>
+        <w:rPr>
+          <w:rFonts w:ascii="Arial MT" w:hAnsi="Arial MT" w:cs="Arial"/>
+          <w:color w:val="000000" w:themeColor="text1"/>
+          <w:sz w:val="20"/>
+          <w:szCs w:val="20"/>
+          <w:lang w:val="en-IN"/>
+        </w:rPr>
+        <w:t xml:space="preserve">● Built an </w:t>
+      </w:r>
+      <w:r>
+        <w:rPr>
+          <w:rFonts w:ascii="Arial MT" w:hAnsi="Arial MT" w:cs="Arial"/>
+          <w:b/>
+          <w:bCs/>
+          <w:color w:val="000000" w:themeColor="text1"/>
+          <w:sz w:val="20"/>
+          <w:szCs w:val="20"/>
+          <w:lang w:val="en-IN"/>
+        </w:rPr>
+        <w:t>adversarial defen</w:t>
+      </w:r>
+      <w:r>
+        <w:rPr>
+          <w:rFonts w:ascii="Arial MT" w:hAnsi="Arial MT" w:cs="Arial"/>
+          <w:b/>
+          <w:bCs/>
+          <w:color w:val="000000" w:themeColor="text1"/>
+          <w:sz w:val="20"/>
+          <w:szCs w:val="20"/>
+          <w:lang w:val="en-IN"/>
+        </w:rPr>
+        <w:t>c</w:t>
+      </w:r>
+      <w:r>
+        <w:rPr>
+          <w:rFonts w:ascii="Arial MT" w:hAnsi="Arial MT" w:cs="Arial"/>
+          <w:b/>
+          <w:bCs/>
+          <w:color w:val="000000" w:themeColor="text1"/>
+          <w:sz w:val="20"/>
+          <w:szCs w:val="20"/>
+          <w:lang w:val="en-IN"/>
+        </w:rPr>
+        <w:t>e pipeline</w:t>
+      </w:r>
+      <w:r>
+        <w:rPr>
+          <w:rFonts w:ascii="Arial MT" w:hAnsi="Arial MT" w:cs="Arial"/>
+          <w:color w:val="000000" w:themeColor="text1"/>
+          <w:sz w:val="20"/>
+          <w:szCs w:val="20"/>
+          <w:lang w:val="en-IN"/>
+        </w:rPr>
+        <w:t xml:space="preserve"> (</w:t>
+      </w:r>
+      <w:r>
+        <w:rPr>
+          <w:rFonts w:ascii="Arial MT" w:hAnsi="Arial MT" w:cs="Arial"/>
+          <w:i/>
+          <w:iCs/>
+          <w:color w:val="000000" w:themeColor="text1"/>
+          <w:sz w:val="20"/>
+          <w:szCs w:val="20"/>
+          <w:lang w:val="en-IN"/>
+        </w:rPr>
+        <w:t>Feature Squeezing, Spatial Smoothing</w:t>
+      </w:r>
+      <w:r>
+        <w:rPr>
+          <w:rFonts w:ascii="Arial MT" w:hAnsi="Arial MT" w:cs="Arial"/>
+          <w:color w:val="000000" w:themeColor="text1"/>
+          <w:sz w:val="20"/>
+          <w:szCs w:val="20"/>
+          <w:lang w:val="en-IN"/>
+        </w:rPr>
+        <w:t>) and optimized</w:t>
+      </w:r>
+      <w:r>
+        <w:rPr>
+          <w:rFonts w:ascii="Arial MT" w:hAnsi="Arial MT" w:cs="Arial"/>
+          <w:color w:val="000000" w:themeColor="text1"/>
+          <w:sz w:val="20"/>
+          <w:szCs w:val="20"/>
+          <w:lang w:val="en-IN"/>
+        </w:rPr>
+        <w:t xml:space="preserve"> </w:t>
+      </w:r>
+      <w:r>
+        <w:rPr>
+          <w:rFonts w:ascii="Arial MT" w:hAnsi="Arial MT" w:cs="Arial"/>
+          <w:b/>
+          <w:bCs/>
+          <w:color w:val="000000" w:themeColor="text1"/>
+          <w:sz w:val="20"/>
+          <w:szCs w:val="20"/>
+          <w:lang w:val="en-IN"/>
+        </w:rPr>
+        <w:t>YOLOv8 (INT8)</w:t>
+      </w:r>
+      <w:r>
+        <w:rPr>
+          <w:rFonts w:ascii="Arial MT" w:hAnsi="Arial MT" w:cs="Arial"/>
+          <w:color w:val="000000" w:themeColor="text1"/>
+          <w:sz w:val="20"/>
+          <w:szCs w:val="20"/>
+          <w:lang w:val="en-IN"/>
+        </w:rPr>
+        <w:t xml:space="preserve"> </w:t>
+      </w:r>
+    </w:p>
+    <w:p>
+      <w:pPr>
+        <w:pStyle w:val="Heading1"/>
+        <w:ind w:left="0"/>
+        <w:rPr>
+          <w:rFonts w:ascii="Arial MT" w:hAnsi="Arial MT" w:cs="Arial"/>
+          <w:color w:val="000000" w:themeColor="text1"/>
+          <w:sz w:val="20"/>
+          <w:szCs w:val="20"/>
+          <w:lang w:val="en-IN"/>
+        </w:rPr>
+      </w:pPr>
+      <w:r>
+        <w:rPr>
+          <w:rFonts w:ascii="Arial MT" w:hAnsi="Arial MT" w:cs="Arial"/>
+          <w:color w:val="000000" w:themeColor="text1"/>
+          <w:sz w:val="20"/>
+          <w:szCs w:val="20"/>
+          <w:lang w:val="en-IN"/>
+        </w:rPr>
+        <w:t xml:space="preserve">       </w:t>
+      </w:r>
+      <w:r>
+        <w:rPr>
+          <w:rFonts w:ascii="Arial MT" w:hAnsi="Arial MT" w:cs="Arial"/>
+          <w:color w:val="000000" w:themeColor="text1"/>
+          <w:sz w:val="20"/>
+          <w:szCs w:val="20"/>
+          <w:lang w:val="en-IN"/>
+        </w:rPr>
+        <w:t xml:space="preserve">for </w:t>
+      </w:r>
+      <w:r>
+        <w:rPr>
+          <w:rFonts w:ascii="Arial MT" w:hAnsi="Arial MT" w:cs="Arial"/>
+          <w:b/>
+          <w:bCs/>
+          <w:color w:val="000000" w:themeColor="text1"/>
+          <w:sz w:val="20"/>
+          <w:szCs w:val="20"/>
+          <w:lang w:val="en-IN"/>
+        </w:rPr>
+        <w:t>embedded systems</w:t>
+      </w:r>
+      <w:r>
+        <w:rPr>
+          <w:rFonts w:ascii="Arial MT" w:hAnsi="Arial MT" w:cs="Arial"/>
+          <w:color w:val="000000" w:themeColor="text1"/>
+          <w:sz w:val="20"/>
+          <w:szCs w:val="20"/>
+          <w:lang w:val="en-IN"/>
+        </w:rPr>
+        <w:t xml:space="preserve">, achieving </w:t>
+      </w:r>
+      <w:r>
+        <w:rPr>
+          <w:rFonts w:ascii="Arial MT" w:hAnsi="Arial MT" w:cs="Arial"/>
+          <w:b/>
+          <w:bCs/>
+          <w:color w:val="000000" w:themeColor="text1"/>
+          <w:sz w:val="20"/>
+          <w:szCs w:val="20"/>
+          <w:lang w:val="en-IN"/>
+        </w:rPr>
+        <w:t>30–60 FPS</w:t>
+      </w:r>
+      <w:r>
+        <w:rPr>
+          <w:rFonts w:ascii="Arial MT" w:hAnsi="Arial MT" w:cs="Arial"/>
+          <w:color w:val="000000" w:themeColor="text1"/>
+          <w:sz w:val="20"/>
+          <w:szCs w:val="20"/>
+          <w:lang w:val="en-IN"/>
+        </w:rPr>
+        <w:t xml:space="preserve"> with accurate detection of </w:t>
+      </w:r>
+      <w:r>
+        <w:rPr>
+          <w:rFonts w:ascii="Arial MT" w:hAnsi="Arial MT" w:cs="Arial"/>
+          <w:b/>
+          <w:bCs/>
+          <w:color w:val="000000" w:themeColor="text1"/>
+          <w:sz w:val="20"/>
+          <w:szCs w:val="20"/>
+          <w:lang w:val="en-IN"/>
+        </w:rPr>
+        <w:t>camouflaged threats</w:t>
+      </w:r>
+      <w:r>
+        <w:rPr>
+          <w:rFonts w:ascii="Arial MT" w:hAnsi="Arial MT" w:cs="Arial"/>
+          <w:color w:val="000000" w:themeColor="text1"/>
+          <w:sz w:val="20"/>
+          <w:szCs w:val="20"/>
+          <w:lang w:val="en-IN"/>
+        </w:rPr>
+        <w:t xml:space="preserve"> and </w:t>
+      </w:r>
+    </w:p>
+    <w:p>
+      <w:pPr>
+        <w:pStyle w:val="Heading1"/>
+        <w:ind w:left="0"/>
+        <w:rPr>
+          <w:rFonts w:ascii="Arial MT" w:hAnsi="Arial MT" w:cs="Arial"/>
+          <w:color w:val="000000" w:themeColor="text1"/>
+          <w:sz w:val="20"/>
+          <w:szCs w:val="20"/>
+          <w:lang w:val="en-IN"/>
+        </w:rPr>
+      </w:pPr>
+      <w:r>
+        <w:rPr>
+          <w:rFonts w:ascii="Arial MT" w:hAnsi="Arial MT" w:cs="Arial"/>
+          <w:color w:val="000000" w:themeColor="text1"/>
+          <w:sz w:val="20"/>
+          <w:szCs w:val="20"/>
+          <w:lang w:val="en-IN"/>
+        </w:rPr>
+        <w:t xml:space="preserve">       </w:t>
+      </w:r>
+      <w:r>
+        <w:rPr>
+          <w:rFonts w:ascii="Arial MT" w:hAnsi="Arial MT" w:cs="Arial"/>
+          <w:b/>
+          <w:bCs/>
+          <w:color w:val="000000" w:themeColor="text1"/>
+          <w:sz w:val="20"/>
+          <w:szCs w:val="20"/>
+          <w:lang w:val="en-IN"/>
+        </w:rPr>
+        <w:t>HUD-based visualization</w:t>
+      </w:r>
+      <w:r>
+        <w:rPr>
+          <w:rFonts w:ascii="Arial MT" w:hAnsi="Arial MT" w:cs="Arial"/>
+          <w:color w:val="000000" w:themeColor="text1"/>
+          <w:sz w:val="20"/>
+          <w:szCs w:val="20"/>
+          <w:lang w:val="en-IN"/>
+        </w:rPr>
+        <w:t>.</w:t>
+      </w:r>
+    </w:p>
+    <w:p>
+      <w:pPr>
+        <w:pStyle w:val="Heading1"/>
+        <w:ind w:left="0"/>
+        <w:rPr>
+          <w:rFonts w:ascii="Arial MT" w:hAnsi="Arial MT" w:cs="Arial"/>
+          <w:color w:val="000000" w:themeColor="text1"/>
+          <w:sz w:val="20"/>
+          <w:szCs w:val="20"/>
+        </w:rPr>
+      </w:pPr>
+      <w:r>
+        <w:rPr>
+          <w:rFonts w:ascii="Arial MT" w:hAnsi="Arial MT" w:cs="Arial"/>
+          <w:b/>
+          <w:bCs/>
+          <w:color w:val="000000" w:themeColor="text1"/>
+          <w:sz w:val="20"/>
+          <w:szCs w:val="20"/>
+        </w:rPr>
+        <w:t xml:space="preserve">       </w:t>
+      </w:r>
+      <w:r>
+        <w:rPr>
+          <w:rFonts w:ascii="Arial MT" w:hAnsi="Arial MT" w:cs="Arial"/>
+          <w:b/>
+          <w:bCs/>
+          <w:color w:val="000000" w:themeColor="text1"/>
+          <w:sz w:val="20"/>
+          <w:szCs w:val="20"/>
+        </w:rPr>
+        <w:t>Tech Stack:</w:t>
+      </w:r>
+      <w:r>
+        <w:rPr>
+          <w:rFonts w:ascii="Arial MT" w:hAnsi="Arial MT" w:cs="Arial"/>
+          <w:color w:val="000000" w:themeColor="text1"/>
+          <w:sz w:val="20"/>
+          <w:szCs w:val="20"/>
+        </w:rPr>
+        <w:t xml:space="preserve"> Python, OpenCV, YOLOv8, Edge AI, Raspberry Pi</w:t>
+      </w:r>
+    </w:p>
+    <w:p>
+      <w:pPr>
+        <w:pStyle w:val="Heading1"/>
+        <w:ind w:left="0"/>
+        <w:rPr>
+          <w:rFonts w:ascii="Arial MT" w:hAnsi="Arial MT" w:cs="Arial"/>
+          <w:color w:val="000000" w:themeColor="text1"/>
+          <w:sz w:val="20"/>
+          <w:szCs w:val="20"/>
+          <w:lang w:val="en-IN"/>
+        </w:rPr>
+      </w:pPr>
+    </w:p>
+    <w:p>
+      <w:pPr>
+        <w:pStyle w:val="Heading1"/>
+        <w:spacing w:before="2"/>
+        <w:ind w:left="0"/>
+        <w:rPr>
+          <w:rFonts w:ascii="Arial MT" w:hAnsi="Arial MT"/>
+          <w:b/>
+          <w:color w:val="2B2D91"/>
+          <w:spacing w:val="-4"/>
+          <w:sz w:val="20"/>
+          <w:szCs w:val="20"/>
+        </w:rPr>
+      </w:pPr>
       <w:proofErr w:type="spellStart"/>
+      <w:proofErr w:type="gramStart"/>
       <w:r>
         <w:rPr>
           <w:rFonts w:ascii="Arial" w:hAnsi="Arial" w:cs="Arial"/>
@@ -1297,6 +1785,7 @@
         </w:rPr>
         <w:t xml:space="preserve"> |</w:t>
       </w:r>
+      <w:proofErr w:type="gramEnd"/>
       <w:r>
         <w:rPr>
           <w:rFonts w:ascii="Arial" w:hAnsi="Arial" w:cs="Arial"/>
@@ -1402,9 +1891,10 @@
         </w:rPr>
         <w:t xml:space="preserve"> </w:t>
       </w:r>
-      <w:hyperlink r:id="rId9">
+      <w:hyperlink r:id="rId11" w:history="1">
         <w:r>
           <w:rPr>
+            <w:rStyle w:val="Hyperlink"/>
             <w:rFonts w:ascii="Arial" w:hAnsi="Arial" w:cs="Arial"/>
             <w:i/>
             <w:iCs/>
@@ -1412,7 +1902,6 @@
             <w:spacing w:val="-2"/>
             <w:sz w:val="20"/>
             <w:szCs w:val="20"/>
-            <w:u w:val="single" w:color="1154CC"/>
           </w:rPr>
           <w:t>GitHub</w:t>
         </w:r>
@@ -1420,6 +1909,17 @@
       <w:r>
         <w:rPr>
           <w:rFonts w:ascii="Arial" w:hAnsi="Arial" w:cs="Arial"/>
+          <w:color w:val="1154CC"/>
+          <w:spacing w:val="-2"/>
+          <w:sz w:val="20"/>
+          <w:szCs w:val="20"/>
+        </w:rPr>
+        <w:t xml:space="preserve"> </w:t>
+      </w:r>
+      <w:r>
+        <w:rPr>
+          <w:rFonts w:ascii="Arial" w:hAnsi="Arial" w:cs="Arial"/>
+          <w:b/>
           <w:color w:val="2B2D91"/>
           <w:spacing w:val="-2"/>
           <w:sz w:val="20"/>
@@ -1432,11 +1932,10 @@
           <w:rFonts w:ascii="Arial" w:hAnsi="Arial" w:cs="Arial"/>
           <w:b/>
           <w:color w:val="2B2D91"/>
-          <w:spacing w:val="-2"/>
-          <w:sz w:val="20"/>
-          <w:szCs w:val="20"/>
-        </w:rPr>
-        <w:t xml:space="preserve"> </w:t>
+          <w:sz w:val="20"/>
+          <w:szCs w:val="20"/>
+        </w:rPr>
+        <w:t xml:space="preserve">                                                  </w:t>
       </w:r>
       <w:r>
         <w:rPr>
@@ -1446,7 +1945,7 @@
           <w:sz w:val="20"/>
           <w:szCs w:val="20"/>
         </w:rPr>
-        <w:t xml:space="preserve">                                                  </w:t>
+        <w:t xml:space="preserve">                      </w:t>
       </w:r>
       <w:r>
         <w:rPr>
@@ -1456,7 +1955,7 @@
           <w:sz w:val="20"/>
           <w:szCs w:val="20"/>
         </w:rPr>
-        <w:t xml:space="preserve">                      </w:t>
+        <w:t xml:space="preserve">  </w:t>
       </w:r>
       <w:r>
         <w:rPr>
@@ -1466,7 +1965,7 @@
           <w:sz w:val="20"/>
           <w:szCs w:val="20"/>
         </w:rPr>
-        <w:t xml:space="preserve">  </w:t>
+        <w:t xml:space="preserve"> </w:t>
       </w:r>
       <w:r>
         <w:rPr>
@@ -1486,7 +1985,7 @@
           <w:sz w:val="20"/>
           <w:szCs w:val="20"/>
         </w:rPr>
-        <w:t xml:space="preserve"> </w:t>
+        <w:t xml:space="preserve">      </w:t>
       </w:r>
       <w:r>
         <w:rPr>
@@ -1496,7 +1995,7 @@
           <w:sz w:val="20"/>
           <w:szCs w:val="20"/>
         </w:rPr>
-        <w:t xml:space="preserve">      </w:t>
+        <w:t xml:space="preserve"> </w:t>
       </w:r>
       <w:r>
         <w:rPr>
@@ -1506,7 +2005,7 @@
           <w:sz w:val="20"/>
           <w:szCs w:val="20"/>
         </w:rPr>
-        <w:t xml:space="preserve"> </w:t>
+        <w:t xml:space="preserve">    </w:t>
       </w:r>
       <w:r>
         <w:rPr>
@@ -1516,7 +2015,17 @@
           <w:sz w:val="20"/>
           <w:szCs w:val="20"/>
         </w:rPr>
-        <w:t xml:space="preserve">    </w:t>
+        <w:t xml:space="preserve"> </w:t>
+      </w:r>
+      <w:r>
+        <w:rPr>
+          <w:rFonts w:ascii="Arial" w:hAnsi="Arial" w:cs="Arial"/>
+          <w:b/>
+          <w:color w:val="2B2D91"/>
+          <w:sz w:val="20"/>
+          <w:szCs w:val="20"/>
+        </w:rPr>
+        <w:t xml:space="preserve">           </w:t>
       </w:r>
       <w:r>
         <w:rPr>
@@ -1573,18 +2082,15 @@
     </w:p>
     <w:p>
       <w:pPr>
-        <w:pStyle w:val="ListParagraph"/>
+        <w:pStyle w:val="Heading1"/>
         <w:numPr>
           <w:ilvl w:val="0"/>
           <w:numId w:val="1"/>
         </w:numPr>
-        <w:tabs>
-          <w:tab w:val="left" w:pos="659"/>
-        </w:tabs>
-        <w:spacing w:before="31" w:line="271" w:lineRule="auto"/>
-        <w:ind w:left="659" w:right="567"/>
-        <w:rPr>
-          <w:rFonts w:ascii="Arial MT" w:hAnsi="Arial MT"/>
+        <w:rPr>
+          <w:rFonts w:ascii="Arial" w:hAnsi="Arial" w:cs="Arial"/>
+          <w:color w:val="2B2D91"/>
+          <w:spacing w:val="-2"/>
           <w:sz w:val="20"/>
           <w:szCs w:val="20"/>
         </w:rPr>
@@ -1799,59 +2305,77 @@
           <w:sz w:val="20"/>
           <w:szCs w:val="20"/>
         </w:rPr>
-        <w:t xml:space="preserve">supporting multi-category product listings, seller onboarding, and </w:t>
-      </w:r>
-      <w:r>
-        <w:rPr>
-          <w:rFonts w:ascii="Arial MT" w:hAnsi="Arial MT"/>
-          <w:b/>
-          <w:bCs/>
-          <w:sz w:val="20"/>
-          <w:szCs w:val="20"/>
-        </w:rPr>
-        <w:t>CRUD</w:t>
-      </w:r>
-      <w:r>
-        <w:rPr>
-          <w:rFonts w:ascii="Arial MT" w:hAnsi="Arial MT"/>
-          <w:sz w:val="20"/>
-          <w:szCs w:val="20"/>
-        </w:rPr>
-        <w:t xml:space="preserve"> operations for </w:t>
-      </w:r>
-      <w:r>
-        <w:rPr>
-          <w:rFonts w:ascii="Arial MT" w:hAnsi="Arial MT"/>
-          <w:b/>
-          <w:bCs/>
-          <w:sz w:val="20"/>
-          <w:szCs w:val="20"/>
-        </w:rPr>
-        <w:t>50+ products</w:t>
-      </w:r>
-      <w:r>
-        <w:rPr>
-          <w:rFonts w:ascii="Arial MT" w:hAnsi="Arial MT"/>
-          <w:sz w:val="20"/>
-          <w:szCs w:val="20"/>
-        </w:rPr>
-        <w:t>.</w:t>
+        <w:t>supporting multi-category</w:t>
       </w:r>
     </w:p>
     <w:p>
       <w:pPr>
-        <w:pStyle w:val="ListParagraph"/>
+        <w:pStyle w:val="Heading1"/>
+        <w:ind w:left="430"/>
+        <w:rPr>
+          <w:rFonts w:ascii="Arial" w:hAnsi="Arial" w:cs="Arial"/>
+          <w:color w:val="2B2D91"/>
+          <w:spacing w:val="-2"/>
+          <w:sz w:val="20"/>
+          <w:szCs w:val="20"/>
+        </w:rPr>
+      </w:pPr>
+      <w:r>
+        <w:rPr>
+          <w:rFonts w:ascii="Arial MT" w:hAnsi="Arial MT"/>
+          <w:sz w:val="20"/>
+          <w:szCs w:val="20"/>
+        </w:rPr>
+        <w:t xml:space="preserve">product listings, seller onboarding, and </w:t>
+      </w:r>
+      <w:r>
+        <w:rPr>
+          <w:rFonts w:ascii="Arial MT" w:hAnsi="Arial MT"/>
+          <w:b/>
+          <w:bCs/>
+          <w:sz w:val="20"/>
+          <w:szCs w:val="20"/>
+        </w:rPr>
+        <w:t>CRUD</w:t>
+      </w:r>
+      <w:r>
+        <w:rPr>
+          <w:rFonts w:ascii="Arial MT" w:hAnsi="Arial MT"/>
+          <w:sz w:val="20"/>
+          <w:szCs w:val="20"/>
+        </w:rPr>
+        <w:t xml:space="preserve"> operations for </w:t>
+      </w:r>
+      <w:r>
+        <w:rPr>
+          <w:rFonts w:ascii="Arial MT" w:hAnsi="Arial MT"/>
+          <w:b/>
+          <w:bCs/>
+          <w:sz w:val="20"/>
+          <w:szCs w:val="20"/>
+        </w:rPr>
+        <w:t>50+ products</w:t>
+      </w:r>
+      <w:r>
+        <w:rPr>
+          <w:rFonts w:ascii="Arial MT" w:hAnsi="Arial MT"/>
+          <w:sz w:val="20"/>
+          <w:szCs w:val="20"/>
+        </w:rPr>
+        <w:t>.</w:t>
+      </w:r>
+    </w:p>
+    <w:p>
+      <w:pPr>
+        <w:pStyle w:val="Heading1"/>
         <w:numPr>
           <w:ilvl w:val="0"/>
           <w:numId w:val="1"/>
         </w:numPr>
-        <w:tabs>
-          <w:tab w:val="left" w:pos="659"/>
-        </w:tabs>
-        <w:spacing w:before="6" w:line="276" w:lineRule="auto"/>
-        <w:ind w:left="659" w:right="1067"/>
-        <w:rPr>
-          <w:rFonts w:ascii="Arial MT" w:hAnsi="Arial MT"/>
+        <w:rPr>
+          <w:rFonts w:ascii="Arial" w:hAnsi="Arial" w:cs="Arial"/>
+          <w:color w:val="2B2D91"/>
+          <w:spacing w:val="-2"/>
           <w:sz w:val="20"/>
           <w:szCs w:val="20"/>
         </w:rPr>
@@ -2015,19 +2539,37 @@
           <w:sz w:val="20"/>
           <w:szCs w:val="20"/>
         </w:rPr>
-        <w:t xml:space="preserve">automatic logout after 15 minutes of inactivity. </w:t>
+        <w:t xml:space="preserve">automatic logout after 15 minutes </w:t>
       </w:r>
     </w:p>
     <w:p>
       <w:pPr>
-        <w:pStyle w:val="ListParagraph"/>
-        <w:tabs>
-          <w:tab w:val="left" w:pos="659"/>
-        </w:tabs>
-        <w:spacing w:before="6" w:line="276" w:lineRule="auto"/>
-        <w:ind w:right="1067" w:firstLine="0"/>
-        <w:rPr>
-          <w:rFonts w:ascii="Arial MT" w:hAnsi="Arial MT"/>
+        <w:pStyle w:val="Heading1"/>
+        <w:ind w:left="430"/>
+        <w:rPr>
+          <w:rFonts w:ascii="Arial" w:hAnsi="Arial" w:cs="Arial"/>
+          <w:color w:val="2B2D91"/>
+          <w:spacing w:val="-2"/>
+          <w:sz w:val="20"/>
+          <w:szCs w:val="20"/>
+        </w:rPr>
+      </w:pPr>
+      <w:r>
+        <w:rPr>
+          <w:rFonts w:ascii="Arial MT" w:hAnsi="Arial MT"/>
+          <w:sz w:val="20"/>
+          <w:szCs w:val="20"/>
+        </w:rPr>
+        <w:t xml:space="preserve">of inactivity. </w:t>
+      </w:r>
+    </w:p>
+    <w:p>
+      <w:pPr>
+        <w:pStyle w:val="Heading1"/>
+        <w:ind w:left="430"/>
+        <w:rPr>
+          <w:rFonts w:ascii="Arial MT" w:hAnsi="Arial MT"/>
+          <w:spacing w:val="-2"/>
           <w:sz w:val="20"/>
           <w:szCs w:val="20"/>
         </w:rPr>
@@ -2057,8 +2599,20 @@
           <w:sz w:val="20"/>
           <w:szCs w:val="20"/>
         </w:rPr>
-        <w:t>XAMPP.</w:t>
-      </w:r>
+        <w:t>XAMPP</w:t>
+      </w:r>
+    </w:p>
+    <w:p>
+      <w:pPr>
+        <w:pStyle w:val="Heading1"/>
+        <w:ind w:left="430"/>
+        <w:rPr>
+          <w:rFonts w:ascii="Arial MT" w:hAnsi="Arial MT"/>
+          <w:spacing w:val="-2"/>
+          <w:sz w:val="20"/>
+          <w:szCs w:val="20"/>
+        </w:rPr>
+      </w:pPr>
     </w:p>
     <w:p>
       <w:pPr>
@@ -2066,7 +2620,6 @@
           <w:tab w:val="left" w:pos="8811"/>
         </w:tabs>
         <w:spacing w:before="1"/>
-        <w:ind w:left="134"/>
         <w:rPr>
           <w:rFonts w:ascii="Arial MT" w:hAnsi="Arial MT"/>
           <w:b/>
@@ -2254,9 +2807,10 @@
         </w:rPr>
         <w:t xml:space="preserve"> </w:t>
       </w:r>
-      <w:hyperlink r:id="rId10">
+      <w:hyperlink r:id="rId12" w:history="1">
         <w:r>
           <w:rPr>
+            <w:rStyle w:val="Hyperlink"/>
             <w:rFonts w:ascii="Arial" w:hAnsi="Arial" w:cs="Arial"/>
             <w:i/>
             <w:iCs/>
@@ -2264,7 +2818,6 @@
             <w:spacing w:val="-2"/>
             <w:sz w:val="20"/>
             <w:szCs w:val="20"/>
-            <w:u w:val="single" w:color="1154CC"/>
           </w:rPr>
           <w:t>GitHub</w:t>
         </w:r>
@@ -2273,7 +2826,7 @@
         <w:rPr>
           <w:rFonts w:ascii="Arial" w:hAnsi="Arial" w:cs="Arial"/>
           <w:b/>
-          <w:color w:val="002060"/>
+          <w:color w:val="1154CC"/>
           <w:spacing w:val="-2"/>
           <w:sz w:val="20"/>
           <w:szCs w:val="20"/>
@@ -2284,7 +2837,7 @@
         <w:rPr>
           <w:rFonts w:ascii="Arial" w:hAnsi="Arial" w:cs="Arial"/>
           <w:b/>
-          <w:color w:val="002060"/>
+          <w:color w:val="5A88DC"/>
           <w:sz w:val="20"/>
           <w:szCs w:val="20"/>
         </w:rPr>
@@ -2294,17 +2847,17 @@
         <w:rPr>
           <w:rFonts w:ascii="Arial" w:hAnsi="Arial" w:cs="Arial"/>
           <w:b/>
-          <w:color w:val="002060"/>
-          <w:sz w:val="20"/>
-          <w:szCs w:val="20"/>
-        </w:rPr>
-        <w:t xml:space="preserve"> </w:t>
-      </w:r>
-      <w:r>
-        <w:rPr>
-          <w:rFonts w:ascii="Arial" w:hAnsi="Arial" w:cs="Arial"/>
-          <w:b/>
-          <w:color w:val="002060"/>
+          <w:color w:val="5A88DC"/>
+          <w:sz w:val="20"/>
+          <w:szCs w:val="20"/>
+        </w:rPr>
+        <w:t xml:space="preserve"> </w:t>
+      </w:r>
+      <w:r>
+        <w:rPr>
+          <w:rFonts w:ascii="Arial" w:hAnsi="Arial" w:cs="Arial"/>
+          <w:b/>
+          <w:color w:val="5A88DC"/>
           <w:sz w:val="20"/>
           <w:szCs w:val="20"/>
         </w:rPr>
@@ -2314,17 +2867,17 @@
         <w:rPr>
           <w:rFonts w:ascii="Arial" w:hAnsi="Arial" w:cs="Arial"/>
           <w:b/>
-          <w:color w:val="002060"/>
-          <w:sz w:val="20"/>
-          <w:szCs w:val="20"/>
-        </w:rPr>
-        <w:t xml:space="preserve"> </w:t>
-      </w:r>
-      <w:r>
-        <w:rPr>
-          <w:rFonts w:ascii="Arial" w:hAnsi="Arial" w:cs="Arial"/>
-          <w:b/>
-          <w:color w:val="002060"/>
+          <w:color w:val="5A88DC"/>
+          <w:sz w:val="20"/>
+          <w:szCs w:val="20"/>
+        </w:rPr>
+        <w:t xml:space="preserve"> </w:t>
+      </w:r>
+      <w:r>
+        <w:rPr>
+          <w:rFonts w:ascii="Arial" w:hAnsi="Arial" w:cs="Arial"/>
+          <w:b/>
+          <w:color w:val="5A88DC"/>
           <w:sz w:val="20"/>
           <w:szCs w:val="20"/>
         </w:rPr>
@@ -2334,27 +2887,27 @@
         <w:rPr>
           <w:rFonts w:ascii="Arial" w:hAnsi="Arial" w:cs="Arial"/>
           <w:b/>
-          <w:color w:val="002060"/>
-          <w:sz w:val="20"/>
-          <w:szCs w:val="20"/>
-        </w:rPr>
-        <w:t xml:space="preserve"> </w:t>
-      </w:r>
-      <w:r>
-        <w:rPr>
-          <w:rFonts w:ascii="Arial" w:hAnsi="Arial" w:cs="Arial"/>
-          <w:b/>
-          <w:color w:val="002060"/>
-          <w:sz w:val="20"/>
-          <w:szCs w:val="20"/>
-        </w:rPr>
-        <w:t xml:space="preserve"> </w:t>
-      </w:r>
-      <w:r>
-        <w:rPr>
-          <w:rFonts w:ascii="Arial" w:hAnsi="Arial" w:cs="Arial"/>
-          <w:b/>
-          <w:color w:val="002060"/>
+          <w:color w:val="5A88DC"/>
+          <w:sz w:val="20"/>
+          <w:szCs w:val="20"/>
+        </w:rPr>
+        <w:t xml:space="preserve"> </w:t>
+      </w:r>
+      <w:r>
+        <w:rPr>
+          <w:rFonts w:ascii="Arial" w:hAnsi="Arial" w:cs="Arial"/>
+          <w:b/>
+          <w:color w:val="5A88DC"/>
+          <w:sz w:val="20"/>
+          <w:szCs w:val="20"/>
+        </w:rPr>
+        <w:t xml:space="preserve"> </w:t>
+      </w:r>
+      <w:r>
+        <w:rPr>
+          <w:rFonts w:ascii="Arial" w:hAnsi="Arial" w:cs="Arial"/>
+          <w:b/>
+          <w:color w:val="5A88DC"/>
           <w:sz w:val="20"/>
           <w:szCs w:val="20"/>
         </w:rPr>
@@ -2364,7 +2917,7 @@
         <w:rPr>
           <w:rFonts w:ascii="Arial" w:hAnsi="Arial" w:cs="Arial"/>
           <w:b/>
-          <w:color w:val="002060"/>
+          <w:color w:val="5A88DC"/>
           <w:sz w:val="20"/>
           <w:szCs w:val="20"/>
         </w:rPr>
@@ -2374,27 +2927,47 @@
         <w:rPr>
           <w:rFonts w:ascii="Arial" w:hAnsi="Arial" w:cs="Arial"/>
           <w:b/>
-          <w:color w:val="002060"/>
-          <w:sz w:val="20"/>
-          <w:szCs w:val="20"/>
-        </w:rPr>
-        <w:t xml:space="preserve"> </w:t>
-      </w:r>
-      <w:r>
-        <w:rPr>
-          <w:rFonts w:ascii="Arial" w:hAnsi="Arial" w:cs="Arial"/>
-          <w:b/>
-          <w:color w:val="002060"/>
-          <w:sz w:val="20"/>
-          <w:szCs w:val="20"/>
-        </w:rPr>
-        <w:t xml:space="preserve"> </w:t>
-      </w:r>
-      <w:r>
-        <w:rPr>
-          <w:rFonts w:ascii="Arial" w:hAnsi="Arial" w:cs="Arial"/>
-          <w:b/>
-          <w:color w:val="002060"/>
+          <w:color w:val="5A88DC"/>
+          <w:sz w:val="20"/>
+          <w:szCs w:val="20"/>
+        </w:rPr>
+        <w:t xml:space="preserve"> </w:t>
+      </w:r>
+      <w:r>
+        <w:rPr>
+          <w:rFonts w:ascii="Arial" w:hAnsi="Arial" w:cs="Arial"/>
+          <w:b/>
+          <w:color w:val="5A88DC"/>
+          <w:sz w:val="20"/>
+          <w:szCs w:val="20"/>
+        </w:rPr>
+        <w:t xml:space="preserve"> </w:t>
+      </w:r>
+      <w:r>
+        <w:rPr>
+          <w:rFonts w:ascii="Arial" w:hAnsi="Arial" w:cs="Arial"/>
+          <w:b/>
+          <w:color w:val="5A88DC"/>
+          <w:sz w:val="20"/>
+          <w:szCs w:val="20"/>
+        </w:rPr>
+        <w:t xml:space="preserve"> </w:t>
+      </w:r>
+      <w:r>
+        <w:rPr>
+          <w:rFonts w:ascii="Arial" w:hAnsi="Arial" w:cs="Arial"/>
+          <w:b/>
+          <w:color w:val="5A88DC"/>
+          <w:sz w:val="20"/>
+          <w:szCs w:val="20"/>
+        </w:rPr>
+        <w:t xml:space="preserve">            </w:t>
+      </w:r>
+      <w:r>
+        <w:rPr>
+          <w:rFonts w:ascii="Arial" w:hAnsi="Arial" w:cs="Arial"/>
+          <w:b/>
+          <w:color w:val="5A88DC"/>
           <w:sz w:val="20"/>
           <w:szCs w:val="20"/>
         </w:rPr>
@@ -2448,28 +3021,345 @@
         <w:pStyle w:val="ListParagraph"/>
         <w:numPr>
           <w:ilvl w:val="0"/>
-          <w:numId w:val="1"/>
+          <w:numId w:val="4"/>
+        </w:numPr>
+        <w:tabs>
+          <w:tab w:val="left" w:pos="8811"/>
+        </w:tabs>
+        <w:rPr>
+          <w:rFonts w:ascii="Arial MT" w:hAnsi="Arial MT"/>
+          <w:b/>
+          <w:sz w:val="20"/>
+          <w:szCs w:val="20"/>
+        </w:rPr>
+      </w:pPr>
+      <w:r>
+        <w:rPr>
+          <w:rFonts w:ascii="Arial MT" w:hAnsi="Arial MT"/>
+          <w:sz w:val="20"/>
+          <w:szCs w:val="20"/>
+        </w:rPr>
+        <w:t xml:space="preserve">Developed a production-ready AI trip planning system using </w:t>
+      </w:r>
+      <w:proofErr w:type="spellStart"/>
+      <w:r>
+        <w:rPr>
+          <w:rFonts w:ascii="Arial MT" w:hAnsi="Arial MT"/>
+          <w:b/>
+          <w:bCs/>
+          <w:sz w:val="20"/>
+          <w:szCs w:val="20"/>
+        </w:rPr>
+        <w:t>FastAPI</w:t>
+      </w:r>
+      <w:proofErr w:type="spellEnd"/>
+      <w:r>
+        <w:rPr>
+          <w:rFonts w:ascii="Arial MT" w:hAnsi="Arial MT"/>
+          <w:sz w:val="20"/>
+          <w:szCs w:val="20"/>
+        </w:rPr>
+        <w:t xml:space="preserve">, </w:t>
+      </w:r>
+      <w:proofErr w:type="spellStart"/>
+      <w:r>
+        <w:rPr>
+          <w:rFonts w:ascii="Arial MT" w:hAnsi="Arial MT"/>
+          <w:b/>
+          <w:bCs/>
+          <w:sz w:val="20"/>
+          <w:szCs w:val="20"/>
+        </w:rPr>
+        <w:t>LangGraph</w:t>
+      </w:r>
+      <w:proofErr w:type="spellEnd"/>
+      <w:r>
+        <w:rPr>
+          <w:rFonts w:ascii="Arial MT" w:hAnsi="Arial MT"/>
+          <w:sz w:val="20"/>
+          <w:szCs w:val="20"/>
+        </w:rPr>
+        <w:t xml:space="preserve">, and </w:t>
+      </w:r>
+      <w:proofErr w:type="spellStart"/>
+      <w:proofErr w:type="gramStart"/>
+      <w:r>
+        <w:rPr>
+          <w:rFonts w:ascii="Arial MT" w:hAnsi="Arial MT"/>
+          <w:b/>
+          <w:bCs/>
+          <w:sz w:val="20"/>
+          <w:szCs w:val="20"/>
+        </w:rPr>
+        <w:t>LangChain</w:t>
+      </w:r>
+      <w:r>
+        <w:rPr>
+          <w:rFonts w:ascii="Arial MT" w:hAnsi="Arial MT"/>
+          <w:sz w:val="20"/>
+          <w:szCs w:val="20"/>
+        </w:rPr>
+        <w:t>,</w:t>
+      </w:r>
+      <w:r>
+        <w:rPr>
+          <w:rFonts w:ascii="Arial MT" w:hAnsi="Arial MT"/>
+          <w:sz w:val="20"/>
+          <w:szCs w:val="20"/>
+        </w:rPr>
+        <w:t>enabling</w:t>
+      </w:r>
+      <w:proofErr w:type="spellEnd"/>
+      <w:proofErr w:type="gramEnd"/>
+      <w:r>
+        <w:rPr>
+          <w:rFonts w:ascii="Arial MT" w:hAnsi="Arial MT"/>
+          <w:spacing w:val="-5"/>
+          <w:sz w:val="20"/>
+          <w:szCs w:val="20"/>
+        </w:rPr>
+        <w:t xml:space="preserve"> </w:t>
+      </w:r>
+      <w:r>
+        <w:rPr>
+          <w:rFonts w:ascii="Arial MT" w:hAnsi="Arial MT"/>
+          <w:sz w:val="20"/>
+          <w:szCs w:val="20"/>
+        </w:rPr>
+        <w:t>personalized</w:t>
+      </w:r>
+      <w:r>
+        <w:rPr>
+          <w:rFonts w:ascii="Arial MT" w:hAnsi="Arial MT"/>
+          <w:spacing w:val="-5"/>
+          <w:sz w:val="20"/>
+          <w:szCs w:val="20"/>
+        </w:rPr>
+        <w:t xml:space="preserve"> </w:t>
+      </w:r>
+      <w:r>
+        <w:rPr>
+          <w:rFonts w:ascii="Arial MT" w:hAnsi="Arial MT"/>
+          <w:sz w:val="20"/>
+          <w:szCs w:val="20"/>
+        </w:rPr>
+        <w:t>itinerary</w:t>
+      </w:r>
+      <w:r>
+        <w:rPr>
+          <w:rFonts w:ascii="Arial MT" w:hAnsi="Arial MT"/>
+          <w:spacing w:val="-5"/>
+          <w:sz w:val="20"/>
+          <w:szCs w:val="20"/>
+        </w:rPr>
+        <w:t xml:space="preserve"> </w:t>
+      </w:r>
+      <w:r>
+        <w:rPr>
+          <w:rFonts w:ascii="Arial MT" w:hAnsi="Arial MT"/>
+          <w:sz w:val="20"/>
+          <w:szCs w:val="20"/>
+        </w:rPr>
+        <w:t>generation</w:t>
+      </w:r>
+      <w:r>
+        <w:rPr>
+          <w:rFonts w:ascii="Arial MT" w:hAnsi="Arial MT"/>
+          <w:spacing w:val="-5"/>
+          <w:sz w:val="20"/>
+          <w:szCs w:val="20"/>
+        </w:rPr>
+        <w:t xml:space="preserve"> </w:t>
+      </w:r>
+      <w:r>
+        <w:rPr>
+          <w:rFonts w:ascii="Arial MT" w:hAnsi="Arial MT"/>
+          <w:sz w:val="20"/>
+          <w:szCs w:val="20"/>
+        </w:rPr>
+        <w:t>through</w:t>
+      </w:r>
+      <w:r>
+        <w:rPr>
+          <w:rFonts w:ascii="Arial MT" w:hAnsi="Arial MT"/>
+          <w:spacing w:val="-5"/>
+          <w:sz w:val="20"/>
+          <w:szCs w:val="20"/>
+        </w:rPr>
+        <w:t xml:space="preserve"> </w:t>
+      </w:r>
+      <w:r>
+        <w:rPr>
+          <w:rFonts w:ascii="Arial MT" w:hAnsi="Arial MT"/>
+          <w:sz w:val="20"/>
+          <w:szCs w:val="20"/>
+        </w:rPr>
+        <w:t>coordinated</w:t>
+      </w:r>
+      <w:r>
+        <w:rPr>
+          <w:rFonts w:ascii="Arial MT" w:hAnsi="Arial MT"/>
+          <w:spacing w:val="-5"/>
+          <w:sz w:val="20"/>
+          <w:szCs w:val="20"/>
+        </w:rPr>
+        <w:t xml:space="preserve"> </w:t>
+      </w:r>
+      <w:r>
+        <w:rPr>
+          <w:rFonts w:ascii="Arial MT" w:hAnsi="Arial MT"/>
+          <w:sz w:val="20"/>
+          <w:szCs w:val="20"/>
+        </w:rPr>
+        <w:t>multi-agent</w:t>
+      </w:r>
+      <w:r>
+        <w:rPr>
+          <w:rFonts w:ascii="Arial MT" w:hAnsi="Arial MT"/>
+          <w:spacing w:val="-5"/>
+          <w:sz w:val="20"/>
+          <w:szCs w:val="20"/>
+        </w:rPr>
+        <w:t xml:space="preserve"> </w:t>
+      </w:r>
+      <w:r>
+        <w:rPr>
+          <w:rFonts w:ascii="Arial MT" w:hAnsi="Arial MT"/>
+          <w:sz w:val="20"/>
+          <w:szCs w:val="20"/>
+        </w:rPr>
+        <w:t>workflows</w:t>
+      </w:r>
+      <w:r>
+        <w:rPr>
+          <w:rFonts w:ascii="Arial MT" w:hAnsi="Arial MT"/>
+          <w:spacing w:val="-5"/>
+          <w:sz w:val="20"/>
+          <w:szCs w:val="20"/>
+        </w:rPr>
+        <w:t xml:space="preserve"> </w:t>
+      </w:r>
+      <w:r>
+        <w:rPr>
+          <w:rFonts w:ascii="Arial MT" w:hAnsi="Arial MT"/>
+          <w:sz w:val="20"/>
+          <w:szCs w:val="20"/>
+        </w:rPr>
+        <w:t>based</w:t>
+      </w:r>
+      <w:r>
+        <w:rPr>
+          <w:rFonts w:ascii="Arial MT" w:hAnsi="Arial MT"/>
+          <w:spacing w:val="-5"/>
+          <w:sz w:val="20"/>
+          <w:szCs w:val="20"/>
+        </w:rPr>
+        <w:t xml:space="preserve"> </w:t>
+      </w:r>
+      <w:r>
+        <w:rPr>
+          <w:rFonts w:ascii="Arial MT" w:hAnsi="Arial MT"/>
+          <w:sz w:val="20"/>
+          <w:szCs w:val="20"/>
+        </w:rPr>
+        <w:t>on</w:t>
+      </w:r>
+      <w:r>
+        <w:rPr>
+          <w:rFonts w:ascii="Arial MT" w:hAnsi="Arial MT"/>
+          <w:spacing w:val="-5"/>
+          <w:sz w:val="20"/>
+          <w:szCs w:val="20"/>
+        </w:rPr>
+        <w:t xml:space="preserve"> </w:t>
+      </w:r>
+      <w:r>
+        <w:rPr>
+          <w:rFonts w:ascii="Arial MT" w:hAnsi="Arial MT"/>
+          <w:sz w:val="20"/>
+          <w:szCs w:val="20"/>
+        </w:rPr>
+        <w:t xml:space="preserve">user </w:t>
+      </w:r>
+      <w:r>
+        <w:rPr>
+          <w:rFonts w:ascii="Arial MT" w:hAnsi="Arial MT"/>
+          <w:spacing w:val="-2"/>
+          <w:sz w:val="20"/>
+          <w:szCs w:val="20"/>
+        </w:rPr>
+        <w:t>preferences.</w:t>
+      </w:r>
+    </w:p>
+    <w:p>
+      <w:pPr>
+        <w:pStyle w:val="ListParagraph"/>
+        <w:numPr>
+          <w:ilvl w:val="0"/>
+          <w:numId w:val="4"/>
         </w:numPr>
         <w:tabs>
           <w:tab w:val="left" w:pos="659"/>
         </w:tabs>
-        <w:spacing w:before="32" w:line="271" w:lineRule="auto"/>
-        <w:ind w:left="659" w:right="327"/>
-        <w:rPr>
-          <w:rFonts w:ascii="Arial MT" w:hAnsi="Arial MT"/>
-          <w:sz w:val="20"/>
-          <w:szCs w:val="20"/>
-        </w:rPr>
-      </w:pPr>
-      <w:r>
-        <w:rPr>
-          <w:rFonts w:ascii="Arial MT" w:hAnsi="Arial MT"/>
-          <w:sz w:val="20"/>
-          <w:szCs w:val="20"/>
-        </w:rPr>
-        <w:t xml:space="preserve">Developed a production-ready AI trip planning system using </w:t>
-      </w:r>
-      <w:proofErr w:type="spellStart"/>
+        <w:spacing w:line="271" w:lineRule="auto"/>
+        <w:ind w:right="327"/>
+        <w:rPr>
+          <w:rFonts w:ascii="Arial MT" w:hAnsi="Arial MT"/>
+          <w:sz w:val="20"/>
+          <w:szCs w:val="20"/>
+        </w:rPr>
+      </w:pPr>
+      <w:r>
+        <w:rPr>
+          <w:rFonts w:ascii="Arial MT" w:hAnsi="Arial MT"/>
+          <w:sz w:val="20"/>
+          <w:szCs w:val="20"/>
+        </w:rPr>
+        <w:t>Implemented</w:t>
+      </w:r>
+      <w:r>
+        <w:rPr>
+          <w:rFonts w:ascii="Arial MT" w:hAnsi="Arial MT"/>
+          <w:spacing w:val="-5"/>
+          <w:sz w:val="20"/>
+          <w:szCs w:val="20"/>
+        </w:rPr>
+        <w:t xml:space="preserve"> </w:t>
+      </w:r>
+      <w:r>
+        <w:rPr>
+          <w:rFonts w:ascii="Arial MT" w:hAnsi="Arial MT"/>
+          <w:sz w:val="20"/>
+          <w:szCs w:val="20"/>
+        </w:rPr>
+        <w:t>retrieval-augmented</w:t>
+      </w:r>
+      <w:r>
+        <w:rPr>
+          <w:rFonts w:ascii="Arial MT" w:hAnsi="Arial MT"/>
+          <w:spacing w:val="-5"/>
+          <w:sz w:val="20"/>
+          <w:szCs w:val="20"/>
+        </w:rPr>
+        <w:t xml:space="preserve"> </w:t>
+      </w:r>
+      <w:r>
+        <w:rPr>
+          <w:rFonts w:ascii="Arial MT" w:hAnsi="Arial MT"/>
+          <w:sz w:val="20"/>
+          <w:szCs w:val="20"/>
+        </w:rPr>
+        <w:t>generation,</w:t>
+      </w:r>
+      <w:r>
+        <w:rPr>
+          <w:rFonts w:ascii="Arial MT" w:hAnsi="Arial MT"/>
+          <w:spacing w:val="-5"/>
+          <w:sz w:val="20"/>
+          <w:szCs w:val="20"/>
+        </w:rPr>
+        <w:t xml:space="preserve"> </w:t>
+      </w:r>
       <w:r>
         <w:rPr>
           <w:rFonts w:ascii="Arial MT" w:hAnsi="Arial MT"/>
@@ -2478,38 +3368,19 @@
           <w:sz w:val="20"/>
           <w:szCs w:val="20"/>
         </w:rPr>
-        <w:t>FastAPI</w:t>
-      </w:r>
-      <w:proofErr w:type="spellEnd"/>
-      <w:r>
-        <w:rPr>
-          <w:rFonts w:ascii="Arial MT" w:hAnsi="Arial MT"/>
-          <w:sz w:val="20"/>
-          <w:szCs w:val="20"/>
-        </w:rPr>
-        <w:t xml:space="preserve">, </w:t>
-      </w:r>
-      <w:proofErr w:type="spellStart"/>
+        <w:t>API</w:t>
+      </w:r>
       <w:r>
         <w:rPr>
           <w:rFonts w:ascii="Arial MT" w:hAnsi="Arial MT"/>
           <w:b/>
           <w:bCs/>
-          <w:sz w:val="20"/>
-          <w:szCs w:val="20"/>
-        </w:rPr>
-        <w:t>LangGraph</w:t>
-      </w:r>
-      <w:proofErr w:type="spellEnd"/>
-      <w:r>
-        <w:rPr>
-          <w:rFonts w:ascii="Arial MT" w:hAnsi="Arial MT"/>
-          <w:sz w:val="20"/>
-          <w:szCs w:val="20"/>
-        </w:rPr>
-        <w:t xml:space="preserve">, and </w:t>
-      </w:r>
-      <w:proofErr w:type="spellStart"/>
+          <w:spacing w:val="-5"/>
+          <w:sz w:val="20"/>
+          <w:szCs w:val="20"/>
+        </w:rPr>
+        <w:t xml:space="preserve"> </w:t>
+      </w:r>
       <w:r>
         <w:rPr>
           <w:rFonts w:ascii="Arial MT" w:hAnsi="Arial MT"/>
@@ -2518,16 +3389,108 @@
           <w:sz w:val="20"/>
           <w:szCs w:val="20"/>
         </w:rPr>
-        <w:t>LangChain</w:t>
-      </w:r>
-      <w:proofErr w:type="spellEnd"/>
-      <w:r>
-        <w:rPr>
-          <w:rFonts w:ascii="Arial MT" w:hAnsi="Arial MT"/>
-          <w:sz w:val="20"/>
-          <w:szCs w:val="20"/>
-        </w:rPr>
-        <w:t xml:space="preserve">, </w:t>
+        <w:t>integrations</w:t>
+      </w:r>
+      <w:r>
+        <w:rPr>
+          <w:rFonts w:ascii="Arial MT" w:hAnsi="Arial MT"/>
+          <w:sz w:val="20"/>
+          <w:szCs w:val="20"/>
+        </w:rPr>
+        <w:t>,</w:t>
+      </w:r>
+      <w:r>
+        <w:rPr>
+          <w:rFonts w:ascii="Arial MT" w:hAnsi="Arial MT"/>
+          <w:spacing w:val="-5"/>
+          <w:sz w:val="20"/>
+          <w:szCs w:val="20"/>
+        </w:rPr>
+        <w:t xml:space="preserve"> </w:t>
+      </w:r>
+      <w:r>
+        <w:rPr>
+          <w:rFonts w:ascii="Arial MT" w:hAnsi="Arial MT"/>
+          <w:sz w:val="20"/>
+          <w:szCs w:val="20"/>
+        </w:rPr>
+        <w:t>and</w:t>
+      </w:r>
+      <w:r>
+        <w:rPr>
+          <w:rFonts w:ascii="Arial MT" w:hAnsi="Arial MT"/>
+          <w:spacing w:val="-5"/>
+          <w:sz w:val="20"/>
+          <w:szCs w:val="20"/>
+        </w:rPr>
+        <w:t xml:space="preserve"> </w:t>
+      </w:r>
+      <w:r>
+        <w:rPr>
+          <w:rFonts w:ascii="Arial MT" w:hAnsi="Arial MT"/>
+          <w:sz w:val="20"/>
+          <w:szCs w:val="20"/>
+        </w:rPr>
+        <w:t>observability</w:t>
+      </w:r>
+      <w:r>
+        <w:rPr>
+          <w:rFonts w:ascii="Arial MT" w:hAnsi="Arial MT"/>
+          <w:spacing w:val="-5"/>
+          <w:sz w:val="20"/>
+          <w:szCs w:val="20"/>
+        </w:rPr>
+        <w:t xml:space="preserve"> </w:t>
+      </w:r>
+      <w:r>
+        <w:rPr>
+          <w:rFonts w:ascii="Arial MT" w:hAnsi="Arial MT"/>
+          <w:sz w:val="20"/>
+          <w:szCs w:val="20"/>
+        </w:rPr>
+        <w:t>to</w:t>
+      </w:r>
+      <w:r>
+        <w:rPr>
+          <w:rFonts w:ascii="Arial MT" w:hAnsi="Arial MT"/>
+          <w:spacing w:val="-5"/>
+          <w:sz w:val="20"/>
+          <w:szCs w:val="20"/>
+        </w:rPr>
+        <w:t xml:space="preserve"> </w:t>
+      </w:r>
+      <w:r>
+        <w:rPr>
+          <w:rFonts w:ascii="Arial MT" w:hAnsi="Arial MT"/>
+          <w:sz w:val="20"/>
+          <w:szCs w:val="20"/>
+        </w:rPr>
+        <w:t>deliver</w:t>
+      </w:r>
+      <w:r>
+        <w:rPr>
+          <w:rFonts w:ascii="Arial MT" w:hAnsi="Arial MT"/>
+          <w:spacing w:val="-5"/>
+          <w:sz w:val="20"/>
+          <w:szCs w:val="20"/>
+        </w:rPr>
+        <w:t xml:space="preserve"> </w:t>
+      </w:r>
+      <w:r>
+        <w:rPr>
+          <w:rFonts w:ascii="Arial MT" w:hAnsi="Arial MT"/>
+          <w:sz w:val="20"/>
+          <w:szCs w:val="20"/>
+        </w:rPr>
+        <w:t xml:space="preserve">accurate </w:t>
+      </w:r>
+      <w:r>
+        <w:rPr>
+          <w:rFonts w:ascii="Arial MT" w:hAnsi="Arial MT"/>
+          <w:sz w:val="20"/>
+          <w:szCs w:val="20"/>
+        </w:rPr>
+        <w:t>travel recommendations, ensure reliable execution, and support scalable, real-world AI deployment.</w:t>
       </w:r>
     </w:p>
     <w:p>
@@ -2536,271 +3499,14 @@
         <w:tabs>
           <w:tab w:val="left" w:pos="659"/>
         </w:tabs>
-        <w:spacing w:before="32" w:line="271" w:lineRule="auto"/>
-        <w:ind w:right="327" w:firstLine="0"/>
-        <w:rPr>
-          <w:rFonts w:ascii="Arial MT" w:hAnsi="Arial MT"/>
-          <w:sz w:val="20"/>
-          <w:szCs w:val="20"/>
-        </w:rPr>
-      </w:pPr>
-      <w:r>
-        <w:rPr>
-          <w:rFonts w:ascii="Arial MT" w:hAnsi="Arial MT"/>
-          <w:sz w:val="20"/>
-          <w:szCs w:val="20"/>
-        </w:rPr>
-        <w:t>enabling</w:t>
-      </w:r>
-      <w:r>
-        <w:rPr>
-          <w:rFonts w:ascii="Arial MT" w:hAnsi="Arial MT"/>
-          <w:spacing w:val="-5"/>
-          <w:sz w:val="20"/>
-          <w:szCs w:val="20"/>
-        </w:rPr>
-        <w:t xml:space="preserve"> </w:t>
-      </w:r>
-      <w:r>
-        <w:rPr>
-          <w:rFonts w:ascii="Arial MT" w:hAnsi="Arial MT"/>
-          <w:sz w:val="20"/>
-          <w:szCs w:val="20"/>
-        </w:rPr>
-        <w:t>personalized</w:t>
-      </w:r>
-      <w:r>
-        <w:rPr>
-          <w:rFonts w:ascii="Arial MT" w:hAnsi="Arial MT"/>
-          <w:spacing w:val="-5"/>
-          <w:sz w:val="20"/>
-          <w:szCs w:val="20"/>
-        </w:rPr>
-        <w:t xml:space="preserve"> </w:t>
-      </w:r>
-      <w:r>
-        <w:rPr>
-          <w:rFonts w:ascii="Arial MT" w:hAnsi="Arial MT"/>
-          <w:sz w:val="20"/>
-          <w:szCs w:val="20"/>
-        </w:rPr>
-        <w:t>itinerary</w:t>
-      </w:r>
-      <w:r>
-        <w:rPr>
-          <w:rFonts w:ascii="Arial MT" w:hAnsi="Arial MT"/>
-          <w:spacing w:val="-5"/>
-          <w:sz w:val="20"/>
-          <w:szCs w:val="20"/>
-        </w:rPr>
-        <w:t xml:space="preserve"> </w:t>
-      </w:r>
-      <w:r>
-        <w:rPr>
-          <w:rFonts w:ascii="Arial MT" w:hAnsi="Arial MT"/>
-          <w:sz w:val="20"/>
-          <w:szCs w:val="20"/>
-        </w:rPr>
-        <w:t>generation</w:t>
-      </w:r>
-      <w:r>
-        <w:rPr>
-          <w:rFonts w:ascii="Arial MT" w:hAnsi="Arial MT"/>
-          <w:spacing w:val="-5"/>
-          <w:sz w:val="20"/>
-          <w:szCs w:val="20"/>
-        </w:rPr>
-        <w:t xml:space="preserve"> </w:t>
-      </w:r>
-      <w:r>
-        <w:rPr>
-          <w:rFonts w:ascii="Arial MT" w:hAnsi="Arial MT"/>
-          <w:sz w:val="20"/>
-          <w:szCs w:val="20"/>
-        </w:rPr>
-        <w:t>through</w:t>
-      </w:r>
-      <w:r>
-        <w:rPr>
-          <w:rFonts w:ascii="Arial MT" w:hAnsi="Arial MT"/>
-          <w:spacing w:val="-5"/>
-          <w:sz w:val="20"/>
-          <w:szCs w:val="20"/>
-        </w:rPr>
-        <w:t xml:space="preserve"> </w:t>
-      </w:r>
-      <w:r>
-        <w:rPr>
-          <w:rFonts w:ascii="Arial MT" w:hAnsi="Arial MT"/>
-          <w:sz w:val="20"/>
-          <w:szCs w:val="20"/>
-        </w:rPr>
-        <w:t>coordinated</w:t>
-      </w:r>
-      <w:r>
-        <w:rPr>
-          <w:rFonts w:ascii="Arial MT" w:hAnsi="Arial MT"/>
-          <w:spacing w:val="-5"/>
-          <w:sz w:val="20"/>
-          <w:szCs w:val="20"/>
-        </w:rPr>
-        <w:t xml:space="preserve"> </w:t>
-      </w:r>
-      <w:r>
-        <w:rPr>
-          <w:rFonts w:ascii="Arial MT" w:hAnsi="Arial MT"/>
-          <w:sz w:val="20"/>
-          <w:szCs w:val="20"/>
-        </w:rPr>
-        <w:t>multi-agent</w:t>
-      </w:r>
-      <w:r>
-        <w:rPr>
-          <w:rFonts w:ascii="Arial MT" w:hAnsi="Arial MT"/>
-          <w:spacing w:val="-5"/>
-          <w:sz w:val="20"/>
-          <w:szCs w:val="20"/>
-        </w:rPr>
-        <w:t xml:space="preserve"> </w:t>
-      </w:r>
-      <w:r>
-        <w:rPr>
-          <w:rFonts w:ascii="Arial MT" w:hAnsi="Arial MT"/>
-          <w:sz w:val="20"/>
-          <w:szCs w:val="20"/>
-        </w:rPr>
-        <w:t>workflows</w:t>
-      </w:r>
-      <w:r>
-        <w:rPr>
-          <w:rFonts w:ascii="Arial MT" w:hAnsi="Arial MT"/>
-          <w:spacing w:val="-5"/>
-          <w:sz w:val="20"/>
-          <w:szCs w:val="20"/>
-        </w:rPr>
-        <w:t xml:space="preserve"> </w:t>
-      </w:r>
-      <w:r>
-        <w:rPr>
-          <w:rFonts w:ascii="Arial MT" w:hAnsi="Arial MT"/>
-          <w:sz w:val="20"/>
-          <w:szCs w:val="20"/>
-        </w:rPr>
-        <w:t>based</w:t>
-      </w:r>
-      <w:r>
-        <w:rPr>
-          <w:rFonts w:ascii="Arial MT" w:hAnsi="Arial MT"/>
-          <w:spacing w:val="-5"/>
-          <w:sz w:val="20"/>
-          <w:szCs w:val="20"/>
-        </w:rPr>
-        <w:t xml:space="preserve"> </w:t>
-      </w:r>
-      <w:r>
-        <w:rPr>
-          <w:rFonts w:ascii="Arial MT" w:hAnsi="Arial MT"/>
-          <w:sz w:val="20"/>
-          <w:szCs w:val="20"/>
-        </w:rPr>
-        <w:t>on</w:t>
-      </w:r>
-      <w:r>
-        <w:rPr>
-          <w:rFonts w:ascii="Arial MT" w:hAnsi="Arial MT"/>
-          <w:spacing w:val="-5"/>
-          <w:sz w:val="20"/>
-          <w:szCs w:val="20"/>
-        </w:rPr>
-        <w:t xml:space="preserve"> </w:t>
-      </w:r>
-      <w:r>
-        <w:rPr>
-          <w:rFonts w:ascii="Arial MT" w:hAnsi="Arial MT"/>
-          <w:sz w:val="20"/>
-          <w:szCs w:val="20"/>
-        </w:rPr>
-        <w:t xml:space="preserve">user </w:t>
-      </w:r>
-      <w:r>
-        <w:rPr>
-          <w:rFonts w:ascii="Arial MT" w:hAnsi="Arial MT"/>
-          <w:spacing w:val="-2"/>
-          <w:sz w:val="20"/>
-          <w:szCs w:val="20"/>
-        </w:rPr>
-        <w:t>preferences.</w:t>
-      </w:r>
-    </w:p>
-    <w:p>
-      <w:pPr>
-        <w:pStyle w:val="ListParagraph"/>
-        <w:numPr>
-          <w:ilvl w:val="0"/>
-          <w:numId w:val="1"/>
-        </w:numPr>
-        <w:tabs>
-          <w:tab w:val="left" w:pos="659"/>
-        </w:tabs>
-        <w:spacing w:before="33" w:line="271" w:lineRule="auto"/>
-        <w:ind w:left="659" w:right="349"/>
-        <w:rPr>
-          <w:rFonts w:ascii="Arial MT" w:hAnsi="Arial MT"/>
-          <w:sz w:val="20"/>
-          <w:szCs w:val="20"/>
-        </w:rPr>
-      </w:pPr>
-      <w:r>
-        <w:rPr>
-          <w:rFonts w:ascii="Arial MT" w:hAnsi="Arial MT"/>
-          <w:sz w:val="20"/>
-          <w:szCs w:val="20"/>
-        </w:rPr>
-        <w:t>Implemented</w:t>
-      </w:r>
-      <w:r>
-        <w:rPr>
-          <w:rFonts w:ascii="Arial MT" w:hAnsi="Arial MT"/>
-          <w:spacing w:val="-5"/>
-          <w:sz w:val="20"/>
-          <w:szCs w:val="20"/>
-        </w:rPr>
-        <w:t xml:space="preserve"> </w:t>
-      </w:r>
-      <w:r>
-        <w:rPr>
-          <w:rFonts w:ascii="Arial MT" w:hAnsi="Arial MT"/>
-          <w:sz w:val="20"/>
-          <w:szCs w:val="20"/>
-        </w:rPr>
-        <w:t>retrieval-augmented</w:t>
-      </w:r>
-      <w:r>
-        <w:rPr>
-          <w:rFonts w:ascii="Arial MT" w:hAnsi="Arial MT"/>
-          <w:spacing w:val="-5"/>
-          <w:sz w:val="20"/>
-          <w:szCs w:val="20"/>
-        </w:rPr>
-        <w:t xml:space="preserve"> </w:t>
-      </w:r>
-      <w:r>
-        <w:rPr>
-          <w:rFonts w:ascii="Arial MT" w:hAnsi="Arial MT"/>
-          <w:sz w:val="20"/>
-          <w:szCs w:val="20"/>
-        </w:rPr>
-        <w:t>generation,</w:t>
-      </w:r>
-      <w:r>
-        <w:rPr>
-          <w:rFonts w:ascii="Arial MT" w:hAnsi="Arial MT"/>
-          <w:spacing w:val="-5"/>
-          <w:sz w:val="20"/>
-          <w:szCs w:val="20"/>
-        </w:rPr>
-        <w:t xml:space="preserve"> </w:t>
-      </w:r>
+        <w:spacing w:line="271" w:lineRule="auto"/>
+        <w:ind w:left="430" w:right="327" w:firstLine="0"/>
+        <w:rPr>
+          <w:rFonts w:ascii="Arial MT" w:hAnsi="Arial MT"/>
+          <w:sz w:val="20"/>
+          <w:szCs w:val="20"/>
+        </w:rPr>
+      </w:pPr>
       <w:r>
         <w:rPr>
           <w:rFonts w:ascii="Arial MT" w:hAnsi="Arial MT"/>
@@ -2809,530 +3515,26 @@
           <w:sz w:val="20"/>
           <w:szCs w:val="20"/>
         </w:rPr>
-        <w:t>API</w:t>
-      </w:r>
-      <w:r>
-        <w:rPr>
-          <w:rFonts w:ascii="Arial MT" w:hAnsi="Arial MT"/>
-          <w:b/>
-          <w:bCs/>
-          <w:spacing w:val="-5"/>
-          <w:sz w:val="20"/>
-          <w:szCs w:val="20"/>
-        </w:rPr>
-        <w:t xml:space="preserve"> </w:t>
-      </w:r>
-      <w:r>
-        <w:rPr>
-          <w:rFonts w:ascii="Arial MT" w:hAnsi="Arial MT"/>
-          <w:b/>
-          <w:bCs/>
-          <w:sz w:val="20"/>
-          <w:szCs w:val="20"/>
-        </w:rPr>
-        <w:t>integrations</w:t>
-      </w:r>
-      <w:r>
-        <w:rPr>
-          <w:rFonts w:ascii="Arial MT" w:hAnsi="Arial MT"/>
-          <w:sz w:val="20"/>
-          <w:szCs w:val="20"/>
-        </w:rPr>
-        <w:t>,</w:t>
-      </w:r>
-      <w:r>
-        <w:rPr>
-          <w:rFonts w:ascii="Arial MT" w:hAnsi="Arial MT"/>
-          <w:spacing w:val="-5"/>
-          <w:sz w:val="20"/>
-          <w:szCs w:val="20"/>
-        </w:rPr>
-        <w:t xml:space="preserve"> </w:t>
-      </w:r>
-      <w:r>
-        <w:rPr>
-          <w:rFonts w:ascii="Arial MT" w:hAnsi="Arial MT"/>
-          <w:sz w:val="20"/>
-          <w:szCs w:val="20"/>
-        </w:rPr>
-        <w:t>and</w:t>
-      </w:r>
-      <w:r>
-        <w:rPr>
-          <w:rFonts w:ascii="Arial MT" w:hAnsi="Arial MT"/>
-          <w:spacing w:val="-5"/>
-          <w:sz w:val="20"/>
-          <w:szCs w:val="20"/>
-        </w:rPr>
-        <w:t xml:space="preserve"> </w:t>
-      </w:r>
-      <w:r>
-        <w:rPr>
-          <w:rFonts w:ascii="Arial MT" w:hAnsi="Arial MT"/>
-          <w:sz w:val="20"/>
-          <w:szCs w:val="20"/>
-        </w:rPr>
-        <w:t>observability</w:t>
-      </w:r>
-      <w:r>
-        <w:rPr>
-          <w:rFonts w:ascii="Arial MT" w:hAnsi="Arial MT"/>
-          <w:spacing w:val="-5"/>
-          <w:sz w:val="20"/>
-          <w:szCs w:val="20"/>
-        </w:rPr>
-        <w:t xml:space="preserve"> </w:t>
-      </w:r>
-      <w:r>
-        <w:rPr>
-          <w:rFonts w:ascii="Arial MT" w:hAnsi="Arial MT"/>
-          <w:sz w:val="20"/>
-          <w:szCs w:val="20"/>
-        </w:rPr>
-        <w:t>to</w:t>
-      </w:r>
-      <w:r>
-        <w:rPr>
-          <w:rFonts w:ascii="Arial MT" w:hAnsi="Arial MT"/>
-          <w:spacing w:val="-5"/>
-          <w:sz w:val="20"/>
-          <w:szCs w:val="20"/>
-        </w:rPr>
-        <w:t xml:space="preserve"> </w:t>
-      </w:r>
-      <w:r>
-        <w:rPr>
-          <w:rFonts w:ascii="Arial MT" w:hAnsi="Arial MT"/>
-          <w:sz w:val="20"/>
-          <w:szCs w:val="20"/>
-        </w:rPr>
-        <w:t>deliver</w:t>
-      </w:r>
-      <w:r>
-        <w:rPr>
-          <w:rFonts w:ascii="Arial MT" w:hAnsi="Arial MT"/>
-          <w:spacing w:val="-5"/>
-          <w:sz w:val="20"/>
-          <w:szCs w:val="20"/>
-        </w:rPr>
-        <w:t xml:space="preserve"> </w:t>
-      </w:r>
-      <w:r>
-        <w:rPr>
-          <w:rFonts w:ascii="Arial MT" w:hAnsi="Arial MT"/>
-          <w:sz w:val="20"/>
-          <w:szCs w:val="20"/>
-        </w:rPr>
-        <w:t>accurate</w:t>
-      </w:r>
-    </w:p>
-    <w:p>
-      <w:pPr>
-        <w:pStyle w:val="ListParagraph"/>
-        <w:tabs>
-          <w:tab w:val="left" w:pos="659"/>
-        </w:tabs>
-        <w:spacing w:before="33" w:line="271" w:lineRule="auto"/>
-        <w:ind w:right="349" w:firstLine="0"/>
-        <w:rPr>
-          <w:rFonts w:ascii="Arial MT" w:hAnsi="Arial MT"/>
-          <w:sz w:val="20"/>
-          <w:szCs w:val="20"/>
-        </w:rPr>
-      </w:pPr>
-      <w:r>
-        <w:rPr>
-          <w:rFonts w:ascii="Arial MT" w:hAnsi="Arial MT"/>
-          <w:sz w:val="20"/>
-          <w:szCs w:val="20"/>
-        </w:rPr>
-        <w:t xml:space="preserve"> travel recommendations, ensure reliable execution, and support scalable, real-world AI deployment.</w:t>
-      </w:r>
-    </w:p>
-    <w:p>
-      <w:pPr>
-        <w:pStyle w:val="Heading2"/>
-        <w:tabs>
-          <w:tab w:val="left" w:pos="8766"/>
-        </w:tabs>
-        <w:spacing w:line="240" w:lineRule="auto"/>
-        <w:rPr>
-          <w:rFonts w:ascii="Arial MT" w:hAnsi="Arial MT"/>
-          <w:sz w:val="20"/>
-          <w:szCs w:val="20"/>
-        </w:rPr>
-      </w:pPr>
-      <w:r>
-        <w:rPr>
-          <w:rFonts w:ascii="Arial" w:hAnsi="Arial" w:cs="Arial"/>
-          <w:color w:val="002060"/>
-          <w:sz w:val="20"/>
-          <w:szCs w:val="20"/>
-        </w:rPr>
-        <w:t>Case</w:t>
-      </w:r>
-      <w:r>
-        <w:rPr>
-          <w:rFonts w:ascii="Arial" w:hAnsi="Arial" w:cs="Arial"/>
-          <w:color w:val="002060"/>
-          <w:spacing w:val="-8"/>
-          <w:sz w:val="20"/>
-          <w:szCs w:val="20"/>
-        </w:rPr>
-        <w:t xml:space="preserve"> </w:t>
-      </w:r>
-      <w:r>
-        <w:rPr>
-          <w:rFonts w:ascii="Arial" w:hAnsi="Arial" w:cs="Arial"/>
-          <w:color w:val="002060"/>
-          <w:sz w:val="20"/>
-          <w:szCs w:val="20"/>
-        </w:rPr>
-        <w:t>Management</w:t>
-      </w:r>
-      <w:r>
-        <w:rPr>
-          <w:rFonts w:ascii="Arial" w:hAnsi="Arial" w:cs="Arial"/>
-          <w:color w:val="002060"/>
-          <w:spacing w:val="-6"/>
-          <w:sz w:val="20"/>
-          <w:szCs w:val="20"/>
-        </w:rPr>
-        <w:t xml:space="preserve"> </w:t>
-      </w:r>
-      <w:r>
-        <w:rPr>
-          <w:rFonts w:ascii="Arial" w:hAnsi="Arial" w:cs="Arial"/>
-          <w:color w:val="002060"/>
-          <w:sz w:val="20"/>
-          <w:szCs w:val="20"/>
-        </w:rPr>
-        <w:t>System</w:t>
-      </w:r>
-      <w:r>
-        <w:rPr>
-          <w:rFonts w:ascii="Arial" w:hAnsi="Arial" w:cs="Arial"/>
-          <w:color w:val="002060"/>
-          <w:spacing w:val="-6"/>
-          <w:sz w:val="20"/>
-          <w:szCs w:val="20"/>
-        </w:rPr>
-        <w:t xml:space="preserve"> </w:t>
-      </w:r>
-      <w:r>
-        <w:rPr>
-          <w:rFonts w:ascii="Arial" w:hAnsi="Arial" w:cs="Arial"/>
-          <w:color w:val="002060"/>
-          <w:sz w:val="20"/>
-          <w:szCs w:val="20"/>
-        </w:rPr>
-        <w:t>|</w:t>
-      </w:r>
-      <w:r>
-        <w:rPr>
-          <w:rFonts w:ascii="Arial" w:hAnsi="Arial" w:cs="Arial"/>
-          <w:color w:val="002060"/>
-          <w:spacing w:val="-5"/>
-          <w:sz w:val="20"/>
-          <w:szCs w:val="20"/>
-        </w:rPr>
-        <w:t xml:space="preserve"> </w:t>
-      </w:r>
-      <w:r>
-        <w:rPr>
-          <w:rFonts w:ascii="Arial" w:hAnsi="Arial" w:cs="Arial"/>
-          <w:b w:val="0"/>
-          <w:bCs w:val="0"/>
-          <w:i/>
-          <w:iCs/>
-          <w:color w:val="002060"/>
-          <w:sz w:val="20"/>
-          <w:szCs w:val="20"/>
-        </w:rPr>
-        <w:t>Full-Stack</w:t>
-      </w:r>
-      <w:r>
-        <w:rPr>
-          <w:rFonts w:ascii="Arial" w:hAnsi="Arial" w:cs="Arial"/>
-          <w:b w:val="0"/>
-          <w:bCs w:val="0"/>
-          <w:i/>
-          <w:iCs/>
-          <w:color w:val="002060"/>
-          <w:spacing w:val="-6"/>
-          <w:sz w:val="20"/>
-          <w:szCs w:val="20"/>
-        </w:rPr>
-        <w:t xml:space="preserve"> </w:t>
-      </w:r>
-      <w:r>
-        <w:rPr>
-          <w:rFonts w:ascii="Arial" w:hAnsi="Arial" w:cs="Arial"/>
-          <w:b w:val="0"/>
-          <w:bCs w:val="0"/>
-          <w:i/>
-          <w:iCs/>
-          <w:color w:val="002060"/>
-          <w:sz w:val="20"/>
-          <w:szCs w:val="20"/>
-        </w:rPr>
-        <w:t>Web</w:t>
-      </w:r>
-      <w:r>
-        <w:rPr>
-          <w:rFonts w:ascii="Arial" w:hAnsi="Arial" w:cs="Arial"/>
-          <w:b w:val="0"/>
-          <w:bCs w:val="0"/>
-          <w:i/>
-          <w:iCs/>
-          <w:color w:val="002060"/>
-          <w:spacing w:val="-6"/>
-          <w:sz w:val="20"/>
-          <w:szCs w:val="20"/>
-        </w:rPr>
-        <w:t xml:space="preserve"> </w:t>
-      </w:r>
-      <w:r>
-        <w:rPr>
-          <w:rFonts w:ascii="Arial" w:hAnsi="Arial" w:cs="Arial"/>
-          <w:b w:val="0"/>
-          <w:bCs w:val="0"/>
-          <w:i/>
-          <w:iCs/>
-          <w:color w:val="002060"/>
-          <w:sz w:val="20"/>
-          <w:szCs w:val="20"/>
-        </w:rPr>
-        <w:t>Application</w:t>
-      </w:r>
-      <w:r>
-        <w:rPr>
-          <w:rFonts w:ascii="Arial" w:hAnsi="Arial" w:cs="Arial"/>
-          <w:color w:val="002060"/>
-          <w:spacing w:val="-6"/>
-          <w:sz w:val="20"/>
-          <w:szCs w:val="20"/>
-        </w:rPr>
-        <w:t xml:space="preserve"> </w:t>
-      </w:r>
-      <w:r>
-        <w:rPr>
-          <w:rFonts w:ascii="Arial" w:hAnsi="Arial" w:cs="Arial"/>
-          <w:color w:val="002060"/>
-          <w:sz w:val="20"/>
-          <w:szCs w:val="20"/>
-        </w:rPr>
-        <w:t>|</w:t>
-      </w:r>
-      <w:r>
-        <w:rPr>
-          <w:rFonts w:ascii="Arial" w:hAnsi="Arial" w:cs="Arial"/>
-          <w:color w:val="002060"/>
-          <w:spacing w:val="-5"/>
-          <w:sz w:val="20"/>
-          <w:szCs w:val="20"/>
-        </w:rPr>
-        <w:t xml:space="preserve"> </w:t>
-      </w:r>
-      <w:hyperlink r:id="rId11">
-        <w:r>
-          <w:rPr>
-            <w:rFonts w:ascii="Arial" w:hAnsi="Arial" w:cs="Arial"/>
-            <w:b w:val="0"/>
-            <w:bCs w:val="0"/>
-            <w:i/>
-            <w:iCs/>
-            <w:color w:val="1154CC"/>
-            <w:spacing w:val="-2"/>
-            <w:sz w:val="20"/>
-            <w:szCs w:val="20"/>
-            <w:u w:val="single" w:color="1154CC"/>
-          </w:rPr>
-          <w:t>GitHub</w:t>
-        </w:r>
-      </w:hyperlink>
-      <w:r>
-        <w:rPr>
-          <w:i/>
-          <w:iCs/>
-          <w:sz w:val="20"/>
-          <w:szCs w:val="20"/>
-        </w:rPr>
-        <w:t xml:space="preserve"> </w:t>
-      </w:r>
-      <w:r>
-        <w:rPr>
-          <w:color w:val="002060"/>
-          <w:spacing w:val="-2"/>
-          <w:sz w:val="20"/>
-          <w:szCs w:val="20"/>
-        </w:rPr>
-        <w:t xml:space="preserve"> </w:t>
-      </w:r>
-      <w:r>
-        <w:rPr>
-          <w:color w:val="002060"/>
-          <w:sz w:val="20"/>
-          <w:szCs w:val="20"/>
-        </w:rPr>
-        <w:tab/>
-      </w:r>
-      <w:r>
-        <w:rPr>
-          <w:color w:val="002060"/>
-          <w:sz w:val="20"/>
-          <w:szCs w:val="20"/>
-        </w:rPr>
-        <w:t xml:space="preserve"> </w:t>
-      </w:r>
-      <w:r>
-        <w:rPr>
-          <w:color w:val="002060"/>
-          <w:sz w:val="20"/>
-          <w:szCs w:val="20"/>
-        </w:rPr>
-        <w:t xml:space="preserve"> </w:t>
-      </w:r>
-      <w:r>
-        <w:rPr>
-          <w:color w:val="002060"/>
-          <w:sz w:val="20"/>
-          <w:szCs w:val="20"/>
-        </w:rPr>
-        <w:t xml:space="preserve">     </w:t>
-      </w:r>
-      <w:r>
-        <w:rPr>
-          <w:color w:val="002060"/>
-          <w:sz w:val="20"/>
-          <w:szCs w:val="20"/>
-        </w:rPr>
-        <w:t xml:space="preserve"> </w:t>
-      </w:r>
-      <w:r>
-        <w:rPr>
-          <w:color w:val="002060"/>
-          <w:sz w:val="20"/>
-          <w:szCs w:val="20"/>
-        </w:rPr>
-        <w:t xml:space="preserve"> </w:t>
-      </w:r>
-      <w:r>
-        <w:rPr>
-          <w:color w:val="002060"/>
-          <w:sz w:val="20"/>
-          <w:szCs w:val="20"/>
-        </w:rPr>
-        <w:t xml:space="preserve">  </w:t>
-      </w:r>
-      <w:r>
-        <w:rPr>
-          <w:color w:val="002060"/>
-          <w:sz w:val="20"/>
-          <w:szCs w:val="20"/>
-        </w:rPr>
-        <w:t xml:space="preserve"> </w:t>
-      </w:r>
-      <w:r>
-        <w:rPr>
-          <w:color w:val="002060"/>
-          <w:sz w:val="20"/>
-          <w:szCs w:val="20"/>
-        </w:rPr>
-        <w:t xml:space="preserve"> </w:t>
-      </w:r>
-      <w:r>
-        <w:rPr>
-          <w:color w:val="002060"/>
-          <w:sz w:val="20"/>
-          <w:szCs w:val="20"/>
-        </w:rPr>
-        <w:t xml:space="preserve"> </w:t>
-      </w:r>
-      <w:r>
-        <w:rPr>
-          <w:color w:val="002060"/>
-          <w:sz w:val="20"/>
-          <w:szCs w:val="20"/>
-        </w:rPr>
-        <w:t xml:space="preserve"> </w:t>
-      </w:r>
-      <w:r>
-        <w:rPr>
-          <w:rFonts w:ascii="Arial MT" w:hAnsi="Arial MT"/>
-          <w:color w:val="2B2D91"/>
-          <w:sz w:val="20"/>
-          <w:szCs w:val="20"/>
-        </w:rPr>
-        <w:t>May</w:t>
-      </w:r>
-      <w:r>
-        <w:rPr>
-          <w:rFonts w:ascii="Arial MT" w:hAnsi="Arial MT"/>
-          <w:color w:val="2B2D91"/>
-          <w:sz w:val="20"/>
-          <w:szCs w:val="20"/>
-        </w:rPr>
-        <w:t>’</w:t>
-      </w:r>
-      <w:r>
-        <w:rPr>
-          <w:rFonts w:ascii="Arial MT" w:hAnsi="Arial MT"/>
-          <w:color w:val="2B2D91"/>
-          <w:spacing w:val="-6"/>
-          <w:sz w:val="20"/>
-          <w:szCs w:val="20"/>
-        </w:rPr>
-        <w:t xml:space="preserve"> </w:t>
-      </w:r>
-      <w:r>
-        <w:rPr>
-          <w:rFonts w:ascii="Arial MT" w:hAnsi="Arial MT"/>
-          <w:color w:val="2B2D91"/>
-          <w:spacing w:val="-4"/>
-          <w:sz w:val="20"/>
-          <w:szCs w:val="20"/>
-        </w:rPr>
-        <w:t>25</w:t>
-      </w:r>
-    </w:p>
-    <w:p>
-      <w:pPr>
-        <w:pStyle w:val="ListParagraph"/>
-        <w:numPr>
-          <w:ilvl w:val="0"/>
-          <w:numId w:val="1"/>
-        </w:numPr>
-        <w:tabs>
-          <w:tab w:val="left" w:pos="606"/>
-          <w:tab w:val="left" w:pos="635"/>
-        </w:tabs>
-        <w:spacing w:line="244" w:lineRule="auto"/>
-        <w:ind w:right="980" w:hanging="213"/>
-        <w:rPr>
-          <w:rFonts w:ascii="Arial MT" w:hAnsi="Arial MT"/>
-          <w:sz w:val="20"/>
-          <w:szCs w:val="20"/>
-        </w:rPr>
-      </w:pPr>
-      <w:r>
-        <w:rPr>
-          <w:rFonts w:ascii="Arial MT" w:hAnsi="Arial MT"/>
-          <w:sz w:val="20"/>
-          <w:szCs w:val="20"/>
-        </w:rPr>
-        <w:t xml:space="preserve">Developed a full-stack case management and tracking system using </w:t>
-      </w:r>
-      <w:r>
-        <w:rPr>
-          <w:rFonts w:ascii="Arial MT" w:hAnsi="Arial MT"/>
-          <w:b/>
-          <w:bCs/>
-          <w:sz w:val="20"/>
-          <w:szCs w:val="20"/>
-        </w:rPr>
-        <w:t>Node.js</w:t>
-      </w:r>
+        <w:t>Tech Stack:</w:t>
+      </w:r>
+      <w:r>
+        <w:rPr>
+          <w:rFonts w:ascii="Arial MT" w:hAnsi="Arial MT"/>
+          <w:sz w:val="20"/>
+          <w:szCs w:val="20"/>
+        </w:rPr>
+        <w:t xml:space="preserve"> Python, </w:t>
+      </w:r>
+      <w:proofErr w:type="spellStart"/>
+      <w:r>
+        <w:rPr>
+          <w:rFonts w:ascii="Arial MT" w:hAnsi="Arial MT"/>
+          <w:sz w:val="20"/>
+          <w:szCs w:val="20"/>
+        </w:rPr>
+        <w:t>FastAPI</w:t>
+      </w:r>
+      <w:proofErr w:type="spellEnd"/>
       <w:r>
         <w:rPr>
           <w:rFonts w:ascii="Arial MT" w:hAnsi="Arial MT"/>
@@ -3341,119 +3543,41 @@
         </w:rPr>
         <w:t xml:space="preserve">, </w:t>
       </w:r>
-      <w:r>
-        <w:rPr>
-          <w:rFonts w:ascii="Arial MT" w:hAnsi="Arial MT"/>
-          <w:b/>
-          <w:bCs/>
-          <w:sz w:val="20"/>
-          <w:szCs w:val="20"/>
-        </w:rPr>
-        <w:t>Express.js</w:t>
-      </w:r>
-      <w:r>
-        <w:rPr>
-          <w:rFonts w:ascii="Arial MT" w:hAnsi="Arial MT"/>
-          <w:sz w:val="20"/>
-          <w:szCs w:val="20"/>
-        </w:rPr>
-        <w:t xml:space="preserve">, and </w:t>
-      </w:r>
-      <w:r>
-        <w:rPr>
-          <w:rFonts w:ascii="Arial MT" w:hAnsi="Arial MT"/>
-          <w:b/>
-          <w:bCs/>
-          <w:sz w:val="20"/>
-          <w:szCs w:val="20"/>
-        </w:rPr>
-        <w:t>MongoDB</w:t>
-      </w:r>
-      <w:r>
-        <w:rPr>
-          <w:rFonts w:ascii="Arial MT" w:hAnsi="Arial MT"/>
-          <w:sz w:val="20"/>
-          <w:szCs w:val="20"/>
-        </w:rPr>
-        <w:t>, supporting case creation, assignment, lifecycle monitoring, and real-time updates in organizational workflows.</w:t>
-      </w:r>
-    </w:p>
-    <w:p>
-      <w:pPr>
-        <w:pStyle w:val="ListParagraph"/>
-        <w:numPr>
-          <w:ilvl w:val="0"/>
-          <w:numId w:val="1"/>
-        </w:numPr>
-        <w:tabs>
-          <w:tab w:val="left" w:pos="606"/>
-          <w:tab w:val="left" w:pos="635"/>
-        </w:tabs>
-        <w:spacing w:line="244" w:lineRule="auto"/>
-        <w:ind w:right="43" w:hanging="213"/>
-        <w:rPr>
-          <w:rFonts w:ascii="Arial MT" w:hAnsi="Arial MT"/>
-          <w:sz w:val="20"/>
-          <w:szCs w:val="20"/>
-        </w:rPr>
-      </w:pPr>
-      <w:r>
-        <w:rPr>
-          <w:rFonts w:ascii="Arial MT" w:hAnsi="Arial MT"/>
-          <w:sz w:val="20"/>
-          <w:szCs w:val="20"/>
-        </w:rPr>
-        <w:t xml:space="preserve">Implemented secure authentication, </w:t>
-      </w:r>
-      <w:r>
-        <w:rPr>
-          <w:rFonts w:ascii="Arial MT" w:hAnsi="Arial MT"/>
-          <w:b/>
-          <w:bCs/>
-          <w:sz w:val="20"/>
-          <w:szCs w:val="20"/>
-        </w:rPr>
-        <w:t>RESTful APIs</w:t>
-      </w:r>
-      <w:r>
-        <w:rPr>
-          <w:rFonts w:ascii="Arial MT" w:hAnsi="Arial MT"/>
-          <w:sz w:val="20"/>
-          <w:szCs w:val="20"/>
-        </w:rPr>
-        <w:t xml:space="preserve">, and role-based access control with structured </w:t>
-      </w:r>
-    </w:p>
-    <w:p>
-      <w:pPr>
-        <w:pStyle w:val="ListParagraph"/>
-        <w:tabs>
-          <w:tab w:val="left" w:pos="606"/>
-          <w:tab w:val="left" w:pos="635"/>
-        </w:tabs>
-        <w:spacing w:line="244" w:lineRule="auto"/>
-        <w:ind w:left="635" w:right="43" w:firstLine="0"/>
-        <w:rPr>
-          <w:rFonts w:ascii="Arial MT" w:hAnsi="Arial MT"/>
-          <w:sz w:val="20"/>
-          <w:szCs w:val="20"/>
-        </w:rPr>
-      </w:pPr>
-      <w:r>
-        <w:rPr>
-          <w:rFonts w:ascii="Arial MT" w:hAnsi="Arial MT"/>
-          <w:sz w:val="20"/>
-          <w:szCs w:val="20"/>
-        </w:rPr>
-        <w:t xml:space="preserve">case </w:t>
-      </w:r>
-      <w:r>
-        <w:rPr>
-          <w:rFonts w:ascii="Arial MT" w:hAnsi="Arial MT"/>
-          <w:sz w:val="20"/>
-          <w:szCs w:val="20"/>
-        </w:rPr>
-        <w:t>workflows, ensuring data integrity, accountability, and improved operational efficiency.</w:t>
+      <w:proofErr w:type="spellStart"/>
+      <w:r>
+        <w:rPr>
+          <w:rFonts w:ascii="Arial MT" w:hAnsi="Arial MT"/>
+          <w:sz w:val="20"/>
+          <w:szCs w:val="20"/>
+        </w:rPr>
+        <w:t>LangChain</w:t>
+      </w:r>
+      <w:proofErr w:type="spellEnd"/>
+      <w:r>
+        <w:rPr>
+          <w:rFonts w:ascii="Arial MT" w:hAnsi="Arial MT"/>
+          <w:sz w:val="20"/>
+          <w:szCs w:val="20"/>
+        </w:rPr>
+        <w:t xml:space="preserve">, </w:t>
+      </w:r>
+      <w:proofErr w:type="spellStart"/>
+      <w:r>
+        <w:rPr>
+          <w:rFonts w:ascii="Arial MT" w:hAnsi="Arial MT"/>
+          <w:sz w:val="20"/>
+          <w:szCs w:val="20"/>
+        </w:rPr>
+        <w:t>LangGraph</w:t>
+      </w:r>
+      <w:proofErr w:type="spellEnd"/>
+      <w:r>
+        <w:rPr>
+          <w:rFonts w:ascii="Arial MT" w:hAnsi="Arial MT"/>
+          <w:sz w:val="20"/>
+          <w:szCs w:val="20"/>
+        </w:rPr>
+        <w:t>, REST APIs</w:t>
       </w:r>
     </w:p>
     <w:p>
@@ -3467,13 +3591,12 @@
           <w:spacing w:val="-2"/>
         </w:rPr>
       </w:pPr>
-      <w:bookmarkStart w:id="3" w:name="TRAINING_"/>
-      <w:bookmarkEnd w:id="3"/>
     </w:p>
     <w:p>
       <w:pPr>
         <w:pStyle w:val="Heading1"/>
         <w:spacing w:before="59"/>
+        <w:ind w:left="0"/>
         <w:rPr>
           <w:rFonts w:ascii="Arial MT" w:hAnsi="Arial MT"/>
           <w:smallCaps/>
@@ -3495,6 +3618,7 @@
       <w:pPr>
         <w:pStyle w:val="Heading1"/>
         <w:spacing w:before="59"/>
+        <w:ind w:left="0"/>
         <w:rPr>
           <w:sz w:val="20"/>
           <w:szCs w:val="20"/>
@@ -3512,15 +3636,15 @@
         <mc:AlternateContent>
           <mc:Choice Requires="wps">
             <w:drawing>
-              <wp:anchor distT="0" distB="0" distL="114300" distR="114300" simplePos="0" relativeHeight="251658240" behindDoc="0" locked="0" layoutInCell="1" allowOverlap="1" wp14:anchorId="591DC31D" wp14:editId="35318768">
+              <wp:anchor distT="0" distB="0" distL="114300" distR="114300" simplePos="0" relativeHeight="251658240" behindDoc="0" locked="0" layoutInCell="1" allowOverlap="1" wp14:anchorId="591DC31D" wp14:editId="71C12361">
                 <wp:simplePos x="0" y="0"/>
                 <wp:positionH relativeFrom="column">
-                  <wp:posOffset>59690</wp:posOffset>
+                  <wp:posOffset>1905</wp:posOffset>
                 </wp:positionH>
                 <wp:positionV relativeFrom="paragraph">
-                  <wp:posOffset>8255</wp:posOffset>
+                  <wp:posOffset>4445</wp:posOffset>
                 </wp:positionV>
-                <wp:extent cx="6451600" cy="0"/>
+                <wp:extent cx="6842760" cy="0"/>
                 <wp:effectExtent l="0" t="0" r="0" b="0"/>
                 <wp:wrapNone/>
                 <wp:docPr id="1948483101" name="Straight Connector 6"/>
@@ -3532,7 +3656,7 @@
                       <wps:spPr>
                         <a:xfrm flipV="1">
                           <a:off x="0" y="0"/>
-                          <a:ext cx="6451600" cy="0"/>
+                          <a:ext cx="6842760" cy="0"/>
                         </a:xfrm>
                         <a:prstGeom prst="line">
                           <a:avLst/>
@@ -3567,7 +3691,7 @@
           </mc:Choice>
           <mc:Fallback>
             <w:pict>
-              <v:line w14:anchorId="32B4BE80" id="Straight Connector 6" o:spid="_x0000_s1026" style="position:absolute;flip:y;z-index:251658240;visibility:visible;mso-wrap-style:square;mso-width-percent:0;mso-height-percent:0;mso-wrap-distance-left:9pt;mso-wrap-distance-top:0;mso-wrap-distance-right:9pt;mso-wrap-distance-bottom:0;mso-position-horizontal:absolute;mso-position-horizontal-relative:text;mso-position-vertical:absolute;mso-position-vertical-relative:text;mso-width-percent:0;mso-height-percent:0;mso-width-relative:margin;mso-height-relative:margin" from="4.7pt,.65pt" to="512.7pt,.65pt" o:gfxdata="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" strokecolor="black [3040]"/>
+              <v:line w14:anchorId="543566DC" id="Straight Connector 6" o:spid="_x0000_s1026" style="position:absolute;flip:y;z-index:251658240;visibility:visible;mso-wrap-style:square;mso-width-percent:0;mso-height-percent:0;mso-wrap-distance-left:9pt;mso-wrap-distance-top:0;mso-wrap-distance-right:9pt;mso-wrap-distance-bottom:0;mso-position-horizontal:absolute;mso-position-horizontal-relative:text;mso-position-vertical:absolute;mso-position-vertical-relative:text;mso-width-percent:0;mso-height-percent:0;mso-width-relative:margin;mso-height-relative:margin" from=".15pt,.35pt" to="538.95pt,.35pt" o:gfxdata="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" strokecolor="black [3040]"/>
             </w:pict>
           </mc:Fallback>
         </mc:AlternateContent>
@@ -3802,7 +3926,7 @@
         </w:rPr>
         <w:t xml:space="preserve"> </w:t>
       </w:r>
-      <w:hyperlink r:id="rId12">
+      <w:hyperlink r:id="rId13">
         <w:r>
           <w:rPr>
             <w:rFonts w:ascii="Arial" w:hAnsi="Arial" w:cs="Arial"/>
@@ -3889,7 +4013,34 @@
           <w:sz w:val="20"/>
           <w:szCs w:val="20"/>
         </w:rPr>
-        <w:t xml:space="preserve">  </w:t>
+        <w:t xml:space="preserve"> </w:t>
+      </w:r>
+      <w:r>
+        <w:rPr>
+          <w:b/>
+          <w:color w:val="1154CC"/>
+          <w:sz w:val="20"/>
+          <w:szCs w:val="20"/>
+        </w:rPr>
+        <w:t xml:space="preserve">            </w:t>
+      </w:r>
+      <w:r>
+        <w:rPr>
+          <w:b/>
+          <w:color w:val="1154CC"/>
+          <w:sz w:val="20"/>
+          <w:szCs w:val="20"/>
+        </w:rPr>
+        <w:t xml:space="preserve"> </w:t>
+      </w:r>
+      <w:r>
+        <w:rPr>
+          <w:b/>
+          <w:color w:val="1154CC"/>
+          <w:sz w:val="20"/>
+          <w:szCs w:val="20"/>
+        </w:rPr>
+        <w:t xml:space="preserve"> </w:t>
       </w:r>
       <w:r>
         <w:rPr>
@@ -3970,13 +4121,12 @@
         <w:pStyle w:val="ListParagraph"/>
         <w:numPr>
           <w:ilvl w:val="0"/>
-          <w:numId w:val="1"/>
+          <w:numId w:val="4"/>
         </w:numPr>
         <w:tabs>
           <w:tab w:val="left" w:pos="659"/>
         </w:tabs>
         <w:spacing w:before="4"/>
-        <w:ind w:left="659" w:right="2181" w:hanging="195"/>
         <w:rPr>
           <w:rFonts w:ascii="Arial MT" w:hAnsi="Arial MT"/>
           <w:sz w:val="20"/>
@@ -4105,15 +4255,7 @@
           <w:sz w:val="20"/>
           <w:szCs w:val="20"/>
         </w:rPr>
-        <w:t xml:space="preserve"> </w:t>
-      </w:r>
-      <w:r>
-        <w:rPr>
-          <w:rFonts w:ascii="Arial MT" w:hAnsi="Arial MT"/>
-          <w:sz w:val="20"/>
-          <w:szCs w:val="20"/>
-        </w:rPr>
-        <w:t>such</w:t>
+        <w:t xml:space="preserve"> such</w:t>
       </w:r>
       <w:r>
         <w:rPr>
@@ -4140,6 +4282,31 @@
           <w:szCs w:val="20"/>
         </w:rPr>
         <w:t xml:space="preserve"> </w:t>
+      </w:r>
+    </w:p>
+    <w:p>
+      <w:pPr>
+        <w:pStyle w:val="ListParagraph"/>
+        <w:tabs>
+          <w:tab w:val="left" w:pos="659"/>
+        </w:tabs>
+        <w:spacing w:before="4"/>
+        <w:ind w:left="210" w:firstLine="0"/>
+        <w:rPr>
+          <w:rFonts w:ascii="Arial MT" w:hAnsi="Arial MT"/>
+          <w:sz w:val="20"/>
+          <w:szCs w:val="20"/>
+        </w:rPr>
+      </w:pPr>
+      <w:r>
+        <w:rPr>
+          <w:rFonts w:ascii="Arial MT" w:hAnsi="Arial MT"/>
+          <w:b/>
+          <w:bCs/>
+          <w:sz w:val="20"/>
+          <w:szCs w:val="20"/>
+        </w:rPr>
+        <w:t xml:space="preserve">    </w:t>
       </w:r>
       <w:r>
         <w:rPr>
@@ -4227,12 +4394,12 @@
         <w:pStyle w:val="ListParagraph"/>
         <w:numPr>
           <w:ilvl w:val="0"/>
-          <w:numId w:val="1"/>
+          <w:numId w:val="4"/>
         </w:numPr>
         <w:tabs>
           <w:tab w:val="left" w:pos="659"/>
         </w:tabs>
-        <w:ind w:left="659" w:right="741" w:hanging="195"/>
+        <w:spacing w:before="4"/>
         <w:rPr>
           <w:rFonts w:ascii="Arial MT" w:hAnsi="Arial MT"/>
           <w:sz w:val="20"/>
@@ -4499,6 +4666,31 @@
           <w:szCs w:val="20"/>
         </w:rPr>
         <w:t xml:space="preserve"> </w:t>
+      </w:r>
+    </w:p>
+    <w:p>
+      <w:pPr>
+        <w:pStyle w:val="ListParagraph"/>
+        <w:tabs>
+          <w:tab w:val="left" w:pos="659"/>
+        </w:tabs>
+        <w:spacing w:before="4"/>
+        <w:ind w:left="210" w:firstLine="0"/>
+        <w:rPr>
+          <w:rFonts w:ascii="Arial MT" w:hAnsi="Arial MT"/>
+          <w:sz w:val="20"/>
+          <w:szCs w:val="20"/>
+        </w:rPr>
+      </w:pPr>
+      <w:r>
+        <w:rPr>
+          <w:rFonts w:ascii="Arial MT" w:hAnsi="Arial MT"/>
+          <w:b/>
+          <w:bCs/>
+          <w:sz w:val="20"/>
+          <w:szCs w:val="20"/>
+        </w:rPr>
+        <w:t xml:space="preserve">    </w:t>
       </w:r>
       <w:r>
         <w:rPr>
@@ -4560,14 +4752,14 @@
         <w:pStyle w:val="ListParagraph"/>
         <w:numPr>
           <w:ilvl w:val="0"/>
-          <w:numId w:val="1"/>
+          <w:numId w:val="4"/>
         </w:numPr>
         <w:tabs>
-          <w:tab w:val="left" w:pos="643"/>
+          <w:tab w:val="left" w:pos="659"/>
         </w:tabs>
-        <w:ind w:left="643" w:hanging="179"/>
-        <w:rPr>
-          <w:rFonts w:ascii="Microsoft Sans Serif" w:hAnsi="Microsoft Sans Serif"/>
+        <w:spacing w:before="4"/>
+        <w:rPr>
+          <w:rFonts w:ascii="Arial MT" w:hAnsi="Arial MT"/>
           <w:sz w:val="20"/>
           <w:szCs w:val="20"/>
         </w:rPr>
@@ -4771,47 +4963,35 @@
         </w:rPr>
         <w:t xml:space="preserve"> </w:t>
       </w:r>
+      <w:r>
+        <w:rPr>
+          <w:rFonts w:ascii="Arial MT" w:hAnsi="Arial MT"/>
+          <w:b/>
+          <w:bCs/>
+          <w:spacing w:val="-2"/>
+          <w:sz w:val="20"/>
+          <w:szCs w:val="20"/>
+        </w:rPr>
+        <w:t>assessment</w:t>
+      </w:r>
+      <w:r>
+        <w:rPr>
+          <w:spacing w:val="-2"/>
+          <w:sz w:val="20"/>
+          <w:szCs w:val="20"/>
+        </w:rPr>
+        <w:t>.</w:t>
+      </w:r>
+      <w:bookmarkStart w:id="3" w:name="CERTIFICATIONS_"/>
+      <w:bookmarkEnd w:id="3"/>
     </w:p>
     <w:p>
       <w:pPr>
-        <w:pStyle w:val="ListParagraph"/>
-        <w:tabs>
-          <w:tab w:val="left" w:pos="643"/>
-        </w:tabs>
-        <w:ind w:left="643" w:firstLine="0"/>
-        <w:rPr>
-          <w:rFonts w:ascii="Microsoft Sans Serif" w:hAnsi="Microsoft Sans Serif"/>
-          <w:sz w:val="20"/>
-          <w:szCs w:val="20"/>
-        </w:rPr>
-      </w:pPr>
-      <w:r>
-        <w:rPr>
-          <w:rFonts w:ascii="Arial MT" w:hAnsi="Arial MT"/>
-          <w:b/>
-          <w:bCs/>
-          <w:spacing w:val="-2"/>
-          <w:sz w:val="20"/>
-          <w:szCs w:val="20"/>
-        </w:rPr>
-        <w:t>assessment</w:t>
-      </w:r>
-      <w:r>
-        <w:rPr>
-          <w:spacing w:val="-2"/>
-          <w:sz w:val="20"/>
-          <w:szCs w:val="20"/>
-        </w:rPr>
-        <w:t>.</w:t>
-      </w:r>
-      <w:bookmarkStart w:id="4" w:name="CERTIFICATIONS_"/>
-      <w:bookmarkEnd w:id="4"/>
-    </w:p>
-    <w:p>
-      <w:pPr>
         <w:pStyle w:val="Heading1"/>
         <w:spacing w:before="10"/>
-        <w:rPr>
+        <w:ind w:left="0"/>
+        <w:rPr>
+          <w:rFonts w:ascii="Arial MT" w:hAnsi="Arial MT"/>
           <w:smallCaps/>
           <w:color w:val="453891"/>
           <w:spacing w:val="-2"/>
@@ -4821,7 +5001,8 @@
     <w:p>
       <w:pPr>
         <w:pStyle w:val="Heading1"/>
-        <w:spacing w:before="10"/>
+        <w:spacing w:before="60"/>
+        <w:ind w:left="0"/>
         <w:rPr>
           <w:rFonts w:ascii="Arial MT" w:hAnsi="Arial MT"/>
           <w:smallCaps/>
@@ -4831,21 +5012,49 @@
       </w:pPr>
       <w:r>
         <w:rPr>
+          <w:rFonts w:ascii="Arial MT" w:hAnsi="Arial MT"/>
+          <w:smallCaps/>
+          <w:color w:val="453891"/>
+          <w:spacing w:val="-2"/>
+        </w:rPr>
+        <w:t>Certifications</w:t>
+      </w:r>
+    </w:p>
+    <w:p>
+      <w:pPr>
+        <w:pStyle w:val="ListParagraph"/>
+        <w:numPr>
+          <w:ilvl w:val="0"/>
+          <w:numId w:val="4"/>
+        </w:numPr>
+        <w:tabs>
+          <w:tab w:val="left" w:pos="658"/>
+          <w:tab w:val="left" w:pos="8783"/>
+        </w:tabs>
+        <w:spacing w:before="60"/>
+        <w:rPr>
+          <w:rFonts w:ascii="Arial MT" w:hAnsi="Arial MT"/>
+          <w:sz w:val="20"/>
+          <w:szCs w:val="20"/>
+        </w:rPr>
+      </w:pPr>
+      <w:r>
+        <w:rPr>
           <w:noProof/>
         </w:rPr>
         <mc:AlternateContent>
           <mc:Choice Requires="wps">
             <w:drawing>
-              <wp:anchor distT="0" distB="0" distL="114300" distR="114300" simplePos="0" relativeHeight="251661312" behindDoc="0" locked="0" layoutInCell="1" allowOverlap="1" wp14:anchorId="6AFE129F" wp14:editId="1D506501">
+              <wp:anchor distT="0" distB="0" distL="114300" distR="114300" simplePos="0" relativeHeight="251662848" behindDoc="0" locked="0" layoutInCell="1" allowOverlap="1" wp14:anchorId="6AFE129F" wp14:editId="38F9C81B">
                 <wp:simplePos x="0" y="0"/>
                 <wp:positionH relativeFrom="column">
-                  <wp:posOffset>73979</wp:posOffset>
+                  <wp:posOffset>-5715</wp:posOffset>
                 </wp:positionH>
                 <wp:positionV relativeFrom="paragraph">
-                  <wp:posOffset>166052</wp:posOffset>
+                  <wp:posOffset>6985</wp:posOffset>
                 </wp:positionV>
-                <wp:extent cx="6419850" cy="18732"/>
-                <wp:effectExtent l="0" t="0" r="19050" b="19685"/>
+                <wp:extent cx="6845935" cy="0"/>
+                <wp:effectExtent l="0" t="0" r="0" b="0"/>
                 <wp:wrapNone/>
                 <wp:docPr id="556846960" name="Straight Connector 6"/>
                 <wp:cNvGraphicFramePr/>
@@ -4856,7 +5065,7 @@
                       <wps:spPr>
                         <a:xfrm flipV="1">
                           <a:off x="0" y="0"/>
-                          <a:ext cx="6419850" cy="18732"/>
+                          <a:ext cx="6845935" cy="0"/>
                         </a:xfrm>
                         <a:prstGeom prst="line">
                           <a:avLst/>
@@ -4891,7 +5100,7 @@
           </mc:Choice>
           <mc:Fallback>
             <w:pict>
-              <v:line w14:anchorId="328E1BF2" id="Straight Connector 6" o:spid="_x0000_s1026" style="position:absolute;flip:y;z-index:251661312;visibility:visible;mso-wrap-style:square;mso-width-percent:0;mso-height-percent:0;mso-wrap-distance-left:9pt;mso-wrap-distance-top:0;mso-wrap-distance-right:9pt;mso-wrap-distance-bottom:0;mso-position-horizontal:absolute;mso-position-horizontal-relative:text;mso-position-vertical:absolute;mso-position-vertical-relative:text;mso-width-percent:0;mso-height-percent:0;mso-width-relative:margin;mso-height-relative:margin" from="5.85pt,13.05pt" to="511.35pt,14.5pt" o:gfxdata="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" strokecolor="black [3040]"/>
+              <v:line w14:anchorId="72978FA1" id="Straight Connector 6" o:spid="_x0000_s1026" style="position:absolute;flip:y;z-index:251662848;visibility:visible;mso-wrap-style:square;mso-width-percent:0;mso-height-percent:0;mso-wrap-distance-left:9pt;mso-wrap-distance-top:0;mso-wrap-distance-right:9pt;mso-wrap-distance-bottom:0;mso-position-horizontal:absolute;mso-position-horizontal-relative:text;mso-position-vertical:absolute;mso-position-vertical-relative:text;mso-width-percent:0;mso-height-percent:0;mso-width-relative:margin;mso-height-relative:margin" from="-.45pt,.55pt" to="538.6pt,.55pt" o:gfxdata="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" strokecolor="black [3040]"/>
             </w:pict>
           </mc:Fallback>
         </mc:AlternateContent>
@@ -4899,35 +5108,6 @@
       <w:r>
         <w:rPr>
           <w:rFonts w:ascii="Arial MT" w:hAnsi="Arial MT"/>
-          <w:smallCaps/>
-          <w:color w:val="453891"/>
-          <w:spacing w:val="-2"/>
-        </w:rPr>
-        <w:t>Certifications</w:t>
-      </w:r>
-    </w:p>
-    <w:p>
-      <w:pPr>
-        <w:pStyle w:val="ListParagraph"/>
-        <w:numPr>
-          <w:ilvl w:val="0"/>
-          <w:numId w:val="1"/>
-        </w:numPr>
-        <w:tabs>
-          <w:tab w:val="left" w:pos="658"/>
-          <w:tab w:val="left" w:pos="8783"/>
-        </w:tabs>
-        <w:spacing w:before="18"/>
-        <w:ind w:left="658" w:hanging="179"/>
-        <w:rPr>
-          <w:rFonts w:ascii="Arial MT" w:hAnsi="Arial MT"/>
-          <w:sz w:val="20"/>
-          <w:szCs w:val="20"/>
-        </w:rPr>
-      </w:pPr>
-      <w:r>
-        <w:rPr>
-          <w:rFonts w:ascii="Arial MT" w:hAnsi="Arial MT"/>
           <w:sz w:val="20"/>
           <w:szCs w:val="20"/>
         </w:rPr>
@@ -5059,339 +5239,6 @@
           <w:szCs w:val="20"/>
         </w:rPr>
         <w:t xml:space="preserve"> | </w:t>
-      </w:r>
-      <w:hyperlink r:id="rId13">
-        <w:r>
-          <w:rPr>
-            <w:rFonts w:ascii="Arial MT" w:hAnsi="Arial MT"/>
-            <w:i/>
-            <w:iCs/>
-            <w:color w:val="1154CC"/>
-            <w:spacing w:val="-2"/>
-            <w:sz w:val="20"/>
-            <w:szCs w:val="20"/>
-            <w:u w:val="single" w:color="1154CC"/>
-          </w:rPr>
-          <w:t>LINK</w:t>
-        </w:r>
-      </w:hyperlink>
-      <w:r>
-        <w:rPr>
-          <w:rFonts w:ascii="Arial MT" w:hAnsi="Arial MT"/>
-          <w:spacing w:val="-2"/>
-          <w:sz w:val="20"/>
-          <w:szCs w:val="20"/>
-        </w:rPr>
-        <w:t xml:space="preserve"> </w:t>
-      </w:r>
-      <w:r>
-        <w:rPr>
-          <w:rFonts w:ascii="Arial MT" w:hAnsi="Arial MT"/>
-          <w:sz w:val="20"/>
-          <w:szCs w:val="20"/>
-        </w:rPr>
-        <w:t xml:space="preserve"> </w:t>
-      </w:r>
-      <w:r>
-        <w:rPr>
-          <w:rFonts w:ascii="Arial MT" w:hAnsi="Arial MT"/>
-          <w:sz w:val="20"/>
-          <w:szCs w:val="20"/>
-        </w:rPr>
-        <w:tab/>
-      </w:r>
-      <w:r>
-        <w:rPr>
-          <w:rFonts w:ascii="Arial MT" w:hAnsi="Arial MT"/>
-          <w:sz w:val="20"/>
-          <w:szCs w:val="20"/>
-        </w:rPr>
-        <w:tab/>
-        <w:t xml:space="preserve">   </w:t>
-      </w:r>
-      <w:r>
-        <w:rPr>
-          <w:rFonts w:ascii="Arial MT" w:hAnsi="Arial MT"/>
-          <w:b/>
-          <w:color w:val="2B2D91"/>
-          <w:sz w:val="20"/>
-          <w:szCs w:val="20"/>
-        </w:rPr>
-        <w:t>Aug</w:t>
-      </w:r>
-      <w:r>
-        <w:rPr>
-          <w:rFonts w:ascii="Arial MT" w:hAnsi="Arial MT"/>
-          <w:b/>
-          <w:color w:val="2B2D91"/>
-          <w:spacing w:val="-5"/>
-          <w:sz w:val="20"/>
-          <w:szCs w:val="20"/>
-        </w:rPr>
-        <w:t xml:space="preserve">’ </w:t>
-      </w:r>
-      <w:r>
-        <w:rPr>
-          <w:rFonts w:ascii="Arial MT" w:hAnsi="Arial MT"/>
-          <w:b/>
-          <w:color w:val="2B2D91"/>
-          <w:spacing w:val="-4"/>
-          <w:sz w:val="20"/>
-          <w:szCs w:val="20"/>
-        </w:rPr>
-        <w:t>25</w:t>
-      </w:r>
-      <w:r>
-        <w:rPr>
-          <w:rFonts w:ascii="Arial MT" w:hAnsi="Arial MT"/>
-          <w:sz w:val="20"/>
-          <w:szCs w:val="20"/>
-        </w:rPr>
-        <w:t xml:space="preserve">                         </w:t>
-      </w:r>
-      <w:r>
-        <w:rPr>
-          <w:rFonts w:ascii="Arial MT" w:hAnsi="Arial MT"/>
-          <w:sz w:val="20"/>
-          <w:szCs w:val="20"/>
-        </w:rPr>
-        <w:t xml:space="preserve">                                         </w:t>
-      </w:r>
-      <w:r>
-        <w:rPr>
-          <w:rFonts w:ascii="Arial MT" w:hAnsi="Arial MT"/>
-          <w:sz w:val="20"/>
-          <w:szCs w:val="20"/>
-        </w:rPr>
-        <w:t xml:space="preserve"> </w:t>
-      </w:r>
-      <w:r>
-        <w:rPr>
-          <w:rFonts w:ascii="Arial MT" w:hAnsi="Arial MT"/>
-          <w:sz w:val="20"/>
-          <w:szCs w:val="20"/>
-        </w:rPr>
-        <w:t xml:space="preserve">     </w:t>
-      </w:r>
-      <w:r>
-        <w:rPr>
-          <w:rFonts w:ascii="Arial MT" w:hAnsi="Arial MT"/>
-          <w:sz w:val="20"/>
-          <w:szCs w:val="20"/>
-        </w:rPr>
-        <w:t xml:space="preserve"> </w:t>
-      </w:r>
-      <w:r>
-        <w:rPr>
-          <w:rFonts w:ascii="Arial MT" w:hAnsi="Arial MT"/>
-          <w:sz w:val="20"/>
-          <w:szCs w:val="20"/>
-        </w:rPr>
-        <w:t xml:space="preserve"> </w:t>
-      </w:r>
-      <w:r>
-        <w:rPr>
-          <w:rFonts w:ascii="Arial MT" w:hAnsi="Arial MT"/>
-          <w:sz w:val="20"/>
-          <w:szCs w:val="20"/>
-        </w:rPr>
-        <w:t xml:space="preserve"> </w:t>
-      </w:r>
-    </w:p>
-    <w:p>
-      <w:pPr>
-        <w:pStyle w:val="ListParagraph"/>
-        <w:numPr>
-          <w:ilvl w:val="0"/>
-          <w:numId w:val="1"/>
-        </w:numPr>
-        <w:tabs>
-          <w:tab w:val="left" w:pos="658"/>
-          <w:tab w:val="left" w:pos="8793"/>
-        </w:tabs>
-        <w:spacing w:before="37"/>
-        <w:ind w:left="658" w:hanging="179"/>
-        <w:rPr>
-          <w:rFonts w:ascii="Arial MT" w:hAnsi="Arial MT"/>
-          <w:sz w:val="20"/>
-          <w:szCs w:val="20"/>
-        </w:rPr>
-      </w:pPr>
-      <w:r>
-        <w:rPr>
-          <w:rFonts w:ascii="Arial MT" w:hAnsi="Arial MT"/>
-          <w:sz w:val="20"/>
-          <w:szCs w:val="20"/>
-        </w:rPr>
-        <w:t>Build</w:t>
-      </w:r>
-      <w:r>
-        <w:rPr>
-          <w:rFonts w:ascii="Arial MT" w:hAnsi="Arial MT"/>
-          <w:spacing w:val="-8"/>
-          <w:sz w:val="20"/>
-          <w:szCs w:val="20"/>
-        </w:rPr>
-        <w:t xml:space="preserve"> </w:t>
-      </w:r>
-      <w:r>
-        <w:rPr>
-          <w:rFonts w:ascii="Arial MT" w:hAnsi="Arial MT"/>
-          <w:sz w:val="20"/>
-          <w:szCs w:val="20"/>
-        </w:rPr>
-        <w:t>Generative</w:t>
-      </w:r>
-      <w:r>
-        <w:rPr>
-          <w:rFonts w:ascii="Arial MT" w:hAnsi="Arial MT"/>
-          <w:spacing w:val="-5"/>
-          <w:sz w:val="20"/>
-          <w:szCs w:val="20"/>
-        </w:rPr>
-        <w:t xml:space="preserve"> </w:t>
-      </w:r>
-      <w:r>
-        <w:rPr>
-          <w:rFonts w:ascii="Arial MT" w:hAnsi="Arial MT"/>
-          <w:sz w:val="20"/>
-          <w:szCs w:val="20"/>
-        </w:rPr>
-        <w:t>AI</w:t>
-      </w:r>
-      <w:r>
-        <w:rPr>
-          <w:rFonts w:ascii="Arial MT" w:hAnsi="Arial MT"/>
-          <w:spacing w:val="-5"/>
-          <w:sz w:val="20"/>
-          <w:szCs w:val="20"/>
-        </w:rPr>
-        <w:t xml:space="preserve"> </w:t>
-      </w:r>
-      <w:r>
-        <w:rPr>
-          <w:rFonts w:ascii="Arial MT" w:hAnsi="Arial MT"/>
-          <w:sz w:val="20"/>
-          <w:szCs w:val="20"/>
-        </w:rPr>
-        <w:t>Apps</w:t>
-      </w:r>
-      <w:r>
-        <w:rPr>
-          <w:rFonts w:ascii="Arial MT" w:hAnsi="Arial MT"/>
-          <w:spacing w:val="-6"/>
-          <w:sz w:val="20"/>
-          <w:szCs w:val="20"/>
-        </w:rPr>
-        <w:t xml:space="preserve"> </w:t>
-      </w:r>
-      <w:r>
-        <w:rPr>
-          <w:rFonts w:ascii="Arial MT" w:hAnsi="Arial MT"/>
-          <w:sz w:val="20"/>
-          <w:szCs w:val="20"/>
-        </w:rPr>
-        <w:t>and</w:t>
-      </w:r>
-      <w:r>
-        <w:rPr>
-          <w:rFonts w:ascii="Arial MT" w:hAnsi="Arial MT"/>
-          <w:spacing w:val="-5"/>
-          <w:sz w:val="20"/>
-          <w:szCs w:val="20"/>
-        </w:rPr>
-        <w:t xml:space="preserve"> </w:t>
-      </w:r>
-      <w:r>
-        <w:rPr>
-          <w:rFonts w:ascii="Arial MT" w:hAnsi="Arial MT"/>
-          <w:sz w:val="20"/>
-          <w:szCs w:val="20"/>
-        </w:rPr>
-        <w:t>Solutions</w:t>
-      </w:r>
-      <w:r>
-        <w:rPr>
-          <w:rFonts w:ascii="Arial MT" w:hAnsi="Arial MT"/>
-          <w:spacing w:val="-5"/>
-          <w:sz w:val="20"/>
-          <w:szCs w:val="20"/>
-        </w:rPr>
-        <w:t xml:space="preserve"> </w:t>
-      </w:r>
-      <w:r>
-        <w:rPr>
-          <w:rFonts w:ascii="Arial MT" w:hAnsi="Arial MT"/>
-          <w:sz w:val="20"/>
-          <w:szCs w:val="20"/>
-        </w:rPr>
-        <w:t>|</w:t>
-      </w:r>
-      <w:r>
-        <w:rPr>
-          <w:rFonts w:ascii="Arial MT" w:hAnsi="Arial MT"/>
-          <w:spacing w:val="-6"/>
-          <w:sz w:val="20"/>
-          <w:szCs w:val="20"/>
-        </w:rPr>
-        <w:t xml:space="preserve"> </w:t>
-      </w:r>
-      <w:r>
-        <w:rPr>
-          <w:rFonts w:ascii="Arial MT" w:hAnsi="Arial MT"/>
-          <w:i/>
-          <w:iCs/>
-          <w:sz w:val="20"/>
-          <w:szCs w:val="20"/>
-        </w:rPr>
-        <w:t>Infosys</w:t>
-      </w:r>
-      <w:r>
-        <w:rPr>
-          <w:rFonts w:ascii="Arial MT" w:hAnsi="Arial MT"/>
-          <w:i/>
-          <w:iCs/>
-          <w:spacing w:val="-5"/>
-          <w:sz w:val="20"/>
-          <w:szCs w:val="20"/>
-        </w:rPr>
-        <w:t xml:space="preserve"> </w:t>
-      </w:r>
-      <w:r>
-        <w:rPr>
-          <w:rFonts w:ascii="Arial MT" w:hAnsi="Arial MT"/>
-          <w:i/>
-          <w:iCs/>
-          <w:sz w:val="20"/>
-          <w:szCs w:val="20"/>
-        </w:rPr>
-        <w:t>Springboard</w:t>
-      </w:r>
-      <w:r>
-        <w:rPr>
-          <w:rFonts w:ascii="Arial MT" w:hAnsi="Arial MT"/>
-          <w:spacing w:val="-5"/>
-          <w:sz w:val="20"/>
-          <w:szCs w:val="20"/>
-        </w:rPr>
-        <w:t xml:space="preserve"> </w:t>
-      </w:r>
-      <w:r>
-        <w:rPr>
-          <w:rFonts w:ascii="Arial MT" w:hAnsi="Arial MT"/>
-          <w:sz w:val="20"/>
-          <w:szCs w:val="20"/>
-        </w:rPr>
-        <w:t>|</w:t>
-      </w:r>
-      <w:r>
-        <w:rPr>
-          <w:rFonts w:ascii="Arial MT" w:hAnsi="Arial MT"/>
-          <w:spacing w:val="-2"/>
-          <w:sz w:val="20"/>
-          <w:szCs w:val="20"/>
-        </w:rPr>
-        <w:t xml:space="preserve"> </w:t>
       </w:r>
       <w:hyperlink r:id="rId14">
         <w:r>
@@ -5411,8 +5258,23 @@
       <w:r>
         <w:rPr>
           <w:rFonts w:ascii="Arial MT" w:hAnsi="Arial MT"/>
-          <w:i/>
-          <w:iCs/>
+          <w:spacing w:val="-2"/>
+          <w:sz w:val="20"/>
+          <w:szCs w:val="20"/>
+        </w:rPr>
+        <w:t xml:space="preserve"> </w:t>
+      </w:r>
+      <w:r>
+        <w:rPr>
+          <w:rFonts w:ascii="Arial MT" w:hAnsi="Arial MT"/>
+          <w:sz w:val="20"/>
+          <w:szCs w:val="20"/>
+        </w:rPr>
+        <w:t xml:space="preserve"> </w:t>
+      </w:r>
+      <w:r>
+        <w:rPr>
+          <w:rFonts w:ascii="Arial MT" w:hAnsi="Arial MT"/>
           <w:sz w:val="20"/>
           <w:szCs w:val="20"/>
         </w:rPr>
@@ -5421,13 +5283,35 @@
       <w:r>
         <w:rPr>
           <w:rFonts w:ascii="Arial MT" w:hAnsi="Arial MT"/>
-          <w:i/>
-          <w:iCs/>
           <w:sz w:val="20"/>
           <w:szCs w:val="20"/>
         </w:rPr>
         <w:tab/>
-        <w:t xml:space="preserve">   </w:t>
+        <w:t xml:space="preserve">  </w:t>
+      </w:r>
+      <w:r>
+        <w:rPr>
+          <w:rFonts w:ascii="Arial MT" w:hAnsi="Arial MT"/>
+          <w:sz w:val="20"/>
+          <w:szCs w:val="20"/>
+        </w:rPr>
+        <w:t xml:space="preserve">         </w:t>
+      </w:r>
+      <w:r>
+        <w:rPr>
+          <w:rFonts w:ascii="Arial MT" w:hAnsi="Arial MT"/>
+          <w:sz w:val="20"/>
+          <w:szCs w:val="20"/>
+        </w:rPr>
+        <w:t xml:space="preserve"> </w:t>
+      </w:r>
+      <w:r>
+        <w:rPr>
+          <w:rFonts w:ascii="Arial MT" w:hAnsi="Arial MT"/>
+          <w:sz w:val="20"/>
+          <w:szCs w:val="20"/>
+        </w:rPr>
+        <w:t xml:space="preserve"> </w:t>
       </w:r>
       <w:r>
         <w:rPr>
@@ -5460,6 +5344,62 @@
           <w:szCs w:val="20"/>
         </w:rPr>
         <w:t>25</w:t>
+      </w:r>
+      <w:r>
+        <w:rPr>
+          <w:rFonts w:ascii="Arial MT" w:hAnsi="Arial MT"/>
+          <w:sz w:val="20"/>
+          <w:szCs w:val="20"/>
+        </w:rPr>
+        <w:t xml:space="preserve">                         </w:t>
+      </w:r>
+      <w:r>
+        <w:rPr>
+          <w:rFonts w:ascii="Arial MT" w:hAnsi="Arial MT"/>
+          <w:sz w:val="20"/>
+          <w:szCs w:val="20"/>
+        </w:rPr>
+        <w:t xml:space="preserve">                                         </w:t>
+      </w:r>
+      <w:r>
+        <w:rPr>
+          <w:rFonts w:ascii="Arial MT" w:hAnsi="Arial MT"/>
+          <w:sz w:val="20"/>
+          <w:szCs w:val="20"/>
+        </w:rPr>
+        <w:t xml:space="preserve"> </w:t>
+      </w:r>
+      <w:r>
+        <w:rPr>
+          <w:rFonts w:ascii="Arial MT" w:hAnsi="Arial MT"/>
+          <w:sz w:val="20"/>
+          <w:szCs w:val="20"/>
+        </w:rPr>
+        <w:t xml:space="preserve">     </w:t>
+      </w:r>
+      <w:r>
+        <w:rPr>
+          <w:rFonts w:ascii="Arial MT" w:hAnsi="Arial MT"/>
+          <w:sz w:val="20"/>
+          <w:szCs w:val="20"/>
+        </w:rPr>
+        <w:t xml:space="preserve"> </w:t>
+      </w:r>
+      <w:r>
+        <w:rPr>
+          <w:rFonts w:ascii="Arial MT" w:hAnsi="Arial MT"/>
+          <w:sz w:val="20"/>
+          <w:szCs w:val="20"/>
+        </w:rPr>
+        <w:t xml:space="preserve"> </w:t>
+      </w:r>
+      <w:r>
+        <w:rPr>
+          <w:rFonts w:ascii="Arial MT" w:hAnsi="Arial MT"/>
+          <w:sz w:val="20"/>
+          <w:szCs w:val="20"/>
+        </w:rPr>
+        <w:t xml:space="preserve"> </w:t>
       </w:r>
     </w:p>
     <w:p>
@@ -5467,32 +5407,31 @@
         <w:pStyle w:val="ListParagraph"/>
         <w:numPr>
           <w:ilvl w:val="0"/>
-          <w:numId w:val="1"/>
+          <w:numId w:val="4"/>
         </w:numPr>
         <w:tabs>
           <w:tab w:val="left" w:pos="658"/>
-          <w:tab w:val="left" w:pos="8750"/>
+          <w:tab w:val="left" w:pos="8783"/>
         </w:tabs>
-        <w:spacing w:before="36"/>
-        <w:ind w:left="658" w:hanging="179"/>
-        <w:rPr>
-          <w:rFonts w:ascii="Arial MT" w:hAnsi="Arial MT"/>
-          <w:sz w:val="20"/>
-          <w:szCs w:val="20"/>
-        </w:rPr>
-      </w:pPr>
-      <w:r>
-        <w:rPr>
-          <w:rFonts w:ascii="Arial MT" w:hAnsi="Arial MT"/>
-          <w:sz w:val="20"/>
-          <w:szCs w:val="20"/>
-        </w:rPr>
-        <w:t>Master</w:t>
-      </w:r>
-      <w:r>
-        <w:rPr>
-          <w:rFonts w:ascii="Arial MT" w:hAnsi="Arial MT"/>
-          <w:spacing w:val="-7"/>
+        <w:spacing w:before="18"/>
+        <w:rPr>
+          <w:rFonts w:ascii="Arial MT" w:hAnsi="Arial MT"/>
+          <w:sz w:val="20"/>
+          <w:szCs w:val="20"/>
+        </w:rPr>
+      </w:pPr>
+      <w:r>
+        <w:rPr>
+          <w:rFonts w:ascii="Arial MT" w:hAnsi="Arial MT"/>
+          <w:sz w:val="20"/>
+          <w:szCs w:val="20"/>
+        </w:rPr>
+        <w:t>Build</w:t>
+      </w:r>
+      <w:r>
+        <w:rPr>
+          <w:rFonts w:ascii="Arial MT" w:hAnsi="Arial MT"/>
+          <w:spacing w:val="-8"/>
           <w:sz w:val="20"/>
           <w:szCs w:val="20"/>
         </w:rPr>
@@ -5526,23 +5465,6 @@
       <w:r>
         <w:rPr>
           <w:rFonts w:ascii="Arial MT" w:hAnsi="Arial MT"/>
-          <w:spacing w:val="-4"/>
-          <w:sz w:val="20"/>
-          <w:szCs w:val="20"/>
-        </w:rPr>
-        <w:t xml:space="preserve"> </w:t>
-      </w:r>
-      <w:r>
-        <w:rPr>
-          <w:rFonts w:ascii="Arial MT" w:hAnsi="Arial MT"/>
-          <w:sz w:val="20"/>
-          <w:szCs w:val="20"/>
-        </w:rPr>
-        <w:t>&amp;</w:t>
-      </w:r>
-      <w:r>
-        <w:rPr>
-          <w:rFonts w:ascii="Arial MT" w:hAnsi="Arial MT"/>
           <w:spacing w:val="-5"/>
           <w:sz w:val="20"/>
           <w:szCs w:val="20"/>
@@ -5555,7 +5477,24 @@
           <w:sz w:val="20"/>
           <w:szCs w:val="20"/>
         </w:rPr>
-        <w:t>Generative</w:t>
+        <w:t>Apps</w:t>
+      </w:r>
+      <w:r>
+        <w:rPr>
+          <w:rFonts w:ascii="Arial MT" w:hAnsi="Arial MT"/>
+          <w:spacing w:val="-6"/>
+          <w:sz w:val="20"/>
+          <w:szCs w:val="20"/>
+        </w:rPr>
+        <w:t xml:space="preserve"> </w:t>
+      </w:r>
+      <w:r>
+        <w:rPr>
+          <w:rFonts w:ascii="Arial MT" w:hAnsi="Arial MT"/>
+          <w:sz w:val="20"/>
+          <w:szCs w:val="20"/>
+        </w:rPr>
+        <w:t>and</w:t>
       </w:r>
       <w:r>
         <w:rPr>
@@ -5572,24 +5511,7 @@
           <w:sz w:val="20"/>
           <w:szCs w:val="20"/>
         </w:rPr>
-        <w:t>AI</w:t>
-      </w:r>
-      <w:r>
-        <w:rPr>
-          <w:rFonts w:ascii="Arial MT" w:hAnsi="Arial MT"/>
-          <w:spacing w:val="-4"/>
-          <w:sz w:val="20"/>
-          <w:szCs w:val="20"/>
-        </w:rPr>
-        <w:t xml:space="preserve"> </w:t>
-      </w:r>
-      <w:r>
-        <w:rPr>
-          <w:rFonts w:ascii="Arial MT" w:hAnsi="Arial MT"/>
-          <w:sz w:val="20"/>
-          <w:szCs w:val="20"/>
-        </w:rPr>
-        <w:t>tools</w:t>
+        <w:t>Solutions</w:t>
       </w:r>
       <w:r>
         <w:rPr>
@@ -5668,7 +5590,7 @@
       <w:r>
         <w:rPr>
           <w:rFonts w:ascii="Arial MT" w:hAnsi="Arial MT"/>
-          <w:spacing w:val="-4"/>
+          <w:spacing w:val="-2"/>
           <w:sz w:val="20"/>
           <w:szCs w:val="20"/>
         </w:rPr>
@@ -5697,20 +5619,24 @@
           <w:sz w:val="20"/>
           <w:szCs w:val="20"/>
         </w:rPr>
-        <w:t xml:space="preserve"> </w:t>
-      </w:r>
-      <w:r>
-        <w:rPr>
-          <w:rFonts w:ascii="Arial MT" w:hAnsi="Arial MT"/>
-          <w:spacing w:val="-2"/>
-          <w:sz w:val="20"/>
-          <w:szCs w:val="20"/>
-        </w:rPr>
-        <w:t xml:space="preserve"> </w:t>
-      </w:r>
-      <w:r>
-        <w:rPr>
-          <w:rFonts w:ascii="Arial MT" w:hAnsi="Arial MT"/>
+        <w:tab/>
+      </w:r>
+      <w:r>
+        <w:rPr>
+          <w:rFonts w:ascii="Arial MT" w:hAnsi="Arial MT"/>
+          <w:i/>
+          <w:iCs/>
+          <w:sz w:val="20"/>
+          <w:szCs w:val="20"/>
+        </w:rPr>
+        <w:tab/>
+        <w:t xml:space="preserve">  </w:t>
+      </w:r>
+      <w:r>
+        <w:rPr>
+          <w:rFonts w:ascii="Arial MT" w:hAnsi="Arial MT"/>
+          <w:i/>
+          <w:iCs/>
           <w:sz w:val="20"/>
           <w:szCs w:val="20"/>
         </w:rPr>
@@ -5719,18 +5645,22 @@
       <w:r>
         <w:rPr>
           <w:rFonts w:ascii="Arial MT" w:hAnsi="Arial MT"/>
-          <w:sz w:val="20"/>
-          <w:szCs w:val="20"/>
-        </w:rPr>
-        <w:t xml:space="preserve">                                 </w:t>
-      </w:r>
-      <w:r>
-        <w:rPr>
-          <w:rFonts w:ascii="Arial MT" w:hAnsi="Arial MT"/>
-          <w:sz w:val="20"/>
-          <w:szCs w:val="20"/>
-        </w:rPr>
-        <w:t xml:space="preserve">  </w:t>
+          <w:i/>
+          <w:iCs/>
+          <w:sz w:val="20"/>
+          <w:szCs w:val="20"/>
+        </w:rPr>
+        <w:t xml:space="preserve"> </w:t>
+      </w:r>
+      <w:r>
+        <w:rPr>
+          <w:rFonts w:ascii="Arial MT" w:hAnsi="Arial MT"/>
+          <w:i/>
+          <w:iCs/>
+          <w:sz w:val="20"/>
+          <w:szCs w:val="20"/>
+        </w:rPr>
+        <w:t xml:space="preserve"> </w:t>
       </w:r>
       <w:r>
         <w:rPr>
@@ -5751,18 +5681,7 @@
           <w:sz w:val="20"/>
           <w:szCs w:val="20"/>
         </w:rPr>
-        <w:t>’</w:t>
-      </w:r>
-      <w:r>
-        <w:rPr>
-          <w:rFonts w:ascii="Arial MT" w:hAnsi="Arial MT"/>
-          <w:b/>
-          <w:color w:val="2B2D91"/>
-          <w:spacing w:val="-5"/>
-          <w:sz w:val="20"/>
-          <w:szCs w:val="20"/>
-        </w:rPr>
-        <w:t xml:space="preserve"> </w:t>
+        <w:t xml:space="preserve">’ </w:t>
       </w:r>
       <w:r>
         <w:rPr>
@@ -5781,27 +5700,27 @@
         <w:pStyle w:val="ListParagraph"/>
         <w:numPr>
           <w:ilvl w:val="0"/>
-          <w:numId w:val="1"/>
+          <w:numId w:val="4"/>
         </w:numPr>
         <w:tabs>
           <w:tab w:val="left" w:pos="658"/>
-          <w:tab w:val="left" w:pos="8750"/>
+          <w:tab w:val="left" w:pos="8783"/>
         </w:tabs>
-        <w:spacing w:before="36"/>
-        <w:ind w:left="658" w:hanging="179"/>
-        <w:rPr>
-          <w:rFonts w:ascii="Arial MT" w:hAnsi="Arial MT"/>
-          <w:sz w:val="20"/>
-          <w:szCs w:val="20"/>
-        </w:rPr>
-      </w:pPr>
-      <w:r>
-        <w:rPr>
-          <w:rFonts w:ascii="Arial MT" w:hAnsi="Arial MT"/>
-          <w:sz w:val="20"/>
-          <w:szCs w:val="20"/>
-        </w:rPr>
-        <w:t>Cloud</w:t>
+        <w:spacing w:before="18"/>
+        <w:jc w:val="both"/>
+        <w:rPr>
+          <w:rFonts w:ascii="Arial MT" w:hAnsi="Arial MT"/>
+          <w:sz w:val="20"/>
+          <w:szCs w:val="20"/>
+        </w:rPr>
+      </w:pPr>
+      <w:r>
+        <w:rPr>
+          <w:rFonts w:ascii="Arial MT" w:hAnsi="Arial MT"/>
+          <w:sz w:val="20"/>
+          <w:szCs w:val="20"/>
+        </w:rPr>
+        <w:t>Master</w:t>
       </w:r>
       <w:r>
         <w:rPr>
@@ -5818,7 +5737,24 @@
           <w:sz w:val="20"/>
           <w:szCs w:val="20"/>
         </w:rPr>
-        <w:t>Computing</w:t>
+        <w:t>Generative</w:t>
+      </w:r>
+      <w:r>
+        <w:rPr>
+          <w:rFonts w:ascii="Arial MT" w:hAnsi="Arial MT"/>
+          <w:spacing w:val="-5"/>
+          <w:sz w:val="20"/>
+          <w:szCs w:val="20"/>
+        </w:rPr>
+        <w:t xml:space="preserve"> </w:t>
+      </w:r>
+      <w:r>
+        <w:rPr>
+          <w:rFonts w:ascii="Arial MT" w:hAnsi="Arial MT"/>
+          <w:sz w:val="20"/>
+          <w:szCs w:val="20"/>
+        </w:rPr>
+        <w:t>AI</w:t>
       </w:r>
       <w:r>
         <w:rPr>
@@ -5835,12 +5771,80 @@
           <w:sz w:val="20"/>
           <w:szCs w:val="20"/>
         </w:rPr>
+        <w:t>&amp;</w:t>
+      </w:r>
+      <w:r>
+        <w:rPr>
+          <w:rFonts w:ascii="Arial MT" w:hAnsi="Arial MT"/>
+          <w:spacing w:val="-5"/>
+          <w:sz w:val="20"/>
+          <w:szCs w:val="20"/>
+        </w:rPr>
+        <w:t xml:space="preserve"> </w:t>
+      </w:r>
+      <w:r>
+        <w:rPr>
+          <w:rFonts w:ascii="Arial MT" w:hAnsi="Arial MT"/>
+          <w:sz w:val="20"/>
+          <w:szCs w:val="20"/>
+        </w:rPr>
+        <w:t>Generative</w:t>
+      </w:r>
+      <w:r>
+        <w:rPr>
+          <w:rFonts w:ascii="Arial MT" w:hAnsi="Arial MT"/>
+          <w:spacing w:val="-5"/>
+          <w:sz w:val="20"/>
+          <w:szCs w:val="20"/>
+        </w:rPr>
+        <w:t xml:space="preserve"> </w:t>
+      </w:r>
+      <w:r>
+        <w:rPr>
+          <w:rFonts w:ascii="Arial MT" w:hAnsi="Arial MT"/>
+          <w:sz w:val="20"/>
+          <w:szCs w:val="20"/>
+        </w:rPr>
+        <w:t>AI</w:t>
+      </w:r>
+      <w:r>
+        <w:rPr>
+          <w:rFonts w:ascii="Arial MT" w:hAnsi="Arial MT"/>
+          <w:spacing w:val="-4"/>
+          <w:sz w:val="20"/>
+          <w:szCs w:val="20"/>
+        </w:rPr>
+        <w:t xml:space="preserve"> </w:t>
+      </w:r>
+      <w:r>
+        <w:rPr>
+          <w:rFonts w:ascii="Arial MT" w:hAnsi="Arial MT"/>
+          <w:sz w:val="20"/>
+          <w:szCs w:val="20"/>
+        </w:rPr>
+        <w:t>tools</w:t>
+      </w:r>
+      <w:r>
+        <w:rPr>
+          <w:rFonts w:ascii="Arial MT" w:hAnsi="Arial MT"/>
+          <w:spacing w:val="-5"/>
+          <w:sz w:val="20"/>
+          <w:szCs w:val="20"/>
+        </w:rPr>
+        <w:t xml:space="preserve"> </w:t>
+      </w:r>
+      <w:r>
+        <w:rPr>
+          <w:rFonts w:ascii="Arial MT" w:hAnsi="Arial MT"/>
+          <w:sz w:val="20"/>
+          <w:szCs w:val="20"/>
+        </w:rPr>
         <w:t>|</w:t>
       </w:r>
       <w:r>
         <w:rPr>
           <w:rFonts w:ascii="Arial MT" w:hAnsi="Arial MT"/>
-          <w:spacing w:val="-4"/>
+          <w:spacing w:val="-6"/>
           <w:sz w:val="20"/>
           <w:szCs w:val="20"/>
         </w:rPr>
@@ -5854,29 +5858,50 @@
           <w:sz w:val="20"/>
           <w:szCs w:val="20"/>
         </w:rPr>
-        <w:t>NPTEL</w:t>
+        <w:t>Infosys</w:t>
+      </w:r>
+      <w:r>
+        <w:rPr>
+          <w:rFonts w:ascii="Arial MT" w:hAnsi="Arial MT"/>
+          <w:i/>
+          <w:iCs/>
+          <w:spacing w:val="-5"/>
+          <w:sz w:val="20"/>
+          <w:szCs w:val="20"/>
+        </w:rPr>
+        <w:t xml:space="preserve"> </w:t>
+      </w:r>
+      <w:r>
+        <w:rPr>
+          <w:rFonts w:ascii="Arial MT" w:hAnsi="Arial MT"/>
+          <w:i/>
+          <w:iCs/>
+          <w:sz w:val="20"/>
+          <w:szCs w:val="20"/>
+        </w:rPr>
+        <w:t>Springboard</w:t>
+      </w:r>
+      <w:r>
+        <w:rPr>
+          <w:rFonts w:ascii="Arial MT" w:hAnsi="Arial MT"/>
+          <w:spacing w:val="-5"/>
+          <w:sz w:val="20"/>
+          <w:szCs w:val="20"/>
+        </w:rPr>
+        <w:t xml:space="preserve"> </w:t>
+      </w:r>
+      <w:r>
+        <w:rPr>
+          <w:rFonts w:ascii="Arial MT" w:hAnsi="Arial MT"/>
+          <w:sz w:val="20"/>
+          <w:szCs w:val="20"/>
+        </w:rPr>
+        <w:t>|</w:t>
       </w:r>
       <w:r>
         <w:rPr>
           <w:rFonts w:ascii="Arial MT" w:hAnsi="Arial MT"/>
           <w:spacing w:val="-4"/>
-          <w:sz w:val="20"/>
-          <w:szCs w:val="20"/>
-        </w:rPr>
-        <w:t xml:space="preserve"> </w:t>
-      </w:r>
-      <w:r>
-        <w:rPr>
-          <w:rFonts w:ascii="Arial MT" w:hAnsi="Arial MT"/>
-          <w:sz w:val="20"/>
-          <w:szCs w:val="20"/>
-        </w:rPr>
-        <w:t>|</w:t>
-      </w:r>
-      <w:r>
-        <w:rPr>
-          <w:rFonts w:ascii="Arial MT" w:hAnsi="Arial MT"/>
-          <w:spacing w:val="-2"/>
           <w:sz w:val="20"/>
           <w:szCs w:val="20"/>
         </w:rPr>
@@ -5900,6 +5925,16 @@
       <w:r>
         <w:rPr>
           <w:rFonts w:ascii="Arial MT" w:hAnsi="Arial MT"/>
+          <w:i/>
+          <w:iCs/>
+          <w:sz w:val="20"/>
+          <w:szCs w:val="20"/>
+        </w:rPr>
+        <w:t xml:space="preserve"> </w:t>
+      </w:r>
+      <w:r>
+        <w:rPr>
+          <w:rFonts w:ascii="Arial MT" w:hAnsi="Arial MT"/>
           <w:spacing w:val="-2"/>
           <w:sz w:val="20"/>
           <w:szCs w:val="20"/>
@@ -5912,34 +5947,47 @@
           <w:sz w:val="20"/>
           <w:szCs w:val="20"/>
         </w:rPr>
-        <w:t xml:space="preserve"> </w:t>
-      </w:r>
-      <w:r>
-        <w:rPr>
-          <w:rFonts w:ascii="Arial MT" w:hAnsi="Arial MT"/>
-          <w:sz w:val="20"/>
-          <w:szCs w:val="20"/>
-        </w:rPr>
-        <w:t xml:space="preserve">          </w:t>
-      </w:r>
-      <w:r>
-        <w:rPr>
-          <w:rFonts w:ascii="Arial MT" w:hAnsi="Arial MT"/>
-          <w:sz w:val="20"/>
-          <w:szCs w:val="20"/>
-        </w:rPr>
-        <w:tab/>
-        <w:t xml:space="preserve">             </w:t>
-      </w:r>
-      <w:bookmarkStart w:id="5" w:name="EDUCATION_"/>
-      <w:bookmarkEnd w:id="5"/>
-      <w:r>
-        <w:rPr>
-          <w:rFonts w:ascii="Arial MT" w:hAnsi="Arial MT"/>
-          <w:sz w:val="20"/>
-          <w:szCs w:val="20"/>
-        </w:rPr>
-        <w:t xml:space="preserve"> </w:t>
+        <w:t xml:space="preserve">         </w:t>
+      </w:r>
+      <w:r>
+        <w:rPr>
+          <w:rFonts w:ascii="Arial MT" w:hAnsi="Arial MT"/>
+          <w:sz w:val="20"/>
+          <w:szCs w:val="20"/>
+        </w:rPr>
+        <w:t xml:space="preserve">                                 </w:t>
+      </w:r>
+      <w:r>
+        <w:rPr>
+          <w:rFonts w:ascii="Arial MT" w:hAnsi="Arial MT"/>
+          <w:sz w:val="20"/>
+          <w:szCs w:val="20"/>
+        </w:rPr>
+        <w:t xml:space="preserve">  </w:t>
+      </w:r>
+      <w:r>
+        <w:rPr>
+          <w:rFonts w:ascii="Arial MT" w:hAnsi="Arial MT"/>
+          <w:sz w:val="20"/>
+          <w:szCs w:val="20"/>
+        </w:rPr>
+        <w:t xml:space="preserve">         </w:t>
+      </w:r>
+      <w:r>
+        <w:rPr>
+          <w:rFonts w:ascii="Arial MT" w:hAnsi="Arial MT"/>
+          <w:sz w:val="20"/>
+          <w:szCs w:val="20"/>
+        </w:rPr>
+        <w:t xml:space="preserve"> </w:t>
+      </w:r>
+      <w:r>
+        <w:rPr>
+          <w:rFonts w:ascii="Arial MT" w:hAnsi="Arial MT"/>
+          <w:sz w:val="20"/>
+          <w:szCs w:val="20"/>
+        </w:rPr>
+        <w:t xml:space="preserve">    </w:t>
       </w:r>
       <w:r>
         <w:rPr>
@@ -5949,13 +5997,14 @@
           <w:sz w:val="20"/>
           <w:szCs w:val="20"/>
         </w:rPr>
-        <w:t>Jun</w:t>
+        <w:t>Aug</w:t>
       </w:r>
       <w:r>
         <w:rPr>
           <w:rFonts w:ascii="Arial MT" w:hAnsi="Arial MT"/>
           <w:b/>
           <w:color w:val="2B2D91"/>
+          <w:spacing w:val="-5"/>
           <w:sz w:val="20"/>
           <w:szCs w:val="20"/>
         </w:rPr>
@@ -5966,6 +6015,7 @@
           <w:rFonts w:ascii="Arial MT" w:hAnsi="Arial MT"/>
           <w:b/>
           <w:color w:val="2B2D91"/>
+          <w:spacing w:val="-5"/>
           <w:sz w:val="20"/>
           <w:szCs w:val="20"/>
         </w:rPr>
@@ -5976,6 +6026,7 @@
           <w:rFonts w:ascii="Arial MT" w:hAnsi="Arial MT"/>
           <w:b/>
           <w:color w:val="2B2D91"/>
+          <w:spacing w:val="-4"/>
           <w:sz w:val="20"/>
           <w:szCs w:val="20"/>
         </w:rPr>
@@ -5985,86 +6036,272 @@
     <w:p>
       <w:pPr>
         <w:pStyle w:val="ListParagraph"/>
+        <w:numPr>
+          <w:ilvl w:val="0"/>
+          <w:numId w:val="4"/>
+        </w:numPr>
         <w:tabs>
           <w:tab w:val="left" w:pos="658"/>
-          <w:tab w:val="left" w:pos="8750"/>
+          <w:tab w:val="left" w:pos="8783"/>
         </w:tabs>
-        <w:spacing w:before="36"/>
-        <w:ind w:left="658" w:firstLine="0"/>
-        <w:rPr>
-          <w:rFonts w:ascii="Arial MT" w:hAnsi="Arial MT"/>
-          <w:sz w:val="20"/>
-          <w:szCs w:val="20"/>
-        </w:rPr>
-      </w:pPr>
+        <w:spacing w:before="18"/>
+        <w:jc w:val="both"/>
+        <w:rPr>
+          <w:rFonts w:ascii="Arial MT" w:hAnsi="Arial MT"/>
+          <w:sz w:val="20"/>
+          <w:szCs w:val="20"/>
+        </w:rPr>
+      </w:pPr>
+      <w:r>
+        <w:rPr>
+          <w:rFonts w:ascii="Arial MT" w:hAnsi="Arial MT"/>
+          <w:sz w:val="20"/>
+          <w:szCs w:val="20"/>
+        </w:rPr>
+        <w:t>Cloud</w:t>
+      </w:r>
+      <w:r>
+        <w:rPr>
+          <w:rFonts w:ascii="Arial MT" w:hAnsi="Arial MT"/>
+          <w:spacing w:val="-7"/>
+          <w:sz w:val="20"/>
+          <w:szCs w:val="20"/>
+        </w:rPr>
+        <w:t xml:space="preserve"> </w:t>
+      </w:r>
+      <w:r>
+        <w:rPr>
+          <w:rFonts w:ascii="Arial MT" w:hAnsi="Arial MT"/>
+          <w:sz w:val="20"/>
+          <w:szCs w:val="20"/>
+        </w:rPr>
+        <w:t>Computing</w:t>
+      </w:r>
+      <w:r>
+        <w:rPr>
+          <w:rFonts w:ascii="Arial MT" w:hAnsi="Arial MT"/>
+          <w:spacing w:val="-4"/>
+          <w:sz w:val="20"/>
+          <w:szCs w:val="20"/>
+        </w:rPr>
+        <w:t xml:space="preserve"> </w:t>
+      </w:r>
+      <w:r>
+        <w:rPr>
+          <w:rFonts w:ascii="Arial MT" w:hAnsi="Arial MT"/>
+          <w:sz w:val="20"/>
+          <w:szCs w:val="20"/>
+        </w:rPr>
+        <w:t>|</w:t>
+      </w:r>
+      <w:r>
+        <w:rPr>
+          <w:rFonts w:ascii="Arial MT" w:hAnsi="Arial MT"/>
+          <w:spacing w:val="-4"/>
+          <w:sz w:val="20"/>
+          <w:szCs w:val="20"/>
+        </w:rPr>
+        <w:t xml:space="preserve"> </w:t>
+      </w:r>
+      <w:r>
+        <w:rPr>
+          <w:rFonts w:ascii="Arial MT" w:hAnsi="Arial MT"/>
+          <w:i/>
+          <w:iCs/>
+          <w:sz w:val="20"/>
+          <w:szCs w:val="20"/>
+        </w:rPr>
+        <w:t>NPTEL</w:t>
+      </w:r>
+      <w:r>
+        <w:rPr>
+          <w:rFonts w:ascii="Arial MT" w:hAnsi="Arial MT"/>
+          <w:spacing w:val="-4"/>
+          <w:sz w:val="20"/>
+          <w:szCs w:val="20"/>
+        </w:rPr>
+        <w:t xml:space="preserve"> </w:t>
+      </w:r>
+      <w:r>
+        <w:rPr>
+          <w:rFonts w:ascii="Arial MT" w:hAnsi="Arial MT"/>
+          <w:sz w:val="20"/>
+          <w:szCs w:val="20"/>
+        </w:rPr>
+        <w:t>|</w:t>
+      </w:r>
+      <w:r>
+        <w:rPr>
+          <w:rFonts w:ascii="Arial MT" w:hAnsi="Arial MT"/>
+          <w:spacing w:val="-2"/>
+          <w:sz w:val="20"/>
+          <w:szCs w:val="20"/>
+        </w:rPr>
+        <w:t xml:space="preserve"> </w:t>
+      </w:r>
+      <w:hyperlink r:id="rId17">
+        <w:r>
+          <w:rPr>
+            <w:rFonts w:ascii="Arial MT" w:hAnsi="Arial MT"/>
+            <w:i/>
+            <w:iCs/>
+            <w:color w:val="1154CC"/>
+            <w:spacing w:val="-2"/>
+            <w:sz w:val="20"/>
+            <w:szCs w:val="20"/>
+            <w:u w:val="single" w:color="1154CC"/>
+          </w:rPr>
+          <w:t>LINK</w:t>
+        </w:r>
+      </w:hyperlink>
+      <w:r>
+        <w:rPr>
+          <w:rFonts w:ascii="Arial MT" w:hAnsi="Arial MT"/>
+          <w:spacing w:val="-2"/>
+          <w:sz w:val="20"/>
+          <w:szCs w:val="20"/>
+        </w:rPr>
+        <w:t xml:space="preserve"> </w:t>
+      </w:r>
+      <w:r>
+        <w:rPr>
+          <w:rFonts w:ascii="Arial MT" w:hAnsi="Arial MT"/>
+          <w:sz w:val="20"/>
+          <w:szCs w:val="20"/>
+        </w:rPr>
+        <w:t xml:space="preserve">        </w:t>
+      </w:r>
+      <w:bookmarkStart w:id="4" w:name="EDUCATION_"/>
+      <w:bookmarkEnd w:id="4"/>
+      <w:r>
+        <w:rPr>
+          <w:rFonts w:ascii="Arial MT" w:hAnsi="Arial MT"/>
+          <w:sz w:val="20"/>
+          <w:szCs w:val="20"/>
+        </w:rPr>
+        <w:t xml:space="preserve">   </w:t>
+      </w:r>
+      <w:r>
+        <w:rPr>
+          <w:rFonts w:ascii="Arial MT" w:hAnsi="Arial MT"/>
+          <w:sz w:val="20"/>
+          <w:szCs w:val="20"/>
+        </w:rPr>
+        <w:tab/>
+        <w:t xml:space="preserve">         </w:t>
+      </w:r>
+      <w:r>
+        <w:rPr>
+          <w:rFonts w:ascii="Arial MT" w:hAnsi="Arial MT"/>
+          <w:sz w:val="20"/>
+          <w:szCs w:val="20"/>
+        </w:rPr>
+        <w:tab/>
+        <w:t xml:space="preserve">        </w:t>
+      </w:r>
+      <w:r>
+        <w:rPr>
+          <w:rFonts w:ascii="Arial MT" w:hAnsi="Arial MT"/>
+          <w:sz w:val="20"/>
+          <w:szCs w:val="20"/>
+        </w:rPr>
+        <w:t xml:space="preserve">     </w:t>
+      </w:r>
+      <w:r>
+        <w:rPr>
+          <w:rFonts w:ascii="Arial MT" w:hAnsi="Arial MT"/>
+          <w:b/>
+          <w:color w:val="2B2D91"/>
+          <w:sz w:val="20"/>
+          <w:szCs w:val="20"/>
+        </w:rPr>
+        <w:t>Jun</w:t>
+      </w:r>
+      <w:r>
+        <w:rPr>
+          <w:rFonts w:ascii="Arial MT" w:hAnsi="Arial MT"/>
+          <w:b/>
+          <w:color w:val="2B2D91"/>
+          <w:sz w:val="20"/>
+          <w:szCs w:val="20"/>
+        </w:rPr>
+        <w:t>’</w:t>
+      </w:r>
+      <w:r>
+        <w:rPr>
+          <w:rFonts w:ascii="Arial MT" w:hAnsi="Arial MT"/>
+          <w:b/>
+          <w:color w:val="2B2D91"/>
+          <w:sz w:val="20"/>
+          <w:szCs w:val="20"/>
+        </w:rPr>
+        <w:t xml:space="preserve"> </w:t>
+      </w:r>
+      <w:r>
+        <w:rPr>
+          <w:rFonts w:ascii="Arial MT" w:hAnsi="Arial MT"/>
+          <w:b/>
+          <w:color w:val="2B2D91"/>
+          <w:sz w:val="20"/>
+          <w:szCs w:val="20"/>
+        </w:rPr>
+        <w:t>25</w:t>
+      </w:r>
+      <w:r>
+        <w:rPr>
+          <w:rFonts w:ascii="Arial MT" w:hAnsi="Arial MT"/>
+          <w:b/>
+          <w:color w:val="2B2D91"/>
+          <w:sz w:val="20"/>
+          <w:szCs w:val="20"/>
+        </w:rPr>
+        <w:t xml:space="preserve"> </w:t>
+      </w:r>
     </w:p>
     <w:p>
       <w:pPr>
         <w:pStyle w:val="Heading1"/>
         <w:rPr>
-          <w:rFonts w:ascii="Arial MT" w:hAnsi="Arial MT"/>
           <w:smallCaps/>
-          <w:color w:val="453891"/>
+          <w:color w:val="463992"/>
           <w:spacing w:val="-2"/>
-        </w:rPr>
-      </w:pPr>
-      <w:r>
-        <w:rPr>
-          <w:rFonts w:ascii="Arial MT" w:hAnsi="Arial MT"/>
-          <w:smallCaps/>
-          <w:color w:val="453891"/>
-          <w:spacing w:val="-2"/>
-        </w:rPr>
-        <w:t>Education</w:t>
-      </w:r>
+          <w:w w:val="110"/>
+        </w:rPr>
+      </w:pPr>
     </w:p>
     <w:p>
       <w:pPr>
-        <w:pStyle w:val="Heading2"/>
-        <w:tabs>
-          <w:tab w:val="left" w:pos="8387"/>
-        </w:tabs>
-        <w:spacing w:before="15" w:line="245" w:lineRule="exact"/>
+        <w:pStyle w:val="Heading1"/>
         <w:ind w:left="0"/>
-        <w:rPr>
-          <w:color w:val="002060"/>
-          <w:sz w:val="20"/>
-          <w:szCs w:val="20"/>
-        </w:rPr>
-      </w:pPr>
-      <w:r>
-        <w:rPr>
-          <w:rFonts w:ascii="Arial"/>
-          <w:b w:val="0"/>
+      </w:pPr>
+      <w:r>
+        <w:rPr>
           <w:noProof/>
-          <w:color w:val="2C2E92"/>
-          <w:sz w:val="20"/>
-          <w:szCs w:val="20"/>
         </w:rPr>
         <mc:AlternateContent>
           <mc:Choice Requires="wps">
             <w:drawing>
-              <wp:anchor distT="0" distB="0" distL="114300" distR="114300" simplePos="0" relativeHeight="251665920" behindDoc="0" locked="0" layoutInCell="1" allowOverlap="1" wp14:anchorId="1E5229B9" wp14:editId="58838FDC">
+              <wp:anchor distT="0" distB="0" distL="114300" distR="114300" simplePos="0" relativeHeight="251660288" behindDoc="0" locked="0" layoutInCell="1" allowOverlap="1" wp14:anchorId="7ABA14D2" wp14:editId="655C42A5">
                 <wp:simplePos x="0" y="0"/>
                 <wp:positionH relativeFrom="column">
-                  <wp:posOffset>74930</wp:posOffset>
+                  <wp:posOffset>1905</wp:posOffset>
                 </wp:positionH>
                 <wp:positionV relativeFrom="paragraph">
-                  <wp:posOffset>4445</wp:posOffset>
+                  <wp:posOffset>159384</wp:posOffset>
                 </wp:positionV>
-                <wp:extent cx="6431280" cy="7620"/>
-                <wp:effectExtent l="0" t="0" r="26670" b="30480"/>
+                <wp:extent cx="6845935" cy="18732"/>
+                <wp:effectExtent l="0" t="0" r="31115" b="19685"/>
                 <wp:wrapNone/>
-                <wp:docPr id="1638004902" name="Straight Connector 6"/>
+                <wp:docPr id="224105586" name="Straight Connector 6"/>
                 <wp:cNvGraphicFramePr/>
                 <a:graphic xmlns:a="http://schemas.openxmlformats.org/drawingml/2006/main">
                   <a:graphicData uri="http://schemas.microsoft.com/office/word/2010/wordprocessingShape">
                     <wps:wsp>
                       <wps:cNvCnPr/>
                       <wps:spPr>
-                        <a:xfrm>
+                        <a:xfrm flipV="1">
                           <a:off x="0" y="0"/>
-                          <a:ext cx="6431280" cy="7620"/>
+                          <a:ext cx="6845935" cy="18732"/>
                         </a:xfrm>
                         <a:prstGeom prst="line">
                           <a:avLst/>
@@ -6099,26 +6336,275 @@
           </mc:Choice>
           <mc:Fallback>
             <w:pict>
-              <v:line w14:anchorId="48E044C8" id="Straight Connector 6" o:spid="_x0000_s1026" style="position:absolute;z-index:251665920;visibility:visible;mso-wrap-style:square;mso-width-percent:0;mso-height-percent:0;mso-wrap-distance-left:9pt;mso-wrap-distance-top:0;mso-wrap-distance-right:9pt;mso-wrap-distance-bottom:0;mso-position-horizontal:absolute;mso-position-horizontal-relative:text;mso-position-vertical:absolute;mso-position-vertical-relative:text;mso-width-percent:0;mso-height-percent:0;mso-width-relative:margin;mso-height-relative:margin" from="5.9pt,.35pt" to="512.3pt,.95pt" o:gfxdata="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" strokecolor="black [3040]"/>
+              <v:line w14:anchorId="0616F6C7" id="Straight Connector 6" o:spid="_x0000_s1026" style="position:absolute;flip:y;z-index:251660288;visibility:visible;mso-wrap-style:square;mso-width-percent:0;mso-height-percent:0;mso-wrap-distance-left:9pt;mso-wrap-distance-top:0;mso-wrap-distance-right:9pt;mso-wrap-distance-bottom:0;mso-position-horizontal:absolute;mso-position-horizontal-relative:text;mso-position-vertical:absolute;mso-position-vertical-relative:text;mso-width-percent:0;mso-height-percent:0;mso-width-relative:margin;mso-height-relative:margin" from=".15pt,12.55pt" to="539.2pt,14pt" o:gfxdata="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" strokecolor="black [3040]"/>
             </w:pict>
           </mc:Fallback>
         </mc:AlternateContent>
       </w:r>
       <w:r>
         <w:rPr>
-          <w:color w:val="002060"/>
-          <w:sz w:val="20"/>
-          <w:szCs w:val="20"/>
-        </w:rPr>
-        <w:t xml:space="preserve">  </w:t>
-      </w:r>
-      <w:r>
-        <w:rPr>
-          <w:color w:val="002060"/>
-          <w:sz w:val="20"/>
-          <w:szCs w:val="20"/>
-        </w:rPr>
-        <w:t xml:space="preserve"> </w:t>
+          <w:smallCaps/>
+          <w:color w:val="463992"/>
+          <w:spacing w:val="-2"/>
+          <w:w w:val="110"/>
+        </w:rPr>
+        <w:t>Achievements</w:t>
+      </w:r>
+    </w:p>
+    <w:p>
+      <w:pPr>
+        <w:pStyle w:val="ListParagraph"/>
+        <w:numPr>
+          <w:ilvl w:val="0"/>
+          <w:numId w:val="8"/>
+        </w:numPr>
+        <w:tabs>
+          <w:tab w:val="left" w:pos="658"/>
+          <w:tab w:val="left" w:pos="8750"/>
+        </w:tabs>
+        <w:spacing w:before="60"/>
+        <w:rPr>
+          <w:rFonts w:ascii="Arial MT" w:hAnsi="Arial MT"/>
+          <w:sz w:val="20"/>
+        </w:rPr>
+      </w:pPr>
+      <w:r>
+        <w:rPr>
+          <w:rFonts w:ascii="Arial MT" w:hAnsi="Arial MT"/>
+          <w:sz w:val="20"/>
+        </w:rPr>
+        <w:t xml:space="preserve">Secured </w:t>
+      </w:r>
+      <w:r>
+        <w:rPr>
+          <w:rFonts w:ascii="Arial MT" w:hAnsi="Arial MT"/>
+          <w:b/>
+          <w:bCs/>
+          <w:sz w:val="20"/>
+        </w:rPr>
+        <w:t>Top 10 position</w:t>
+      </w:r>
+      <w:r>
+        <w:rPr>
+          <w:rFonts w:ascii="Arial MT" w:hAnsi="Arial MT"/>
+          <w:sz w:val="20"/>
+        </w:rPr>
+        <w:t xml:space="preserve"> in a national-level hackathon (</w:t>
+      </w:r>
+      <w:proofErr w:type="spellStart"/>
+      <w:r>
+        <w:rPr>
+          <w:rFonts w:ascii="Arial MT" w:hAnsi="Arial MT"/>
+          <w:i/>
+          <w:iCs/>
+          <w:sz w:val="20"/>
+        </w:rPr>
+        <w:t>Electrothon</w:t>
+      </w:r>
+      <w:proofErr w:type="spellEnd"/>
+      <w:r>
+        <w:rPr>
+          <w:rFonts w:ascii="Arial MT" w:hAnsi="Arial MT"/>
+          <w:i/>
+          <w:iCs/>
+          <w:sz w:val="20"/>
+        </w:rPr>
+        <w:t xml:space="preserve"> 8.0</w:t>
+      </w:r>
+      <w:r>
+        <w:rPr>
+          <w:rFonts w:ascii="Arial MT" w:hAnsi="Arial MT"/>
+          <w:sz w:val="20"/>
+        </w:rPr>
+        <w:t xml:space="preserve">) at </w:t>
+      </w:r>
+      <w:r>
+        <w:rPr>
+          <w:rFonts w:ascii="Arial MT" w:hAnsi="Arial MT"/>
+          <w:b/>
+          <w:bCs/>
+          <w:sz w:val="20"/>
+        </w:rPr>
+        <w:t>NIT Hamirpur</w:t>
+      </w:r>
+      <w:r>
+        <w:rPr>
+          <w:rFonts w:ascii="Arial MT" w:hAnsi="Arial MT"/>
+          <w:sz w:val="20"/>
+        </w:rPr>
+        <w:t xml:space="preserve">, competing </w:t>
+      </w:r>
+      <w:r>
+        <w:rPr>
+          <w:rFonts w:ascii="Arial MT" w:hAnsi="Arial MT"/>
+          <w:sz w:val="20"/>
+        </w:rPr>
+        <w:t xml:space="preserve">           </w:t>
+      </w:r>
+      <w:r>
+        <w:rPr>
+          <w:rFonts w:ascii="Arial MT" w:hAnsi="Arial MT" w:cs="Arial"/>
+          <w:b/>
+          <w:bCs/>
+          <w:color w:val="2B2D91"/>
+          <w:sz w:val="20"/>
+          <w:szCs w:val="20"/>
+          <w:lang w:val="en-IN"/>
+        </w:rPr>
+        <w:t>Mar’ 26</w:t>
+      </w:r>
+      <w:r>
+        <w:rPr>
+          <w:rFonts w:ascii="Arial" w:hAnsi="Arial" w:cs="Arial"/>
+          <w:b/>
+          <w:bCs/>
+          <w:color w:val="002060"/>
+          <w:sz w:val="20"/>
+          <w:szCs w:val="20"/>
+          <w:lang w:val="en-IN"/>
+        </w:rPr>
+        <w:t xml:space="preserve">                                                     </w:t>
+      </w:r>
+    </w:p>
+    <w:p>
+      <w:pPr>
+        <w:tabs>
+          <w:tab w:val="left" w:pos="658"/>
+          <w:tab w:val="left" w:pos="8750"/>
+        </w:tabs>
+        <w:spacing w:before="36"/>
+        <w:rPr>
+          <w:rFonts w:ascii="Arial MT" w:hAnsi="Arial MT"/>
+          <w:sz w:val="20"/>
+          <w:szCs w:val="20"/>
+        </w:rPr>
+      </w:pPr>
+      <w:r>
+        <w:rPr>
+          <w:rFonts w:ascii="Arial MT" w:hAnsi="Arial MT"/>
+          <w:sz w:val="20"/>
+        </w:rPr>
+        <w:t xml:space="preserve">        against multiple teams.</w:t>
+      </w:r>
+    </w:p>
+    <w:p>
+      <w:pPr>
+        <w:pStyle w:val="Heading1"/>
+        <w:rPr>
+          <w:rFonts w:ascii="Arial MT" w:hAnsi="Arial MT"/>
+          <w:smallCaps/>
+          <w:color w:val="453891"/>
+          <w:spacing w:val="-2"/>
+        </w:rPr>
+      </w:pPr>
+    </w:p>
+    <w:p>
+      <w:pPr>
+        <w:pStyle w:val="Heading1"/>
+        <w:spacing w:before="60"/>
+        <w:ind w:left="0"/>
+        <w:rPr>
+          <w:rFonts w:ascii="Arial MT" w:hAnsi="Arial MT"/>
+          <w:smallCaps/>
+          <w:color w:val="453891"/>
+          <w:spacing w:val="-2"/>
+        </w:rPr>
+      </w:pPr>
+      <w:r>
+        <w:rPr>
+          <w:rFonts w:ascii="Arial MT" w:hAnsi="Arial MT"/>
+          <w:smallCaps/>
+          <w:color w:val="453891"/>
+          <w:spacing w:val="-2"/>
+        </w:rPr>
+        <w:t>Education</w:t>
+      </w:r>
+    </w:p>
+    <w:p>
+      <w:pPr>
+        <w:pStyle w:val="Heading2"/>
+        <w:tabs>
+          <w:tab w:val="left" w:pos="8387"/>
+        </w:tabs>
+        <w:spacing w:before="60" w:line="245" w:lineRule="exact"/>
+        <w:ind w:left="0"/>
+        <w:rPr>
+          <w:color w:val="002060"/>
+          <w:sz w:val="20"/>
+          <w:szCs w:val="20"/>
+        </w:rPr>
+      </w:pPr>
+      <w:r>
+        <w:rPr>
+          <w:rFonts w:ascii="Arial"/>
+          <w:b w:val="0"/>
+          <w:noProof/>
+          <w:color w:val="2C2E92"/>
+          <w:sz w:val="20"/>
+          <w:szCs w:val="20"/>
+        </w:rPr>
+        <mc:AlternateContent>
+          <mc:Choice Requires="wps">
+            <w:drawing>
+              <wp:anchor distT="0" distB="0" distL="114300" distR="114300" simplePos="0" relativeHeight="251659264" behindDoc="0" locked="0" layoutInCell="1" allowOverlap="1" wp14:anchorId="1E5229B9" wp14:editId="26AAE676">
+                <wp:simplePos x="0" y="0"/>
+                <wp:positionH relativeFrom="column">
+                  <wp:posOffset>-5715</wp:posOffset>
+                </wp:positionH>
+                <wp:positionV relativeFrom="paragraph">
+                  <wp:posOffset>12700</wp:posOffset>
+                </wp:positionV>
+                <wp:extent cx="6842760" cy="0"/>
+                <wp:effectExtent l="0" t="0" r="0" b="0"/>
+                <wp:wrapNone/>
+                <wp:docPr id="1638004902" name="Straight Connector 6"/>
+                <wp:cNvGraphicFramePr/>
+                <a:graphic xmlns:a="http://schemas.openxmlformats.org/drawingml/2006/main">
+                  <a:graphicData uri="http://schemas.microsoft.com/office/word/2010/wordprocessingShape">
+                    <wps:wsp>
+                      <wps:cNvCnPr/>
+                      <wps:spPr>
+                        <a:xfrm flipV="1">
+                          <a:off x="0" y="0"/>
+                          <a:ext cx="6842760" cy="0"/>
+                        </a:xfrm>
+                        <a:prstGeom prst="line">
+                          <a:avLst/>
+                        </a:prstGeom>
+                      </wps:spPr>
+                      <wps:style>
+                        <a:lnRef idx="1">
+                          <a:schemeClr val="dk1"/>
+                        </a:lnRef>
+                        <a:fillRef idx="0">
+                          <a:schemeClr val="dk1"/>
+                        </a:fillRef>
+                        <a:effectRef idx="0">
+                          <a:schemeClr val="dk1"/>
+                        </a:effectRef>
+                        <a:fontRef idx="minor">
+                          <a:schemeClr val="tx1"/>
+                        </a:fontRef>
+                      </wps:style>
+                      <wps:bodyPr/>
+                    </wps:wsp>
+                  </a:graphicData>
+                </a:graphic>
+                <wp14:sizeRelH relativeFrom="margin">
+                  <wp14:pctWidth>0</wp14:pctWidth>
+                </wp14:sizeRelH>
+                <wp14:sizeRelV relativeFrom="margin">
+                  <wp14:pctHeight>0</wp14:pctHeight>
+                </wp14:sizeRelV>
+              </wp:anchor>
+            </w:drawing>
+          </mc:Choice>
+          <mc:Fallback>
+            <w:pict>
+              <v:line w14:anchorId="4B0D1CEA" id="Straight Connector 6" o:spid="_x0000_s1026" style="position:absolute;flip:y;z-index:251659264;visibility:visible;mso-wrap-style:square;mso-width-percent:0;mso-height-percent:0;mso-wrap-distance-left:9pt;mso-wrap-distance-top:0;mso-wrap-distance-right:9pt;mso-wrap-distance-bottom:0;mso-position-horizontal:absolute;mso-position-horizontal-relative:text;mso-position-vertical:absolute;mso-position-vertical-relative:text;mso-width-percent:0;mso-height-percent:0;mso-width-relative:margin;mso-height-relative:margin" from="-.45pt,1pt" to="538.35pt,1pt" o:gfxdata="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" strokecolor="black [3040]"/>
+            </w:pict>
+          </mc:Fallback>
+        </mc:AlternateContent>
       </w:r>
       <w:r>
         <w:rPr>
@@ -6194,6 +6680,24 @@
           <w:szCs w:val="20"/>
         </w:rPr>
         <w:t xml:space="preserve">                                                                                                   </w:t>
+      </w:r>
+      <w:r>
+        <w:rPr>
+          <w:rFonts w:ascii="Arial" w:hAnsi="Arial" w:cs="Arial"/>
+          <w:color w:val="002060"/>
+          <w:sz w:val="20"/>
+          <w:szCs w:val="20"/>
+        </w:rPr>
+        <w:t xml:space="preserve">            </w:t>
+      </w:r>
+      <w:r>
+        <w:rPr>
+          <w:rFonts w:ascii="Arial" w:hAnsi="Arial" w:cs="Arial"/>
+          <w:color w:val="002060"/>
+          <w:sz w:val="20"/>
+          <w:szCs w:val="20"/>
+        </w:rPr>
+        <w:t xml:space="preserve"> </w:t>
       </w:r>
       <w:r>
         <w:rPr>
@@ -6239,20 +6743,6 @@
       </w:pPr>
       <w:r>
         <w:rPr>
-          <w:sz w:val="20"/>
-          <w:szCs w:val="20"/>
-        </w:rPr>
-        <w:t xml:space="preserve">  </w:t>
-      </w:r>
-      <w:r>
-        <w:rPr>
-          <w:sz w:val="20"/>
-          <w:szCs w:val="20"/>
-        </w:rPr>
-        <w:t xml:space="preserve"> </w:t>
-      </w:r>
-      <w:r>
-        <w:rPr>
           <w:rFonts w:ascii="Arial MT" w:hAnsi="Arial MT"/>
           <w:sz w:val="20"/>
           <w:szCs w:val="20"/>
@@ -6464,6 +6954,27 @@
           <w:szCs w:val="20"/>
         </w:rPr>
         <w:t xml:space="preserve">    </w:t>
+      </w:r>
+      <w:r>
+        <w:rPr>
+          <w:sz w:val="20"/>
+          <w:szCs w:val="20"/>
+        </w:rPr>
+        <w:t xml:space="preserve">          </w:t>
+      </w:r>
+      <w:r>
+        <w:rPr>
+          <w:sz w:val="20"/>
+          <w:szCs w:val="20"/>
+        </w:rPr>
+        <w:t xml:space="preserve">   </w:t>
+      </w:r>
+      <w:r>
+        <w:rPr>
+          <w:sz w:val="20"/>
+          <w:szCs w:val="20"/>
+        </w:rPr>
+        <w:t xml:space="preserve"> </w:t>
       </w:r>
       <w:r>
         <w:rPr>
@@ -6533,22 +7044,6 @@
       </w:pPr>
       <w:r>
         <w:rPr>
-          <w:color w:val="002060"/>
-          <w:sz w:val="20"/>
-          <w:szCs w:val="20"/>
-        </w:rPr>
-        <w:t xml:space="preserve">  </w:t>
-      </w:r>
-      <w:r>
-        <w:rPr>
-          <w:color w:val="002060"/>
-          <w:sz w:val="20"/>
-          <w:szCs w:val="20"/>
-        </w:rPr>
-        <w:t xml:space="preserve"> </w:t>
-      </w:r>
-      <w:r>
-        <w:rPr>
           <w:rFonts w:ascii="Arial" w:hAnsi="Arial" w:cs="Arial"/>
           <w:color w:val="002060"/>
           <w:sz w:val="20"/>
@@ -6610,6 +7105,22 @@
           <w:szCs w:val="20"/>
         </w:rPr>
         <w:t xml:space="preserve">    </w:t>
+      </w:r>
+      <w:r>
+        <w:rPr>
+          <w:color w:val="002060"/>
+          <w:sz w:val="20"/>
+          <w:szCs w:val="20"/>
+        </w:rPr>
+        <w:t xml:space="preserve"> </w:t>
+      </w:r>
+      <w:r>
+        <w:rPr>
+          <w:color w:val="002060"/>
+          <w:sz w:val="20"/>
+          <w:szCs w:val="20"/>
+        </w:rPr>
+        <w:t xml:space="preserve">          </w:t>
       </w:r>
       <w:r>
         <w:rPr>
@@ -6676,6 +7187,57 @@
           <w:sz w:val="20"/>
           <w:szCs w:val="20"/>
         </w:rPr>
+        <w:t>Intermediate;</w:t>
+      </w:r>
+      <w:r>
+        <w:rPr>
+          <w:rFonts w:ascii="Arial MT" w:hAnsi="Arial MT"/>
+          <w:spacing w:val="-12"/>
+          <w:sz w:val="20"/>
+          <w:szCs w:val="20"/>
+        </w:rPr>
+        <w:t xml:space="preserve"> </w:t>
+      </w:r>
+      <w:r>
+        <w:rPr>
+          <w:rFonts w:ascii="Arial MT" w:hAnsi="Arial MT"/>
+          <w:sz w:val="20"/>
+          <w:szCs w:val="20"/>
+        </w:rPr>
+        <w:t>Percentage:</w:t>
+      </w:r>
+      <w:r>
+        <w:rPr>
+          <w:rFonts w:ascii="Arial MT" w:hAnsi="Arial MT"/>
+          <w:spacing w:val="-12"/>
+          <w:sz w:val="20"/>
+          <w:szCs w:val="20"/>
+        </w:rPr>
+        <w:t xml:space="preserve"> </w:t>
+      </w:r>
+      <w:r>
+        <w:rPr>
+          <w:rFonts w:ascii="Arial MT" w:hAnsi="Arial MT"/>
+          <w:spacing w:val="-2"/>
+          <w:sz w:val="20"/>
+          <w:szCs w:val="20"/>
+        </w:rPr>
+        <w:t>69.8%</w:t>
+      </w:r>
+      <w:r>
+        <w:rPr>
+          <w:rFonts w:ascii="Arial MT" w:hAnsi="Arial MT"/>
+          <w:sz w:val="20"/>
+          <w:szCs w:val="20"/>
+        </w:rPr>
+        <w:t xml:space="preserve">                                                                                                      </w:t>
+      </w:r>
+      <w:r>
+        <w:rPr>
+          <w:rFonts w:ascii="Arial MT" w:hAnsi="Arial MT"/>
+          <w:sz w:val="20"/>
+          <w:szCs w:val="20"/>
+        </w:rPr>
         <w:t xml:space="preserve">  </w:t>
       </w:r>
       <w:r>
@@ -6684,66 +7246,15 @@
           <w:sz w:val="20"/>
           <w:szCs w:val="20"/>
         </w:rPr>
-        <w:t xml:space="preserve"> </w:t>
-      </w:r>
-      <w:r>
-        <w:rPr>
-          <w:rFonts w:ascii="Arial MT" w:hAnsi="Arial MT"/>
-          <w:sz w:val="20"/>
-          <w:szCs w:val="20"/>
-        </w:rPr>
-        <w:t>Intermediate;</w:t>
-      </w:r>
-      <w:r>
-        <w:rPr>
-          <w:rFonts w:ascii="Arial MT" w:hAnsi="Arial MT"/>
-          <w:spacing w:val="-12"/>
-          <w:sz w:val="20"/>
-          <w:szCs w:val="20"/>
-        </w:rPr>
-        <w:t xml:space="preserve"> </w:t>
-      </w:r>
-      <w:r>
-        <w:rPr>
-          <w:rFonts w:ascii="Arial MT" w:hAnsi="Arial MT"/>
-          <w:sz w:val="20"/>
-          <w:szCs w:val="20"/>
-        </w:rPr>
-        <w:t>Percentage:</w:t>
-      </w:r>
-      <w:r>
-        <w:rPr>
-          <w:rFonts w:ascii="Arial MT" w:hAnsi="Arial MT"/>
-          <w:spacing w:val="-12"/>
-          <w:sz w:val="20"/>
-          <w:szCs w:val="20"/>
-        </w:rPr>
-        <w:t xml:space="preserve"> </w:t>
-      </w:r>
-      <w:r>
-        <w:rPr>
-          <w:rFonts w:ascii="Arial MT" w:hAnsi="Arial MT"/>
-          <w:spacing w:val="-2"/>
-          <w:sz w:val="20"/>
-          <w:szCs w:val="20"/>
-        </w:rPr>
-        <w:t>69.8%</w:t>
-      </w:r>
-      <w:r>
-        <w:rPr>
-          <w:rFonts w:ascii="Arial MT" w:hAnsi="Arial MT"/>
-          <w:sz w:val="20"/>
-          <w:szCs w:val="20"/>
-        </w:rPr>
-        <w:t xml:space="preserve">                                                                                                      </w:t>
-      </w:r>
-      <w:r>
-        <w:rPr>
-          <w:rFonts w:ascii="Arial MT" w:hAnsi="Arial MT"/>
-          <w:sz w:val="20"/>
-          <w:szCs w:val="20"/>
-        </w:rPr>
-        <w:t xml:space="preserve">  </w:t>
+        <w:t xml:space="preserve">          </w:t>
+      </w:r>
+      <w:r>
+        <w:rPr>
+          <w:rFonts w:ascii="Arial MT" w:hAnsi="Arial MT"/>
+          <w:sz w:val="20"/>
+          <w:szCs w:val="20"/>
+        </w:rPr>
+        <w:t xml:space="preserve">   </w:t>
       </w:r>
       <w:r>
         <w:rPr>
@@ -6828,10 +7339,69 @@
         <w:spacing w:before="200"/>
         <w:ind w:left="0"/>
         <w:rPr>
-          <w:sz w:val="20"/>
-          <w:szCs w:val="20"/>
-        </w:rPr>
-      </w:pPr>
+          <w:rFonts w:ascii="Arial MT" w:hAnsi="Arial MT"/>
+          <w:color w:val="002060"/>
+          <w:spacing w:val="-5"/>
+          <w:sz w:val="20"/>
+          <w:szCs w:val="20"/>
+        </w:rPr>
+      </w:pPr>
+      <w:r>
+        <w:rPr>
+          <w:rFonts w:ascii="Arial" w:hAnsi="Arial" w:cs="Arial"/>
+          <w:color w:val="002060"/>
+          <w:sz w:val="20"/>
+          <w:szCs w:val="20"/>
+        </w:rPr>
+        <w:t>Army</w:t>
+      </w:r>
+      <w:r>
+        <w:rPr>
+          <w:rFonts w:ascii="Arial" w:hAnsi="Arial" w:cs="Arial"/>
+          <w:color w:val="002060"/>
+          <w:spacing w:val="-5"/>
+          <w:sz w:val="20"/>
+          <w:szCs w:val="20"/>
+        </w:rPr>
+        <w:t xml:space="preserve"> </w:t>
+      </w:r>
+      <w:r>
+        <w:rPr>
+          <w:rFonts w:ascii="Arial" w:hAnsi="Arial" w:cs="Arial"/>
+          <w:color w:val="002060"/>
+          <w:sz w:val="20"/>
+          <w:szCs w:val="20"/>
+        </w:rPr>
+        <w:t>Public</w:t>
+      </w:r>
+      <w:r>
+        <w:rPr>
+          <w:rFonts w:ascii="Arial" w:hAnsi="Arial" w:cs="Arial"/>
+          <w:color w:val="002060"/>
+          <w:spacing w:val="-5"/>
+          <w:sz w:val="20"/>
+          <w:szCs w:val="20"/>
+        </w:rPr>
+        <w:t xml:space="preserve"> </w:t>
+      </w:r>
+      <w:r>
+        <w:rPr>
+          <w:rFonts w:ascii="Arial" w:hAnsi="Arial" w:cs="Arial"/>
+          <w:color w:val="002060"/>
+          <w:spacing w:val="-2"/>
+          <w:sz w:val="20"/>
+          <w:szCs w:val="20"/>
+        </w:rPr>
+        <w:t>School</w:t>
+      </w:r>
+      <w:r>
+        <w:rPr>
+          <w:color w:val="002060"/>
+          <w:sz w:val="20"/>
+          <w:szCs w:val="20"/>
+        </w:rPr>
+        <w:tab/>
+      </w:r>
       <w:r>
         <w:rPr>
           <w:color w:val="002060"/>
@@ -6850,63 +7420,143 @@
       </w:r>
       <w:r>
         <w:rPr>
-          <w:rFonts w:ascii="Arial" w:hAnsi="Arial" w:cs="Arial"/>
-          <w:color w:val="002060"/>
-          <w:sz w:val="20"/>
-          <w:szCs w:val="20"/>
-        </w:rPr>
-        <w:t>Army</w:t>
-      </w:r>
-      <w:r>
-        <w:rPr>
-          <w:rFonts w:ascii="Arial" w:hAnsi="Arial" w:cs="Arial"/>
+          <w:color w:val="002060"/>
+          <w:sz w:val="20"/>
+          <w:szCs w:val="20"/>
+        </w:rPr>
+        <w:t xml:space="preserve"> </w:t>
+      </w:r>
+      <w:r>
+        <w:rPr>
+          <w:color w:val="002060"/>
+          <w:sz w:val="20"/>
+          <w:szCs w:val="20"/>
+        </w:rPr>
+        <w:t xml:space="preserve"> </w:t>
+      </w:r>
+      <w:r>
+        <w:rPr>
+          <w:color w:val="002060"/>
+          <w:sz w:val="20"/>
+          <w:szCs w:val="20"/>
+        </w:rPr>
+        <w:t xml:space="preserve"> </w:t>
+      </w:r>
+      <w:r>
+        <w:rPr>
+          <w:color w:val="002060"/>
+          <w:sz w:val="20"/>
+          <w:szCs w:val="20"/>
+        </w:rPr>
+        <w:t xml:space="preserve">          </w:t>
+      </w:r>
+      <w:r>
+        <w:rPr>
+          <w:color w:val="002060"/>
+          <w:sz w:val="20"/>
+          <w:szCs w:val="20"/>
+        </w:rPr>
+        <w:t xml:space="preserve"> </w:t>
+      </w:r>
+      <w:r>
+        <w:rPr>
+          <w:rFonts w:ascii="Arial MT" w:hAnsi="Arial MT"/>
+          <w:color w:val="002060"/>
+          <w:sz w:val="20"/>
+          <w:szCs w:val="20"/>
+        </w:rPr>
+        <w:t>Mhow,</w:t>
+      </w:r>
+      <w:r>
+        <w:rPr>
+          <w:rFonts w:ascii="Arial MT" w:hAnsi="Arial MT"/>
           <w:color w:val="002060"/>
           <w:spacing w:val="-5"/>
           <w:sz w:val="20"/>
           <w:szCs w:val="20"/>
         </w:rPr>
-        <w:t xml:space="preserve"> </w:t>
-      </w:r>
-      <w:r>
-        <w:rPr>
-          <w:rFonts w:ascii="Arial" w:hAnsi="Arial" w:cs="Arial"/>
-          <w:color w:val="002060"/>
-          <w:sz w:val="20"/>
-          <w:szCs w:val="20"/>
-        </w:rPr>
-        <w:t>Public</w:t>
-      </w:r>
-      <w:r>
-        <w:rPr>
-          <w:rFonts w:ascii="Arial" w:hAnsi="Arial" w:cs="Arial"/>
+        <w:t xml:space="preserve"> MP</w:t>
+      </w:r>
+      <w:r>
+        <w:rPr>
+          <w:rFonts w:ascii="Arial MT" w:hAnsi="Arial MT"/>
           <w:color w:val="002060"/>
           <w:spacing w:val="-5"/>
           <w:sz w:val="20"/>
           <w:szCs w:val="20"/>
         </w:rPr>
-        <w:t xml:space="preserve"> </w:t>
-      </w:r>
-      <w:r>
-        <w:rPr>
-          <w:rFonts w:ascii="Arial" w:hAnsi="Arial" w:cs="Arial"/>
-          <w:color w:val="002060"/>
+        <w:t xml:space="preserve">   </w:t>
+      </w:r>
+      <w:r>
+        <w:rPr>
+          <w:rFonts w:ascii="Arial MT" w:hAnsi="Arial MT"/>
+          <w:b w:val="0"/>
+          <w:bCs w:val="0"/>
           <w:spacing w:val="-2"/>
           <w:sz w:val="20"/>
           <w:szCs w:val="20"/>
         </w:rPr>
-        <w:t>School</w:t>
-      </w:r>
-      <w:r>
-        <w:rPr>
-          <w:color w:val="002060"/>
-          <w:sz w:val="20"/>
-          <w:szCs w:val="20"/>
-        </w:rPr>
-        <w:tab/>
-      </w:r>
-      <w:r>
-        <w:rPr>
-          <w:color w:val="002060"/>
+        <w:t>Matriculation;</w:t>
+      </w:r>
+      <w:r>
+        <w:rPr>
+          <w:rFonts w:ascii="Arial MT" w:hAnsi="Arial MT"/>
+          <w:b w:val="0"/>
+          <w:bCs w:val="0"/>
+          <w:spacing w:val="12"/>
+          <w:sz w:val="20"/>
+          <w:szCs w:val="20"/>
+        </w:rPr>
+        <w:t xml:space="preserve"> </w:t>
+      </w:r>
+      <w:r>
+        <w:rPr>
+          <w:rFonts w:ascii="Arial MT" w:hAnsi="Arial MT"/>
+          <w:b w:val="0"/>
+          <w:bCs w:val="0"/>
+          <w:spacing w:val="-2"/>
+          <w:sz w:val="20"/>
+          <w:szCs w:val="20"/>
+        </w:rPr>
+        <w:t>Percentage:</w:t>
+      </w:r>
+      <w:r>
+        <w:rPr>
+          <w:rFonts w:ascii="Arial MT" w:hAnsi="Arial MT"/>
+          <w:b w:val="0"/>
+          <w:bCs w:val="0"/>
+          <w:spacing w:val="13"/>
+          <w:sz w:val="20"/>
+          <w:szCs w:val="20"/>
+        </w:rPr>
+        <w:t xml:space="preserve"> </w:t>
+      </w:r>
+      <w:r>
+        <w:rPr>
+          <w:rFonts w:ascii="Arial MT" w:hAnsi="Arial MT"/>
+          <w:b w:val="0"/>
+          <w:bCs w:val="0"/>
+          <w:spacing w:val="-2"/>
+          <w:sz w:val="20"/>
+          <w:szCs w:val="20"/>
+        </w:rPr>
+        <w:t>83.4%</w:t>
+      </w:r>
+      <w:r>
+        <w:rPr>
+          <w:rFonts w:ascii="Arial MT" w:hAnsi="Arial MT"/>
+          <w:b w:val="0"/>
+          <w:bCs w:val="0"/>
+          <w:sz w:val="20"/>
+          <w:szCs w:val="20"/>
+        </w:rPr>
+        <w:t xml:space="preserve">                                                                                                    </w:t>
+      </w:r>
+      <w:r>
+        <w:rPr>
+          <w:rFonts w:ascii="Arial MT" w:hAnsi="Arial MT"/>
+          <w:b w:val="0"/>
+          <w:bCs w:val="0"/>
           <w:sz w:val="20"/>
           <w:szCs w:val="20"/>
         </w:rPr>
@@ -6914,176 +7564,55 @@
       </w:r>
       <w:r>
         <w:rPr>
-          <w:color w:val="002060"/>
-          <w:sz w:val="20"/>
-          <w:szCs w:val="20"/>
-        </w:rPr>
-        <w:t xml:space="preserve"> </w:t>
-      </w:r>
-      <w:r>
-        <w:rPr>
-          <w:color w:val="002060"/>
-          <w:sz w:val="20"/>
-          <w:szCs w:val="20"/>
-        </w:rPr>
-        <w:t xml:space="preserve"> </w:t>
-      </w:r>
-      <w:r>
-        <w:rPr>
-          <w:color w:val="002060"/>
-          <w:sz w:val="20"/>
-          <w:szCs w:val="20"/>
-        </w:rPr>
-        <w:t xml:space="preserve"> </w:t>
-      </w:r>
-      <w:r>
-        <w:rPr>
-          <w:color w:val="002060"/>
-          <w:sz w:val="20"/>
-          <w:szCs w:val="20"/>
-        </w:rPr>
-        <w:t xml:space="preserve"> </w:t>
-      </w:r>
-      <w:r>
-        <w:rPr>
-          <w:rFonts w:ascii="Arial MT" w:hAnsi="Arial MT"/>
-          <w:color w:val="002060"/>
-          <w:sz w:val="20"/>
-          <w:szCs w:val="20"/>
-        </w:rPr>
-        <w:t>Mhow,</w:t>
-      </w:r>
-      <w:r>
-        <w:rPr>
-          <w:rFonts w:ascii="Arial MT" w:hAnsi="Arial MT"/>
-          <w:color w:val="002060"/>
-          <w:spacing w:val="-5"/>
-          <w:sz w:val="20"/>
-          <w:szCs w:val="20"/>
-        </w:rPr>
-        <w:t xml:space="preserve"> MP</w:t>
-      </w:r>
-    </w:p>
-    <w:p>
-      <w:pPr>
-        <w:tabs>
-          <w:tab w:val="left" w:pos="8453"/>
-        </w:tabs>
-        <w:spacing w:line="220" w:lineRule="exact"/>
-        <w:rPr>
-          <w:rFonts w:ascii="Arial MT" w:hAnsi="Arial MT"/>
-          <w:b/>
-          <w:sz w:val="20"/>
-          <w:szCs w:val="20"/>
-        </w:rPr>
-      </w:pPr>
-      <w:r>
-        <w:rPr>
-          <w:spacing w:val="-2"/>
-          <w:sz w:val="20"/>
-          <w:szCs w:val="20"/>
-        </w:rPr>
-        <w:t xml:space="preserve">  </w:t>
-      </w:r>
-      <w:r>
-        <w:rPr>
-          <w:spacing w:val="-2"/>
-          <w:sz w:val="20"/>
-          <w:szCs w:val="20"/>
-        </w:rPr>
-        <w:t xml:space="preserve"> </w:t>
-      </w:r>
-      <w:r>
-        <w:rPr>
-          <w:rFonts w:ascii="Arial MT" w:hAnsi="Arial MT"/>
-          <w:spacing w:val="-2"/>
-          <w:sz w:val="20"/>
-          <w:szCs w:val="20"/>
-        </w:rPr>
-        <w:t>Matriculation;</w:t>
-      </w:r>
-      <w:r>
-        <w:rPr>
-          <w:rFonts w:ascii="Arial MT" w:hAnsi="Arial MT"/>
-          <w:spacing w:val="12"/>
-          <w:sz w:val="20"/>
-          <w:szCs w:val="20"/>
-        </w:rPr>
-        <w:t xml:space="preserve"> </w:t>
-      </w:r>
-      <w:r>
-        <w:rPr>
-          <w:rFonts w:ascii="Arial MT" w:hAnsi="Arial MT"/>
-          <w:spacing w:val="-2"/>
-          <w:sz w:val="20"/>
-          <w:szCs w:val="20"/>
-        </w:rPr>
-        <w:t>Percentage:</w:t>
-      </w:r>
-      <w:r>
-        <w:rPr>
-          <w:rFonts w:ascii="Arial MT" w:hAnsi="Arial MT"/>
-          <w:spacing w:val="13"/>
-          <w:sz w:val="20"/>
-          <w:szCs w:val="20"/>
-        </w:rPr>
-        <w:t xml:space="preserve"> </w:t>
-      </w:r>
-      <w:r>
-        <w:rPr>
-          <w:rFonts w:ascii="Arial MT" w:hAnsi="Arial MT"/>
-          <w:spacing w:val="-2"/>
-          <w:sz w:val="20"/>
-          <w:szCs w:val="20"/>
-        </w:rPr>
-        <w:t>83.4%</w:t>
-      </w:r>
-      <w:r>
-        <w:rPr>
-          <w:rFonts w:ascii="Arial MT" w:hAnsi="Arial MT"/>
-          <w:sz w:val="20"/>
-          <w:szCs w:val="20"/>
-        </w:rPr>
-        <w:t xml:space="preserve">                                                                                                    </w:t>
-      </w:r>
-      <w:r>
-        <w:rPr>
-          <w:rFonts w:ascii="Arial MT" w:hAnsi="Arial MT"/>
-          <w:sz w:val="20"/>
-          <w:szCs w:val="20"/>
-        </w:rPr>
-        <w:t xml:space="preserve">  </w:t>
-      </w:r>
-      <w:r>
-        <w:rPr>
-          <w:rFonts w:ascii="Arial MT" w:hAnsi="Arial MT"/>
-          <w:sz w:val="20"/>
-          <w:szCs w:val="20"/>
-        </w:rPr>
-        <w:t xml:space="preserve"> </w:t>
-      </w:r>
-      <w:r>
-        <w:rPr>
-          <w:rFonts w:ascii="Arial MT" w:hAnsi="Arial MT"/>
-          <w:sz w:val="20"/>
-          <w:szCs w:val="20"/>
-        </w:rPr>
-        <w:t xml:space="preserve"> </w:t>
-      </w:r>
-      <w:r>
-        <w:rPr>
-          <w:rFonts w:ascii="Arial MT" w:hAnsi="Arial MT"/>
-          <w:b/>
+          <w:rFonts w:ascii="Arial MT" w:hAnsi="Arial MT"/>
+          <w:b w:val="0"/>
+          <w:bCs w:val="0"/>
+          <w:sz w:val="20"/>
+          <w:szCs w:val="20"/>
+        </w:rPr>
+        <w:t xml:space="preserve"> </w:t>
+      </w:r>
+      <w:r>
+        <w:rPr>
+          <w:rFonts w:ascii="Arial MT" w:hAnsi="Arial MT"/>
+          <w:b w:val="0"/>
+          <w:bCs w:val="0"/>
+          <w:sz w:val="20"/>
+          <w:szCs w:val="20"/>
+        </w:rPr>
+        <w:t xml:space="preserve"> </w:t>
+      </w:r>
+      <w:r>
+        <w:rPr>
+          <w:rFonts w:ascii="Arial MT" w:hAnsi="Arial MT"/>
+          <w:b w:val="0"/>
+          <w:bCs w:val="0"/>
+          <w:sz w:val="20"/>
+          <w:szCs w:val="20"/>
+        </w:rPr>
+        <w:t xml:space="preserve">        </w:t>
+      </w:r>
+      <w:r>
+        <w:rPr>
+          <w:rFonts w:ascii="Arial MT" w:hAnsi="Arial MT"/>
           <w:color w:val="2B2D91"/>
           <w:sz w:val="20"/>
           <w:szCs w:val="20"/>
         </w:rPr>
+        <w:t xml:space="preserve">    </w:t>
+      </w:r>
+      <w:r>
+        <w:rPr>
+          <w:rFonts w:ascii="Arial MT" w:hAnsi="Arial MT"/>
+          <w:color w:val="2B2D91"/>
+          <w:sz w:val="20"/>
+          <w:szCs w:val="20"/>
+        </w:rPr>
         <w:t>Apr</w:t>
       </w:r>
       <w:r>
         <w:rPr>
           <w:rFonts w:ascii="Arial MT" w:hAnsi="Arial MT"/>
-          <w:b/>
           <w:color w:val="2B2D91"/>
           <w:sz w:val="20"/>
           <w:szCs w:val="20"/>
@@ -7093,7 +7622,6 @@
       <w:r>
         <w:rPr>
           <w:rFonts w:ascii="Arial MT" w:hAnsi="Arial MT"/>
-          <w:b/>
           <w:color w:val="2B2D91"/>
           <w:spacing w:val="-7"/>
           <w:sz w:val="20"/>
@@ -7104,7 +7632,6 @@
       <w:r>
         <w:rPr>
           <w:rFonts w:ascii="Arial MT" w:hAnsi="Arial MT"/>
-          <w:b/>
           <w:color w:val="2B2D91"/>
           <w:sz w:val="20"/>
           <w:szCs w:val="20"/>
@@ -7114,7 +7641,6 @@
       <w:r>
         <w:rPr>
           <w:rFonts w:ascii="Arial MT" w:hAnsi="Arial MT"/>
-          <w:b/>
           <w:color w:val="2B2D91"/>
           <w:sz w:val="20"/>
           <w:szCs w:val="20"/>
@@ -7124,7 +7650,6 @@
       <w:r>
         <w:rPr>
           <w:rFonts w:ascii="Arial MT" w:hAnsi="Arial MT"/>
-          <w:b/>
           <w:color w:val="2B2D91"/>
           <w:spacing w:val="-6"/>
           <w:sz w:val="20"/>
@@ -7135,7 +7660,6 @@
       <w:r>
         <w:rPr>
           <w:rFonts w:ascii="Arial MT" w:hAnsi="Arial MT"/>
-          <w:b/>
           <w:color w:val="2B2D91"/>
           <w:spacing w:val="-4"/>
           <w:sz w:val="20"/>
@@ -7147,7 +7671,7 @@
     <w:sectPr>
       <w:type w:val="continuous"/>
       <w:pgSz w:w="11920" w:h="16840"/>
-      <w:pgMar w:top="520" w:right="566" w:bottom="280" w:left="566" w:header="720" w:footer="720" w:gutter="0"/>
+      <w:pgMar w:top="522" w:right="301" w:bottom="295" w:left="567" w:header="720" w:footer="720" w:gutter="0"/>
       <w:cols w:space="720"/>
     </w:sectPr>
   </w:body>
@@ -7157,18 +7681,480 @@
 <file path=word/numbering.xml><?xml version="1.0" encoding="utf-8"?>
 <w:numbering xmlns:wpc="http://schemas.microsoft.com/office/word/2010/wordprocessingCanvas" xmlns:cx="http://schemas.microsoft.com/office/drawing/2014/chartex" xmlns:cx1="http://schemas.microsoft.com/office/drawing/2015/9/8/chartex" xmlns:cx2="http://schemas.microsoft.com/office/drawing/2015/10/21/chartex" xmlns:cx3="http://schemas.microsoft.com/office/drawing/2016/5/9/chartex" xmlns:cx4="http://schemas.microsoft.com/office/drawing/2016/5/10/chartex" xmlns:cx5="http://schemas.microsoft.com/office/drawing/2016/5/11/chartex" xmlns:cx6="http://schemas.microsoft.com/office/drawing/2016/5/12/chartex" xmlns:cx7="http://schemas.microsoft.com/office/drawing/2016/5/13/chartex" xmlns:cx8="http://schemas.microsoft.com/office/drawing/2016/5/14/chartex" xmlns:mc="http://schemas.openxmlformats.org/markup-compatibility/2006" xmlns:aink="http://schemas.microsoft.com/office/drawing/2016/ink" xmlns:am3d="http://schemas.microsoft.com/office/drawing/2017/model3d" xmlns:o="urn:schemas-microsoft-com:office:office" xmlns:oel="http://schemas.microsoft.com/office/2019/extlst" xmlns:r="http://schemas.openxmlformats.org/officeDocument/2006/relationships" xmlns:m="http://schemas.openxmlformats.org/officeDocument/2006/math" xmlns:v="urn:schemas-microsoft-com:vml" xmlns:wp14="http://schemas.microsoft.com/office/word/2010/wordprocessingDrawing" xmlns:wp="http://schemas.openxmlformats.org/drawingml/2006/wordprocessingDrawing" xmlns:w10="urn:schemas-microsoft-com:office:word" xmlns:w="http://schemas.openxmlformats.org/wordprocessingml/2006/main" xmlns:w14="http://schemas.microsoft.com/office/word/2010/wordml" xmlns:w15="http://schemas.microsoft.com/office/word/2012/wordml" xmlns:w16cex="http://schemas.microsoft.com/office/word/2018/wordml/cex" xmlns:w16cid="http://schemas.microsoft.com/office/word/2016/wordml/cid" xmlns:w16="http://schemas.microsoft.com/office/word/2018/wordml" xmlns:w16du="http://schemas.microsoft.com/office/word/2023/wordml/word16du" xmlns:w16sdtdh="http://schemas.microsoft.com/office/word/2020/wordml/sdtdatahash" xmlns:w16sdtfl="http://schemas.microsoft.com/office/word/2024/wordml/sdtformatlock" xmlns:w16se="http://schemas.microsoft.com/office/word/2015/wordml/symex" xmlns:wpg="http://schemas.microsoft.com/office/word/2010/wordprocessingGroup" xmlns:wpi="http://schemas.microsoft.com/office/word/2010/wordprocessingInk" xmlns:wne="http://schemas.microsoft.com/office/word/2006/wordml" xmlns:wps="http://schemas.microsoft.com/office/word/2010/wordprocessingShape" mc:Ignorable="w14 w15 w16se w16cid w16 w16cex w16sdtdh w16sdtfl w16du wp14">
   <w:abstractNum w:abstractNumId="0" w15:restartNumberingAfterBreak="0">
-    <w:nsid w:val="63C669CE"/>
+    <w:nsid w:val="0B1C5032"/>
     <w:multiLevelType w:val="hybridMultilevel"/>
-    <w:tmpl w:val="A854498E"/>
-    <w:lvl w:ilvl="0" w:tplc="4FF2874E">
+    <w:tmpl w:val="8C865454"/>
+    <w:lvl w:ilvl="0" w:tplc="34E24FCA">
       <w:numFmt w:val="bullet"/>
       <w:lvlText w:val="●"/>
       <w:lvlJc w:val="left"/>
       <w:pPr>
-        <w:ind w:left="635" w:hanging="210"/>
+        <w:ind w:left="710" w:hanging="210"/>
       </w:pPr>
       <w:rPr>
         <w:rFonts w:ascii="Microsoft Sans Serif" w:eastAsia="Microsoft Sans Serif" w:hAnsi="Microsoft Sans Serif" w:cs="Microsoft Sans Serif" w:hint="default"/>
+        <w:color w:val="000000" w:themeColor="text1"/>
+        <w:spacing w:val="0"/>
+        <w:w w:val="100"/>
+        <w:lang w:val="en-US" w:eastAsia="en-US" w:bidi="ar-SA"/>
+      </w:rPr>
+    </w:lvl>
+    <w:lvl w:ilvl="1" w:tplc="40090003" w:tentative="1">
+      <w:start w:val="1"/>
+      <w:numFmt w:val="bullet"/>
+      <w:lvlText w:val="o"/>
+      <w:lvlJc w:val="left"/>
+      <w:pPr>
+        <w:ind w:left="1720" w:hanging="360"/>
+      </w:pPr>
+      <w:rPr>
+        <w:rFonts w:ascii="Courier New" w:hAnsi="Courier New" w:cs="Courier New" w:hint="default"/>
+      </w:rPr>
+    </w:lvl>
+    <w:lvl w:ilvl="2" w:tplc="40090005" w:tentative="1">
+      <w:start w:val="1"/>
+      <w:numFmt w:val="bullet"/>
+      <w:lvlText w:val=""/>
+      <w:lvlJc w:val="left"/>
+      <w:pPr>
+        <w:ind w:left="2440" w:hanging="360"/>
+      </w:pPr>
+      <w:rPr>
+        <w:rFonts w:ascii="Wingdings" w:hAnsi="Wingdings" w:hint="default"/>
+      </w:rPr>
+    </w:lvl>
+    <w:lvl w:ilvl="3" w:tplc="40090001" w:tentative="1">
+      <w:start w:val="1"/>
+      <w:numFmt w:val="bullet"/>
+      <w:lvlText w:val=""/>
+      <w:lvlJc w:val="left"/>
+      <w:pPr>
+        <w:ind w:left="3160" w:hanging="360"/>
+      </w:pPr>
+      <w:rPr>
+        <w:rFonts w:ascii="Symbol" w:hAnsi="Symbol" w:hint="default"/>
+      </w:rPr>
+    </w:lvl>
+    <w:lvl w:ilvl="4" w:tplc="40090003" w:tentative="1">
+      <w:start w:val="1"/>
+      <w:numFmt w:val="bullet"/>
+      <w:lvlText w:val="o"/>
+      <w:lvlJc w:val="left"/>
+      <w:pPr>
+        <w:ind w:left="3880" w:hanging="360"/>
+      </w:pPr>
+      <w:rPr>
+        <w:rFonts w:ascii="Courier New" w:hAnsi="Courier New" w:cs="Courier New" w:hint="default"/>
+      </w:rPr>
+    </w:lvl>
+    <w:lvl w:ilvl="5" w:tplc="40090005" w:tentative="1">
+      <w:start w:val="1"/>
+      <w:numFmt w:val="bullet"/>
+      <w:lvlText w:val=""/>
+      <w:lvlJc w:val="left"/>
+      <w:pPr>
+        <w:ind w:left="4600" w:hanging="360"/>
+      </w:pPr>
+      <w:rPr>
+        <w:rFonts w:ascii="Wingdings" w:hAnsi="Wingdings" w:hint="default"/>
+      </w:rPr>
+    </w:lvl>
+    <w:lvl w:ilvl="6" w:tplc="40090001" w:tentative="1">
+      <w:start w:val="1"/>
+      <w:numFmt w:val="bullet"/>
+      <w:lvlText w:val=""/>
+      <w:lvlJc w:val="left"/>
+      <w:pPr>
+        <w:ind w:left="5320" w:hanging="360"/>
+      </w:pPr>
+      <w:rPr>
+        <w:rFonts w:ascii="Symbol" w:hAnsi="Symbol" w:hint="default"/>
+      </w:rPr>
+    </w:lvl>
+    <w:lvl w:ilvl="7" w:tplc="40090003" w:tentative="1">
+      <w:start w:val="1"/>
+      <w:numFmt w:val="bullet"/>
+      <w:lvlText w:val="o"/>
+      <w:lvlJc w:val="left"/>
+      <w:pPr>
+        <w:ind w:left="6040" w:hanging="360"/>
+      </w:pPr>
+      <w:rPr>
+        <w:rFonts w:ascii="Courier New" w:hAnsi="Courier New" w:cs="Courier New" w:hint="default"/>
+      </w:rPr>
+    </w:lvl>
+    <w:lvl w:ilvl="8" w:tplc="40090005" w:tentative="1">
+      <w:start w:val="1"/>
+      <w:numFmt w:val="bullet"/>
+      <w:lvlText w:val=""/>
+      <w:lvlJc w:val="left"/>
+      <w:pPr>
+        <w:ind w:left="6760" w:hanging="360"/>
+      </w:pPr>
+      <w:rPr>
+        <w:rFonts w:ascii="Wingdings" w:hAnsi="Wingdings" w:hint="default"/>
+      </w:rPr>
+    </w:lvl>
+  </w:abstractNum>
+  <w:abstractNum w:abstractNumId="1" w15:restartNumberingAfterBreak="0">
+    <w:nsid w:val="0BDA6D64"/>
+    <w:multiLevelType w:val="hybridMultilevel"/>
+    <w:tmpl w:val="BE4272FA"/>
+    <w:lvl w:ilvl="0" w:tplc="34E24FCA">
+      <w:numFmt w:val="bullet"/>
+      <w:lvlText w:val="●"/>
+      <w:lvlJc w:val="left"/>
+      <w:pPr>
+        <w:ind w:left="430" w:hanging="210"/>
+      </w:pPr>
+      <w:rPr>
+        <w:rFonts w:ascii="Microsoft Sans Serif" w:eastAsia="Microsoft Sans Serif" w:hAnsi="Microsoft Sans Serif" w:cs="Microsoft Sans Serif" w:hint="default"/>
+        <w:color w:val="000000" w:themeColor="text1"/>
+        <w:spacing w:val="0"/>
+        <w:w w:val="100"/>
+        <w:lang w:val="en-US" w:eastAsia="en-US" w:bidi="ar-SA"/>
+      </w:rPr>
+    </w:lvl>
+    <w:lvl w:ilvl="1" w:tplc="40090003" w:tentative="1">
+      <w:start w:val="1"/>
+      <w:numFmt w:val="bullet"/>
+      <w:lvlText w:val="o"/>
+      <w:lvlJc w:val="left"/>
+      <w:pPr>
+        <w:ind w:left="1440" w:hanging="360"/>
+      </w:pPr>
+      <w:rPr>
+        <w:rFonts w:ascii="Courier New" w:hAnsi="Courier New" w:cs="Courier New" w:hint="default"/>
+      </w:rPr>
+    </w:lvl>
+    <w:lvl w:ilvl="2" w:tplc="40090005" w:tentative="1">
+      <w:start w:val="1"/>
+      <w:numFmt w:val="bullet"/>
+      <w:lvlText w:val=""/>
+      <w:lvlJc w:val="left"/>
+      <w:pPr>
+        <w:ind w:left="2160" w:hanging="360"/>
+      </w:pPr>
+      <w:rPr>
+        <w:rFonts w:ascii="Wingdings" w:hAnsi="Wingdings" w:hint="default"/>
+      </w:rPr>
+    </w:lvl>
+    <w:lvl w:ilvl="3" w:tplc="40090001" w:tentative="1">
+      <w:start w:val="1"/>
+      <w:numFmt w:val="bullet"/>
+      <w:lvlText w:val=""/>
+      <w:lvlJc w:val="left"/>
+      <w:pPr>
+        <w:ind w:left="2880" w:hanging="360"/>
+      </w:pPr>
+      <w:rPr>
+        <w:rFonts w:ascii="Symbol" w:hAnsi="Symbol" w:hint="default"/>
+      </w:rPr>
+    </w:lvl>
+    <w:lvl w:ilvl="4" w:tplc="40090003" w:tentative="1">
+      <w:start w:val="1"/>
+      <w:numFmt w:val="bullet"/>
+      <w:lvlText w:val="o"/>
+      <w:lvlJc w:val="left"/>
+      <w:pPr>
+        <w:ind w:left="3600" w:hanging="360"/>
+      </w:pPr>
+      <w:rPr>
+        <w:rFonts w:ascii="Courier New" w:hAnsi="Courier New" w:cs="Courier New" w:hint="default"/>
+      </w:rPr>
+    </w:lvl>
+    <w:lvl w:ilvl="5" w:tplc="40090005" w:tentative="1">
+      <w:start w:val="1"/>
+      <w:numFmt w:val="bullet"/>
+      <w:lvlText w:val=""/>
+      <w:lvlJc w:val="left"/>
+      <w:pPr>
+        <w:ind w:left="4320" w:hanging="360"/>
+      </w:pPr>
+      <w:rPr>
+        <w:rFonts w:ascii="Wingdings" w:hAnsi="Wingdings" w:hint="default"/>
+      </w:rPr>
+    </w:lvl>
+    <w:lvl w:ilvl="6" w:tplc="40090001" w:tentative="1">
+      <w:start w:val="1"/>
+      <w:numFmt w:val="bullet"/>
+      <w:lvlText w:val=""/>
+      <w:lvlJc w:val="left"/>
+      <w:pPr>
+        <w:ind w:left="5040" w:hanging="360"/>
+      </w:pPr>
+      <w:rPr>
+        <w:rFonts w:ascii="Symbol" w:hAnsi="Symbol" w:hint="default"/>
+      </w:rPr>
+    </w:lvl>
+    <w:lvl w:ilvl="7" w:tplc="40090003" w:tentative="1">
+      <w:start w:val="1"/>
+      <w:numFmt w:val="bullet"/>
+      <w:lvlText w:val="o"/>
+      <w:lvlJc w:val="left"/>
+      <w:pPr>
+        <w:ind w:left="5760" w:hanging="360"/>
+      </w:pPr>
+      <w:rPr>
+        <w:rFonts w:ascii="Courier New" w:hAnsi="Courier New" w:cs="Courier New" w:hint="default"/>
+      </w:rPr>
+    </w:lvl>
+    <w:lvl w:ilvl="8" w:tplc="40090005" w:tentative="1">
+      <w:start w:val="1"/>
+      <w:numFmt w:val="bullet"/>
+      <w:lvlText w:val=""/>
+      <w:lvlJc w:val="left"/>
+      <w:pPr>
+        <w:ind w:left="6480" w:hanging="360"/>
+      </w:pPr>
+      <w:rPr>
+        <w:rFonts w:ascii="Wingdings" w:hAnsi="Wingdings" w:hint="default"/>
+      </w:rPr>
+    </w:lvl>
+  </w:abstractNum>
+  <w:abstractNum w:abstractNumId="2" w15:restartNumberingAfterBreak="0">
+    <w:nsid w:val="1E850A4C"/>
+    <w:multiLevelType w:val="hybridMultilevel"/>
+    <w:tmpl w:val="F168B524"/>
+    <w:lvl w:ilvl="0" w:tplc="34E24FCA">
+      <w:numFmt w:val="bullet"/>
+      <w:lvlText w:val="●"/>
+      <w:lvlJc w:val="left"/>
+      <w:pPr>
+        <w:ind w:left="430" w:hanging="210"/>
+      </w:pPr>
+      <w:rPr>
+        <w:rFonts w:ascii="Microsoft Sans Serif" w:eastAsia="Microsoft Sans Serif" w:hAnsi="Microsoft Sans Serif" w:cs="Microsoft Sans Serif" w:hint="default"/>
+        <w:color w:val="000000" w:themeColor="text1"/>
+        <w:spacing w:val="0"/>
+        <w:w w:val="100"/>
+        <w:lang w:val="en-US" w:eastAsia="en-US" w:bidi="ar-SA"/>
+      </w:rPr>
+    </w:lvl>
+    <w:lvl w:ilvl="1" w:tplc="40090003" w:tentative="1">
+      <w:start w:val="1"/>
+      <w:numFmt w:val="bullet"/>
+      <w:lvlText w:val="o"/>
+      <w:lvlJc w:val="left"/>
+      <w:pPr>
+        <w:ind w:left="1440" w:hanging="360"/>
+      </w:pPr>
+      <w:rPr>
+        <w:rFonts w:ascii="Courier New" w:hAnsi="Courier New" w:cs="Courier New" w:hint="default"/>
+      </w:rPr>
+    </w:lvl>
+    <w:lvl w:ilvl="2" w:tplc="40090005" w:tentative="1">
+      <w:start w:val="1"/>
+      <w:numFmt w:val="bullet"/>
+      <w:lvlText w:val=""/>
+      <w:lvlJc w:val="left"/>
+      <w:pPr>
+        <w:ind w:left="2160" w:hanging="360"/>
+      </w:pPr>
+      <w:rPr>
+        <w:rFonts w:ascii="Wingdings" w:hAnsi="Wingdings" w:hint="default"/>
+      </w:rPr>
+    </w:lvl>
+    <w:lvl w:ilvl="3" w:tplc="40090001" w:tentative="1">
+      <w:start w:val="1"/>
+      <w:numFmt w:val="bullet"/>
+      <w:lvlText w:val=""/>
+      <w:lvlJc w:val="left"/>
+      <w:pPr>
+        <w:ind w:left="2880" w:hanging="360"/>
+      </w:pPr>
+      <w:rPr>
+        <w:rFonts w:ascii="Symbol" w:hAnsi="Symbol" w:hint="default"/>
+      </w:rPr>
+    </w:lvl>
+    <w:lvl w:ilvl="4" w:tplc="40090003" w:tentative="1">
+      <w:start w:val="1"/>
+      <w:numFmt w:val="bullet"/>
+      <w:lvlText w:val="o"/>
+      <w:lvlJc w:val="left"/>
+      <w:pPr>
+        <w:ind w:left="3600" w:hanging="360"/>
+      </w:pPr>
+      <w:rPr>
+        <w:rFonts w:ascii="Courier New" w:hAnsi="Courier New" w:cs="Courier New" w:hint="default"/>
+      </w:rPr>
+    </w:lvl>
+    <w:lvl w:ilvl="5" w:tplc="40090005" w:tentative="1">
+      <w:start w:val="1"/>
+      <w:numFmt w:val="bullet"/>
+      <w:lvlText w:val=""/>
+      <w:lvlJc w:val="left"/>
+      <w:pPr>
+        <w:ind w:left="4320" w:hanging="360"/>
+      </w:pPr>
+      <w:rPr>
+        <w:rFonts w:ascii="Wingdings" w:hAnsi="Wingdings" w:hint="default"/>
+      </w:rPr>
+    </w:lvl>
+    <w:lvl w:ilvl="6" w:tplc="40090001" w:tentative="1">
+      <w:start w:val="1"/>
+      <w:numFmt w:val="bullet"/>
+      <w:lvlText w:val=""/>
+      <w:lvlJc w:val="left"/>
+      <w:pPr>
+        <w:ind w:left="5040" w:hanging="360"/>
+      </w:pPr>
+      <w:rPr>
+        <w:rFonts w:ascii="Symbol" w:hAnsi="Symbol" w:hint="default"/>
+      </w:rPr>
+    </w:lvl>
+    <w:lvl w:ilvl="7" w:tplc="40090003" w:tentative="1">
+      <w:start w:val="1"/>
+      <w:numFmt w:val="bullet"/>
+      <w:lvlText w:val="o"/>
+      <w:lvlJc w:val="left"/>
+      <w:pPr>
+        <w:ind w:left="5760" w:hanging="360"/>
+      </w:pPr>
+      <w:rPr>
+        <w:rFonts w:ascii="Courier New" w:hAnsi="Courier New" w:cs="Courier New" w:hint="default"/>
+      </w:rPr>
+    </w:lvl>
+    <w:lvl w:ilvl="8" w:tplc="40090005" w:tentative="1">
+      <w:start w:val="1"/>
+      <w:numFmt w:val="bullet"/>
+      <w:lvlText w:val=""/>
+      <w:lvlJc w:val="left"/>
+      <w:pPr>
+        <w:ind w:left="6480" w:hanging="360"/>
+      </w:pPr>
+      <w:rPr>
+        <w:rFonts w:ascii="Wingdings" w:hAnsi="Wingdings" w:hint="default"/>
+      </w:rPr>
+    </w:lvl>
+  </w:abstractNum>
+  <w:abstractNum w:abstractNumId="3" w15:restartNumberingAfterBreak="0">
+    <w:nsid w:val="4B2E674C"/>
+    <w:multiLevelType w:val="hybridMultilevel"/>
+    <w:tmpl w:val="405C9654"/>
+    <w:lvl w:ilvl="0" w:tplc="40090001">
+      <w:start w:val="1"/>
+      <w:numFmt w:val="bullet"/>
+      <w:lvlText w:val=""/>
+      <w:lvlJc w:val="left"/>
+      <w:pPr>
+        <w:ind w:left="720" w:hanging="360"/>
+      </w:pPr>
+      <w:rPr>
+        <w:rFonts w:ascii="Symbol" w:hAnsi="Symbol" w:hint="default"/>
+      </w:rPr>
+    </w:lvl>
+    <w:lvl w:ilvl="1" w:tplc="40090003" w:tentative="1">
+      <w:start w:val="1"/>
+      <w:numFmt w:val="bullet"/>
+      <w:lvlText w:val="o"/>
+      <w:lvlJc w:val="left"/>
+      <w:pPr>
+        <w:ind w:left="1440" w:hanging="360"/>
+      </w:pPr>
+      <w:rPr>
+        <w:rFonts w:ascii="Courier New" w:hAnsi="Courier New" w:cs="Courier New" w:hint="default"/>
+      </w:rPr>
+    </w:lvl>
+    <w:lvl w:ilvl="2" w:tplc="40090005" w:tentative="1">
+      <w:start w:val="1"/>
+      <w:numFmt w:val="bullet"/>
+      <w:lvlText w:val=""/>
+      <w:lvlJc w:val="left"/>
+      <w:pPr>
+        <w:ind w:left="2160" w:hanging="360"/>
+      </w:pPr>
+      <w:rPr>
+        <w:rFonts w:ascii="Wingdings" w:hAnsi="Wingdings" w:hint="default"/>
+      </w:rPr>
+    </w:lvl>
+    <w:lvl w:ilvl="3" w:tplc="40090001" w:tentative="1">
+      <w:start w:val="1"/>
+      <w:numFmt w:val="bullet"/>
+      <w:lvlText w:val=""/>
+      <w:lvlJc w:val="left"/>
+      <w:pPr>
+        <w:ind w:left="2880" w:hanging="360"/>
+      </w:pPr>
+      <w:rPr>
+        <w:rFonts w:ascii="Symbol" w:hAnsi="Symbol" w:hint="default"/>
+      </w:rPr>
+    </w:lvl>
+    <w:lvl w:ilvl="4" w:tplc="40090003" w:tentative="1">
+      <w:start w:val="1"/>
+      <w:numFmt w:val="bullet"/>
+      <w:lvlText w:val="o"/>
+      <w:lvlJc w:val="left"/>
+      <w:pPr>
+        <w:ind w:left="3600" w:hanging="360"/>
+      </w:pPr>
+      <w:rPr>
+        <w:rFonts w:ascii="Courier New" w:hAnsi="Courier New" w:cs="Courier New" w:hint="default"/>
+      </w:rPr>
+    </w:lvl>
+    <w:lvl w:ilvl="5" w:tplc="40090005" w:tentative="1">
+      <w:start w:val="1"/>
+      <w:numFmt w:val="bullet"/>
+      <w:lvlText w:val=""/>
+      <w:lvlJc w:val="left"/>
+      <w:pPr>
+        <w:ind w:left="4320" w:hanging="360"/>
+      </w:pPr>
+      <w:rPr>
+        <w:rFonts w:ascii="Wingdings" w:hAnsi="Wingdings" w:hint="default"/>
+      </w:rPr>
+    </w:lvl>
+    <w:lvl w:ilvl="6" w:tplc="40090001" w:tentative="1">
+      <w:start w:val="1"/>
+      <w:numFmt w:val="bullet"/>
+      <w:lvlText w:val=""/>
+      <w:lvlJc w:val="left"/>
+      <w:pPr>
+        <w:ind w:left="5040" w:hanging="360"/>
+      </w:pPr>
+      <w:rPr>
+        <w:rFonts w:ascii="Symbol" w:hAnsi="Symbol" w:hint="default"/>
+      </w:rPr>
+    </w:lvl>
+    <w:lvl w:ilvl="7" w:tplc="40090003" w:tentative="1">
+      <w:start w:val="1"/>
+      <w:numFmt w:val="bullet"/>
+      <w:lvlText w:val="o"/>
+      <w:lvlJc w:val="left"/>
+      <w:pPr>
+        <w:ind w:left="5760" w:hanging="360"/>
+      </w:pPr>
+      <w:rPr>
+        <w:rFonts w:ascii="Courier New" w:hAnsi="Courier New" w:cs="Courier New" w:hint="default"/>
+      </w:rPr>
+    </w:lvl>
+    <w:lvl w:ilvl="8" w:tplc="40090005" w:tentative="1">
+      <w:start w:val="1"/>
+      <w:numFmt w:val="bullet"/>
+      <w:lvlText w:val=""/>
+      <w:lvlJc w:val="left"/>
+      <w:pPr>
+        <w:ind w:left="6480" w:hanging="360"/>
+      </w:pPr>
+      <w:rPr>
+        <w:rFonts w:ascii="Wingdings" w:hAnsi="Wingdings" w:hint="default"/>
+      </w:rPr>
+    </w:lvl>
+  </w:abstractNum>
+  <w:abstractNum w:abstractNumId="4" w15:restartNumberingAfterBreak="0">
+    <w:nsid w:val="63C669CE"/>
+    <w:multiLevelType w:val="hybridMultilevel"/>
+    <w:tmpl w:val="6B90F9D6"/>
+    <w:lvl w:ilvl="0" w:tplc="34E24FCA">
+      <w:numFmt w:val="bullet"/>
+      <w:lvlText w:val="●"/>
+      <w:lvlJc w:val="left"/>
+      <w:pPr>
+        <w:ind w:left="430" w:hanging="210"/>
+      </w:pPr>
+      <w:rPr>
+        <w:rFonts w:ascii="Microsoft Sans Serif" w:eastAsia="Microsoft Sans Serif" w:hAnsi="Microsoft Sans Serif" w:cs="Microsoft Sans Serif" w:hint="default"/>
+        <w:color w:val="000000" w:themeColor="text1"/>
         <w:spacing w:val="0"/>
         <w:w w:val="100"/>
         <w:lang w:val="en-US" w:eastAsia="en-US" w:bidi="ar-SA"/>
@@ -7179,7 +8165,7 @@
       <w:lvlText w:val="•"/>
       <w:lvlJc w:val="left"/>
       <w:pPr>
-        <w:ind w:left="2781" w:hanging="210"/>
+        <w:ind w:left="2576" w:hanging="210"/>
       </w:pPr>
       <w:rPr>
         <w:rFonts w:hint="default"/>
@@ -7191,7 +8177,7 @@
       <w:lvlText w:val="•"/>
       <w:lvlJc w:val="left"/>
       <w:pPr>
-        <w:ind w:left="3794" w:hanging="210"/>
+        <w:ind w:left="3589" w:hanging="210"/>
       </w:pPr>
       <w:rPr>
         <w:rFonts w:hint="default"/>
@@ -7203,7 +8189,7 @@
       <w:lvlText w:val="•"/>
       <w:lvlJc w:val="left"/>
       <w:pPr>
-        <w:ind w:left="4807" w:hanging="210"/>
+        <w:ind w:left="4602" w:hanging="210"/>
       </w:pPr>
       <w:rPr>
         <w:rFonts w:hint="default"/>
@@ -7215,7 +8201,7 @@
       <w:lvlText w:val="•"/>
       <w:lvlJc w:val="left"/>
       <w:pPr>
-        <w:ind w:left="5820" w:hanging="210"/>
+        <w:ind w:left="5615" w:hanging="210"/>
       </w:pPr>
       <w:rPr>
         <w:rFonts w:hint="default"/>
@@ -7227,7 +8213,7 @@
       <w:lvlText w:val="•"/>
       <w:lvlJc w:val="left"/>
       <w:pPr>
-        <w:ind w:left="6833" w:hanging="210"/>
+        <w:ind w:left="6628" w:hanging="210"/>
       </w:pPr>
       <w:rPr>
         <w:rFonts w:hint="default"/>
@@ -7239,7 +8225,7 @@
       <w:lvlText w:val="•"/>
       <w:lvlJc w:val="left"/>
       <w:pPr>
-        <w:ind w:left="7845" w:hanging="210"/>
+        <w:ind w:left="7640" w:hanging="210"/>
       </w:pPr>
       <w:rPr>
         <w:rFonts w:hint="default"/>
@@ -7251,7 +8237,7 @@
       <w:lvlText w:val="•"/>
       <w:lvlJc w:val="left"/>
       <w:pPr>
-        <w:ind w:left="8858" w:hanging="210"/>
+        <w:ind w:left="8653" w:hanging="210"/>
       </w:pPr>
       <w:rPr>
         <w:rFonts w:hint="default"/>
@@ -7263,7 +8249,7 @@
       <w:lvlText w:val="•"/>
       <w:lvlJc w:val="left"/>
       <w:pPr>
-        <w:ind w:left="9871" w:hanging="210"/>
+        <w:ind w:left="9666" w:hanging="210"/>
       </w:pPr>
       <w:rPr>
         <w:rFonts w:hint="default"/>
@@ -7271,8 +8257,379 @@
       </w:rPr>
     </w:lvl>
   </w:abstractNum>
+  <w:abstractNum w:abstractNumId="5" w15:restartNumberingAfterBreak="0">
+    <w:nsid w:val="6FCE7C2A"/>
+    <w:multiLevelType w:val="hybridMultilevel"/>
+    <w:tmpl w:val="6C382A2C"/>
+    <w:lvl w:ilvl="0" w:tplc="2D28C4A4">
+      <w:numFmt w:val="bullet"/>
+      <w:lvlText w:val=""/>
+      <w:lvlJc w:val="left"/>
+      <w:pPr>
+        <w:ind w:left="713" w:hanging="349"/>
+      </w:pPr>
+      <w:rPr>
+        <w:rFonts w:ascii="Symbol" w:eastAsia="Symbol" w:hAnsi="Symbol" w:cs="Symbol" w:hint="default"/>
+        <w:b w:val="0"/>
+        <w:bCs w:val="0"/>
+        <w:i w:val="0"/>
+        <w:iCs w:val="0"/>
+        <w:spacing w:val="0"/>
+        <w:w w:val="97"/>
+        <w:sz w:val="20"/>
+        <w:szCs w:val="20"/>
+        <w:lang w:val="en-US" w:eastAsia="en-US" w:bidi="ar-SA"/>
+      </w:rPr>
+    </w:lvl>
+    <w:lvl w:ilvl="1" w:tplc="3CBA0514">
+      <w:numFmt w:val="bullet"/>
+      <w:lvlText w:val="•"/>
+      <w:lvlJc w:val="left"/>
+      <w:pPr>
+        <w:ind w:left="1740" w:hanging="349"/>
+      </w:pPr>
+      <w:rPr>
+        <w:rFonts w:hint="default"/>
+        <w:lang w:val="en-US" w:eastAsia="en-US" w:bidi="ar-SA"/>
+      </w:rPr>
+    </w:lvl>
+    <w:lvl w:ilvl="2" w:tplc="38EE8666">
+      <w:numFmt w:val="bullet"/>
+      <w:lvlText w:val="•"/>
+      <w:lvlJc w:val="left"/>
+      <w:pPr>
+        <w:ind w:left="2761" w:hanging="349"/>
+      </w:pPr>
+      <w:rPr>
+        <w:rFonts w:hint="default"/>
+        <w:lang w:val="en-US" w:eastAsia="en-US" w:bidi="ar-SA"/>
+      </w:rPr>
+    </w:lvl>
+    <w:lvl w:ilvl="3" w:tplc="5AD066D8">
+      <w:numFmt w:val="bullet"/>
+      <w:lvlText w:val="•"/>
+      <w:lvlJc w:val="left"/>
+      <w:pPr>
+        <w:ind w:left="3782" w:hanging="349"/>
+      </w:pPr>
+      <w:rPr>
+        <w:rFonts w:hint="default"/>
+        <w:lang w:val="en-US" w:eastAsia="en-US" w:bidi="ar-SA"/>
+      </w:rPr>
+    </w:lvl>
+    <w:lvl w:ilvl="4" w:tplc="DE060D54">
+      <w:numFmt w:val="bullet"/>
+      <w:lvlText w:val="•"/>
+      <w:lvlJc w:val="left"/>
+      <w:pPr>
+        <w:ind w:left="4803" w:hanging="349"/>
+      </w:pPr>
+      <w:rPr>
+        <w:rFonts w:hint="default"/>
+        <w:lang w:val="en-US" w:eastAsia="en-US" w:bidi="ar-SA"/>
+      </w:rPr>
+    </w:lvl>
+    <w:lvl w:ilvl="5" w:tplc="B3AAF394">
+      <w:numFmt w:val="bullet"/>
+      <w:lvlText w:val="•"/>
+      <w:lvlJc w:val="left"/>
+      <w:pPr>
+        <w:ind w:left="5824" w:hanging="349"/>
+      </w:pPr>
+      <w:rPr>
+        <w:rFonts w:hint="default"/>
+        <w:lang w:val="en-US" w:eastAsia="en-US" w:bidi="ar-SA"/>
+      </w:rPr>
+    </w:lvl>
+    <w:lvl w:ilvl="6" w:tplc="0944DFDE">
+      <w:numFmt w:val="bullet"/>
+      <w:lvlText w:val="•"/>
+      <w:lvlJc w:val="left"/>
+      <w:pPr>
+        <w:ind w:left="6845" w:hanging="349"/>
+      </w:pPr>
+      <w:rPr>
+        <w:rFonts w:hint="default"/>
+        <w:lang w:val="en-US" w:eastAsia="en-US" w:bidi="ar-SA"/>
+      </w:rPr>
+    </w:lvl>
+    <w:lvl w:ilvl="7" w:tplc="C9BCBD5E">
+      <w:numFmt w:val="bullet"/>
+      <w:lvlText w:val="•"/>
+      <w:lvlJc w:val="left"/>
+      <w:pPr>
+        <w:ind w:left="7866" w:hanging="349"/>
+      </w:pPr>
+      <w:rPr>
+        <w:rFonts w:hint="default"/>
+        <w:lang w:val="en-US" w:eastAsia="en-US" w:bidi="ar-SA"/>
+      </w:rPr>
+    </w:lvl>
+    <w:lvl w:ilvl="8" w:tplc="6A1E8DCA">
+      <w:numFmt w:val="bullet"/>
+      <w:lvlText w:val="•"/>
+      <w:lvlJc w:val="left"/>
+      <w:pPr>
+        <w:ind w:left="8887" w:hanging="349"/>
+      </w:pPr>
+      <w:rPr>
+        <w:rFonts w:hint="default"/>
+        <w:lang w:val="en-US" w:eastAsia="en-US" w:bidi="ar-SA"/>
+      </w:rPr>
+    </w:lvl>
+  </w:abstractNum>
+  <w:abstractNum w:abstractNumId="6" w15:restartNumberingAfterBreak="0">
+    <w:nsid w:val="73B82636"/>
+    <w:multiLevelType w:val="hybridMultilevel"/>
+    <w:tmpl w:val="32D0A362"/>
+    <w:lvl w:ilvl="0" w:tplc="40090001">
+      <w:start w:val="1"/>
+      <w:numFmt w:val="bullet"/>
+      <w:lvlText w:val=""/>
+      <w:lvlJc w:val="left"/>
+      <w:pPr>
+        <w:ind w:left="720" w:hanging="360"/>
+      </w:pPr>
+      <w:rPr>
+        <w:rFonts w:ascii="Symbol" w:hAnsi="Symbol" w:hint="default"/>
+      </w:rPr>
+    </w:lvl>
+    <w:lvl w:ilvl="1" w:tplc="40090003" w:tentative="1">
+      <w:start w:val="1"/>
+      <w:numFmt w:val="bullet"/>
+      <w:lvlText w:val="o"/>
+      <w:lvlJc w:val="left"/>
+      <w:pPr>
+        <w:ind w:left="1440" w:hanging="360"/>
+      </w:pPr>
+      <w:rPr>
+        <w:rFonts w:ascii="Courier New" w:hAnsi="Courier New" w:cs="Courier New" w:hint="default"/>
+      </w:rPr>
+    </w:lvl>
+    <w:lvl w:ilvl="2" w:tplc="40090005" w:tentative="1">
+      <w:start w:val="1"/>
+      <w:numFmt w:val="bullet"/>
+      <w:lvlText w:val=""/>
+      <w:lvlJc w:val="left"/>
+      <w:pPr>
+        <w:ind w:left="2160" w:hanging="360"/>
+      </w:pPr>
+      <w:rPr>
+        <w:rFonts w:ascii="Wingdings" w:hAnsi="Wingdings" w:hint="default"/>
+      </w:rPr>
+    </w:lvl>
+    <w:lvl w:ilvl="3" w:tplc="40090001" w:tentative="1">
+      <w:start w:val="1"/>
+      <w:numFmt w:val="bullet"/>
+      <w:lvlText w:val=""/>
+      <w:lvlJc w:val="left"/>
+      <w:pPr>
+        <w:ind w:left="2880" w:hanging="360"/>
+      </w:pPr>
+      <w:rPr>
+        <w:rFonts w:ascii="Symbol" w:hAnsi="Symbol" w:hint="default"/>
+      </w:rPr>
+    </w:lvl>
+    <w:lvl w:ilvl="4" w:tplc="40090003" w:tentative="1">
+      <w:start w:val="1"/>
+      <w:numFmt w:val="bullet"/>
+      <w:lvlText w:val="o"/>
+      <w:lvlJc w:val="left"/>
+      <w:pPr>
+        <w:ind w:left="3600" w:hanging="360"/>
+      </w:pPr>
+      <w:rPr>
+        <w:rFonts w:ascii="Courier New" w:hAnsi="Courier New" w:cs="Courier New" w:hint="default"/>
+      </w:rPr>
+    </w:lvl>
+    <w:lvl w:ilvl="5" w:tplc="40090005" w:tentative="1">
+      <w:start w:val="1"/>
+      <w:numFmt w:val="bullet"/>
+      <w:lvlText w:val=""/>
+      <w:lvlJc w:val="left"/>
+      <w:pPr>
+        <w:ind w:left="4320" w:hanging="360"/>
+      </w:pPr>
+      <w:rPr>
+        <w:rFonts w:ascii="Wingdings" w:hAnsi="Wingdings" w:hint="default"/>
+      </w:rPr>
+    </w:lvl>
+    <w:lvl w:ilvl="6" w:tplc="40090001" w:tentative="1">
+      <w:start w:val="1"/>
+      <w:numFmt w:val="bullet"/>
+      <w:lvlText w:val=""/>
+      <w:lvlJc w:val="left"/>
+      <w:pPr>
+        <w:ind w:left="5040" w:hanging="360"/>
+      </w:pPr>
+      <w:rPr>
+        <w:rFonts w:ascii="Symbol" w:hAnsi="Symbol" w:hint="default"/>
+      </w:rPr>
+    </w:lvl>
+    <w:lvl w:ilvl="7" w:tplc="40090003" w:tentative="1">
+      <w:start w:val="1"/>
+      <w:numFmt w:val="bullet"/>
+      <w:lvlText w:val="o"/>
+      <w:lvlJc w:val="left"/>
+      <w:pPr>
+        <w:ind w:left="5760" w:hanging="360"/>
+      </w:pPr>
+      <w:rPr>
+        <w:rFonts w:ascii="Courier New" w:hAnsi="Courier New" w:cs="Courier New" w:hint="default"/>
+      </w:rPr>
+    </w:lvl>
+    <w:lvl w:ilvl="8" w:tplc="40090005" w:tentative="1">
+      <w:start w:val="1"/>
+      <w:numFmt w:val="bullet"/>
+      <w:lvlText w:val=""/>
+      <w:lvlJc w:val="left"/>
+      <w:pPr>
+        <w:ind w:left="6480" w:hanging="360"/>
+      </w:pPr>
+      <w:rPr>
+        <w:rFonts w:ascii="Wingdings" w:hAnsi="Wingdings" w:hint="default"/>
+      </w:rPr>
+    </w:lvl>
+  </w:abstractNum>
+  <w:abstractNum w:abstractNumId="7" w15:restartNumberingAfterBreak="0">
+    <w:nsid w:val="773743CE"/>
+    <w:multiLevelType w:val="hybridMultilevel"/>
+    <w:tmpl w:val="10A61234"/>
+    <w:lvl w:ilvl="0" w:tplc="34E24FCA">
+      <w:numFmt w:val="bullet"/>
+      <w:lvlText w:val="●"/>
+      <w:lvlJc w:val="left"/>
+      <w:pPr>
+        <w:ind w:left="718" w:hanging="210"/>
+      </w:pPr>
+      <w:rPr>
+        <w:rFonts w:ascii="Microsoft Sans Serif" w:eastAsia="Microsoft Sans Serif" w:hAnsi="Microsoft Sans Serif" w:cs="Microsoft Sans Serif" w:hint="default"/>
+        <w:color w:val="000000" w:themeColor="text1"/>
+        <w:spacing w:val="0"/>
+        <w:w w:val="100"/>
+        <w:lang w:val="en-US" w:eastAsia="en-US" w:bidi="ar-SA"/>
+      </w:rPr>
+    </w:lvl>
+    <w:lvl w:ilvl="1" w:tplc="40090003" w:tentative="1">
+      <w:start w:val="1"/>
+      <w:numFmt w:val="bullet"/>
+      <w:lvlText w:val="o"/>
+      <w:lvlJc w:val="left"/>
+      <w:pPr>
+        <w:ind w:left="1728" w:hanging="360"/>
+      </w:pPr>
+      <w:rPr>
+        <w:rFonts w:ascii="Courier New" w:hAnsi="Courier New" w:cs="Courier New" w:hint="default"/>
+      </w:rPr>
+    </w:lvl>
+    <w:lvl w:ilvl="2" w:tplc="40090005" w:tentative="1">
+      <w:start w:val="1"/>
+      <w:numFmt w:val="bullet"/>
+      <w:lvlText w:val=""/>
+      <w:lvlJc w:val="left"/>
+      <w:pPr>
+        <w:ind w:left="2448" w:hanging="360"/>
+      </w:pPr>
+      <w:rPr>
+        <w:rFonts w:ascii="Wingdings" w:hAnsi="Wingdings" w:hint="default"/>
+      </w:rPr>
+    </w:lvl>
+    <w:lvl w:ilvl="3" w:tplc="40090001" w:tentative="1">
+      <w:start w:val="1"/>
+      <w:numFmt w:val="bullet"/>
+      <w:lvlText w:val=""/>
+      <w:lvlJc w:val="left"/>
+      <w:pPr>
+        <w:ind w:left="3168" w:hanging="360"/>
+      </w:pPr>
+      <w:rPr>
+        <w:rFonts w:ascii="Symbol" w:hAnsi="Symbol" w:hint="default"/>
+      </w:rPr>
+    </w:lvl>
+    <w:lvl w:ilvl="4" w:tplc="40090003" w:tentative="1">
+      <w:start w:val="1"/>
+      <w:numFmt w:val="bullet"/>
+      <w:lvlText w:val="o"/>
+      <w:lvlJc w:val="left"/>
+      <w:pPr>
+        <w:ind w:left="3888" w:hanging="360"/>
+      </w:pPr>
+      <w:rPr>
+        <w:rFonts w:ascii="Courier New" w:hAnsi="Courier New" w:cs="Courier New" w:hint="default"/>
+      </w:rPr>
+    </w:lvl>
+    <w:lvl w:ilvl="5" w:tplc="40090005" w:tentative="1">
+      <w:start w:val="1"/>
+      <w:numFmt w:val="bullet"/>
+      <w:lvlText w:val=""/>
+      <w:lvlJc w:val="left"/>
+      <w:pPr>
+        <w:ind w:left="4608" w:hanging="360"/>
+      </w:pPr>
+      <w:rPr>
+        <w:rFonts w:ascii="Wingdings" w:hAnsi="Wingdings" w:hint="default"/>
+      </w:rPr>
+    </w:lvl>
+    <w:lvl w:ilvl="6" w:tplc="40090001" w:tentative="1">
+      <w:start w:val="1"/>
+      <w:numFmt w:val="bullet"/>
+      <w:lvlText w:val=""/>
+      <w:lvlJc w:val="left"/>
+      <w:pPr>
+        <w:ind w:left="5328" w:hanging="360"/>
+      </w:pPr>
+      <w:rPr>
+        <w:rFonts w:ascii="Symbol" w:hAnsi="Symbol" w:hint="default"/>
+      </w:rPr>
+    </w:lvl>
+    <w:lvl w:ilvl="7" w:tplc="40090003" w:tentative="1">
+      <w:start w:val="1"/>
+      <w:numFmt w:val="bullet"/>
+      <w:lvlText w:val="o"/>
+      <w:lvlJc w:val="left"/>
+      <w:pPr>
+        <w:ind w:left="6048" w:hanging="360"/>
+      </w:pPr>
+      <w:rPr>
+        <w:rFonts w:ascii="Courier New" w:hAnsi="Courier New" w:cs="Courier New" w:hint="default"/>
+      </w:rPr>
+    </w:lvl>
+    <w:lvl w:ilvl="8" w:tplc="40090005" w:tentative="1">
+      <w:start w:val="1"/>
+      <w:numFmt w:val="bullet"/>
+      <w:lvlText w:val=""/>
+      <w:lvlJc w:val="left"/>
+      <w:pPr>
+        <w:ind w:left="6768" w:hanging="360"/>
+      </w:pPr>
+      <w:rPr>
+        <w:rFonts w:ascii="Wingdings" w:hAnsi="Wingdings" w:hint="default"/>
+      </w:rPr>
+    </w:lvl>
+  </w:abstractNum>
   <w:num w:numId="1" w16cid:durableId="1779176874">
+    <w:abstractNumId w:val="4"/>
+  </w:num>
+  <w:num w:numId="2" w16cid:durableId="1171532714">
+    <w:abstractNumId w:val="5"/>
+  </w:num>
+  <w:num w:numId="3" w16cid:durableId="397436651">
     <w:abstractNumId w:val="0"/>
+  </w:num>
+  <w:num w:numId="4" w16cid:durableId="1293825014">
+    <w:abstractNumId w:val="2"/>
+  </w:num>
+  <w:num w:numId="5" w16cid:durableId="1085343438">
+    <w:abstractNumId w:val="3"/>
+  </w:num>
+  <w:num w:numId="6" w16cid:durableId="221916285">
+    <w:abstractNumId w:val="6"/>
+  </w:num>
+  <w:num w:numId="7" w16cid:durableId="996230531">
+    <w:abstractNumId w:val="7"/>
+  </w:num>
+  <w:num w:numId="8" w16cid:durableId="1427267326">
+    <w:abstractNumId w:val="1"/>
   </w:num>
 </w:numbering>
 </file>
@@ -7715,6 +9072,7 @@
   <w:style w:type="character" w:default="1" w:styleId="DefaultParagraphFont">
     <w:name w:val="Default Paragraph Font"/>
     <w:uiPriority w:val="1"/>
+    <w:semiHidden/>
     <w:unhideWhenUsed/>
   </w:style>
   <w:style w:type="table" w:default="1" w:styleId="TableNormal">
@@ -7822,6 +9180,19 @@
     <w:rPr>
       <w:color w:val="605E5C"/>
       <w:shd w:val="clear" w:color="auto" w:fill="E1DFDD"/>
+    </w:rPr>
+  </w:style>
+  <w:style w:type="paragraph" w:styleId="NormalWeb">
+    <w:name w:val="Normal (Web)"/>
+    <w:basedOn w:val="Normal"/>
+    <w:uiPriority w:val="99"/>
+    <w:semiHidden/>
+    <w:unhideWhenUsed/>
+    <w:rsid w:val="002A6122"/>
+    <w:rPr>
+      <w:rFonts w:ascii="Times New Roman" w:hAnsi="Times New Roman" w:cs="Times New Roman"/>
+      <w:sz w:val="24"/>
+      <w:szCs w:val="24"/>
     </w:rPr>
   </w:style>
 </w:styles>
@@ -8108,4 +9479,16 @@
   <a:objectDefaults/>
   <a:extraClrSchemeLst/>
 </a:theme>
+</file>
+
+<file path=customXml/item1.xml><?xml version="1.0" encoding="utf-8"?>
+<b:Sources xmlns:b="http://schemas.openxmlformats.org/officeDocument/2006/bibliography" xmlns="http://schemas.openxmlformats.org/officeDocument/2006/bibliography" SelectedStyle="\APASixthEditionOfficeOnline.xsl" StyleName="APA" Version="6"/>
+</file>
+
+<file path=customXml/itemProps1.xml><?xml version="1.0" encoding="utf-8"?>
+<ds:datastoreItem xmlns:ds="http://schemas.openxmlformats.org/officeDocument/2006/customXml" ds:itemID="{9927141B-F1E3-417D-A774-F1241533BF23}">
+  <ds:schemaRefs>
+    <ds:schemaRef ds:uri="http://schemas.openxmlformats.org/officeDocument/2006/bibliography"/>
+  </ds:schemaRefs>
+</ds:datastoreItem>
 </file>